--- a/S02 Hauptseite mockup.docx
+++ b/S02 Hauptseite mockup.docx
@@ -263,7 +263,7 @@
         </w:trPr>
         <w:tc>
           <w:tcPr>
-            <w:tcW w:w="1510" w:type="dxa"/>
+            <w:tcW w:w="1509" w:type="dxa"/>
             <w:tcBorders>
               <w:top w:val="nil"/>
               <w:left w:val="nil"/>
@@ -288,7 +288,7 @@
         </w:tc>
         <w:tc>
           <w:tcPr>
-            <w:tcW w:w="3789" w:type="dxa"/>
+            <w:tcW w:w="3717" w:type="dxa"/>
             <w:tcBorders>
               <w:left w:val="single" w:sz="4" w:space="0" w:color="auto"/>
               <w:bottom w:val="single" w:sz="6" w:space="0" w:color="000000"/>
@@ -306,7 +306,7 @@
         </w:tc>
         <w:tc>
           <w:tcPr>
-            <w:tcW w:w="180" w:type="dxa"/>
+            <w:tcW w:w="179" w:type="dxa"/>
             <w:vMerge w:val="restart"/>
             <w:tcBorders>
               <w:top w:val="single" w:sz="4" w:space="0" w:color="FFFFFF"/>
@@ -325,7 +325,7 @@
         </w:tc>
         <w:tc>
           <w:tcPr>
-            <w:tcW w:w="1611" w:type="dxa"/>
+            <w:tcW w:w="1610" w:type="dxa"/>
             <w:tcBorders>
               <w:top w:val="nil"/>
               <w:bottom w:val="nil"/>
@@ -349,7 +349,7 @@
         </w:tc>
         <w:tc>
           <w:tcPr>
-            <w:tcW w:w="3822" w:type="dxa"/>
+            <w:tcW w:w="3749" w:type="dxa"/>
             <w:tcBorders>
               <w:left w:val="single" w:sz="4" w:space="0" w:color="auto"/>
               <w:bottom w:val="single" w:sz="6" w:space="0" w:color="000000"/>
@@ -371,7 +371,7 @@
         </w:trPr>
         <w:tc>
           <w:tcPr>
-            <w:tcW w:w="1510" w:type="dxa"/>
+            <w:tcW w:w="1509" w:type="dxa"/>
             <w:tcBorders>
               <w:top w:val="nil"/>
               <w:left w:val="nil"/>
@@ -396,7 +396,7 @@
         </w:tc>
         <w:tc>
           <w:tcPr>
-            <w:tcW w:w="3789" w:type="dxa"/>
+            <w:tcW w:w="3717" w:type="dxa"/>
             <w:tcBorders>
               <w:top w:val="single" w:sz="6" w:space="0" w:color="000000"/>
               <w:left w:val="single" w:sz="4" w:space="0" w:color="auto"/>
@@ -415,7 +415,7 @@
         </w:tc>
         <w:tc>
           <w:tcPr>
-            <w:tcW w:w="180" w:type="dxa"/>
+            <w:tcW w:w="179" w:type="dxa"/>
             <w:vMerge/>
             <w:tcBorders>
               <w:top w:val="single" w:sz="6" w:space="0" w:color="000000"/>
@@ -434,7 +434,7 @@
         </w:tc>
         <w:tc>
           <w:tcPr>
-            <w:tcW w:w="1611" w:type="dxa"/>
+            <w:tcW w:w="1610" w:type="dxa"/>
             <w:tcBorders>
               <w:top w:val="nil"/>
               <w:bottom w:val="nil"/>
@@ -458,7 +458,7 @@
         </w:tc>
         <w:tc>
           <w:tcPr>
-            <w:tcW w:w="3822" w:type="dxa"/>
+            <w:tcW w:w="3749" w:type="dxa"/>
             <w:tcBorders>
               <w:top w:val="single" w:sz="6" w:space="0" w:color="000000"/>
               <w:left w:val="single" w:sz="4" w:space="0" w:color="auto"/>
@@ -481,7 +481,7 @@
         </w:trPr>
         <w:tc>
           <w:tcPr>
-            <w:tcW w:w="1510" w:type="dxa"/>
+            <w:tcW w:w="1509" w:type="dxa"/>
             <w:tcBorders>
               <w:top w:val="nil"/>
               <w:left w:val="nil"/>
@@ -506,7 +506,7 @@
         </w:tc>
         <w:tc>
           <w:tcPr>
-            <w:tcW w:w="3789" w:type="dxa"/>
+            <w:tcW w:w="3717" w:type="dxa"/>
             <w:tcBorders>
               <w:top w:val="single" w:sz="6" w:space="0" w:color="000000"/>
               <w:left w:val="single" w:sz="4" w:space="0" w:color="auto"/>
@@ -525,7 +525,7 @@
         </w:tc>
         <w:tc>
           <w:tcPr>
-            <w:tcW w:w="180" w:type="dxa"/>
+            <w:tcW w:w="179" w:type="dxa"/>
             <w:vMerge/>
             <w:tcBorders>
               <w:top w:val="single" w:sz="6" w:space="0" w:color="000000"/>
@@ -544,7 +544,7 @@
         </w:tc>
         <w:tc>
           <w:tcPr>
-            <w:tcW w:w="1611" w:type="dxa"/>
+            <w:tcW w:w="1610" w:type="dxa"/>
             <w:tcBorders>
               <w:top w:val="nil"/>
               <w:bottom w:val="nil"/>
@@ -568,7 +568,7 @@
         </w:tc>
         <w:tc>
           <w:tcPr>
-            <w:tcW w:w="3822" w:type="dxa"/>
+            <w:tcW w:w="3749" w:type="dxa"/>
             <w:tcBorders>
               <w:top w:val="single" w:sz="6" w:space="0" w:color="000000"/>
               <w:left w:val="single" w:sz="4" w:space="0" w:color="auto"/>
@@ -591,7 +591,7 @@
         </w:trPr>
         <w:tc>
           <w:tcPr>
-            <w:tcW w:w="1510" w:type="dxa"/>
+            <w:tcW w:w="1509" w:type="dxa"/>
             <w:tcBorders>
               <w:top w:val="nil"/>
               <w:left w:val="nil"/>
@@ -616,7 +616,7 @@
         </w:tc>
         <w:tc>
           <w:tcPr>
-            <w:tcW w:w="3789" w:type="dxa"/>
+            <w:tcW w:w="3717" w:type="dxa"/>
             <w:tcBorders>
               <w:top w:val="single" w:sz="6" w:space="0" w:color="000000"/>
               <w:left w:val="single" w:sz="4" w:space="0" w:color="auto"/>
@@ -635,7 +635,7 @@
         </w:tc>
         <w:tc>
           <w:tcPr>
-            <w:tcW w:w="180" w:type="dxa"/>
+            <w:tcW w:w="179" w:type="dxa"/>
             <w:vMerge/>
             <w:tcBorders>
               <w:top w:val="single" w:sz="6" w:space="0" w:color="000000"/>
@@ -654,7 +654,7 @@
         </w:tc>
         <w:tc>
           <w:tcPr>
-            <w:tcW w:w="1611" w:type="dxa"/>
+            <w:tcW w:w="1610" w:type="dxa"/>
             <w:tcBorders>
               <w:top w:val="nil"/>
               <w:bottom w:val="nil"/>
@@ -678,7 +678,7 @@
         </w:tc>
         <w:tc>
           <w:tcPr>
-            <w:tcW w:w="3822" w:type="dxa"/>
+            <w:tcW w:w="3749" w:type="dxa"/>
             <w:tcBorders>
               <w:top w:val="single" w:sz="6" w:space="0" w:color="000000"/>
               <w:left w:val="single" w:sz="4" w:space="0" w:color="auto"/>
@@ -701,7 +701,7 @@
         </w:trPr>
         <w:tc>
           <w:tcPr>
-            <w:tcW w:w="1510" w:type="dxa"/>
+            <w:tcW w:w="1509" w:type="dxa"/>
             <w:tcBorders>
               <w:top w:val="nil"/>
               <w:left w:val="nil"/>
@@ -726,7 +726,7 @@
         </w:tc>
         <w:tc>
           <w:tcPr>
-            <w:tcW w:w="3789" w:type="dxa"/>
+            <w:tcW w:w="3717" w:type="dxa"/>
             <w:tcBorders>
               <w:top w:val="single" w:sz="6" w:space="0" w:color="000000"/>
               <w:left w:val="single" w:sz="4" w:space="0" w:color="auto"/>
@@ -745,7 +745,7 @@
         </w:tc>
         <w:tc>
           <w:tcPr>
-            <w:tcW w:w="180" w:type="dxa"/>
+            <w:tcW w:w="179" w:type="dxa"/>
             <w:vMerge/>
             <w:tcBorders>
               <w:top w:val="single" w:sz="6" w:space="0" w:color="000000"/>
@@ -764,7 +764,7 @@
         </w:tc>
         <w:tc>
           <w:tcPr>
-            <w:tcW w:w="1611" w:type="dxa"/>
+            <w:tcW w:w="1610" w:type="dxa"/>
             <w:tcBorders>
               <w:top w:val="nil"/>
               <w:bottom w:val="nil"/>
@@ -788,7 +788,7 @@
         </w:tc>
         <w:tc>
           <w:tcPr>
-            <w:tcW w:w="3822" w:type="dxa"/>
+            <w:tcW w:w="3749" w:type="dxa"/>
             <w:tcBorders>
               <w:top w:val="single" w:sz="6" w:space="0" w:color="000000"/>
               <w:left w:val="single" w:sz="4" w:space="0" w:color="auto"/>
@@ -811,7 +811,7 @@
         </w:trPr>
         <w:tc>
           <w:tcPr>
-            <w:tcW w:w="1510" w:type="dxa"/>
+            <w:tcW w:w="1509" w:type="dxa"/>
             <w:tcBorders>
               <w:top w:val="nil"/>
               <w:left w:val="nil"/>
@@ -836,7 +836,7 @@
         </w:tc>
         <w:tc>
           <w:tcPr>
-            <w:tcW w:w="3789" w:type="dxa"/>
+            <w:tcW w:w="3717" w:type="dxa"/>
             <w:tcBorders>
               <w:top w:val="single" w:sz="6" w:space="0" w:color="000000"/>
               <w:left w:val="single" w:sz="4" w:space="0" w:color="auto"/>
@@ -855,7 +855,7 @@
         </w:tc>
         <w:tc>
           <w:tcPr>
-            <w:tcW w:w="180" w:type="dxa"/>
+            <w:tcW w:w="179" w:type="dxa"/>
             <w:vMerge/>
             <w:tcBorders>
               <w:top w:val="single" w:sz="6" w:space="0" w:color="000000"/>
@@ -874,7 +874,7 @@
         </w:tc>
         <w:tc>
           <w:tcPr>
-            <w:tcW w:w="1611" w:type="dxa"/>
+            <w:tcW w:w="1610" w:type="dxa"/>
             <w:tcBorders>
               <w:top w:val="nil"/>
               <w:bottom w:val="nil"/>
@@ -898,7 +898,7 @@
         </w:tc>
         <w:tc>
           <w:tcPr>
-            <w:tcW w:w="3822" w:type="dxa"/>
+            <w:tcW w:w="3749" w:type="dxa"/>
             <w:tcBorders>
               <w:top w:val="single" w:sz="6" w:space="0" w:color="000000"/>
               <w:left w:val="single" w:sz="4" w:space="0" w:color="auto"/>
@@ -921,7 +921,7 @@
         </w:trPr>
         <w:tc>
           <w:tcPr>
-            <w:tcW w:w="1510" w:type="dxa"/>
+            <w:tcW w:w="1509" w:type="dxa"/>
             <w:tcBorders>
               <w:top w:val="nil"/>
               <w:left w:val="nil"/>
@@ -946,7 +946,7 @@
         </w:tc>
         <w:tc>
           <w:tcPr>
-            <w:tcW w:w="3789" w:type="dxa"/>
+            <w:tcW w:w="3717" w:type="dxa"/>
             <w:tcBorders>
               <w:top w:val="single" w:sz="6" w:space="0" w:color="000000"/>
               <w:left w:val="single" w:sz="4" w:space="0" w:color="auto"/>
@@ -964,7 +964,7 @@
         </w:tc>
         <w:tc>
           <w:tcPr>
-            <w:tcW w:w="180" w:type="dxa"/>
+            <w:tcW w:w="179" w:type="dxa"/>
             <w:vMerge/>
             <w:tcBorders>
               <w:top w:val="single" w:sz="6" w:space="0" w:color="000000"/>
@@ -983,7 +983,7 @@
         </w:tc>
         <w:tc>
           <w:tcPr>
-            <w:tcW w:w="1611" w:type="dxa"/>
+            <w:tcW w:w="1610" w:type="dxa"/>
             <w:tcBorders>
               <w:top w:val="nil"/>
               <w:bottom w:val="nil"/>
@@ -1007,7 +1007,7 @@
         </w:tc>
         <w:tc>
           <w:tcPr>
-            <w:tcW w:w="3822" w:type="dxa"/>
+            <w:tcW w:w="3749" w:type="dxa"/>
             <w:tcBorders>
               <w:top w:val="single" w:sz="6" w:space="0" w:color="000000"/>
               <w:left w:val="single" w:sz="4" w:space="0" w:color="auto"/>
@@ -1024,1213 +1024,9 @@
         </w:tc>
       </w:tr>
     </w:tbl>
-    <w:p>
-      <w:pPr>
-        <w:rPr>
-          <w:rFonts w:ascii="Bookman Old Style" w:hAnsi="Bookman Old Style"/>
-          <w:sz w:val="22"/>
-        </w:rPr>
-      </w:pPr>
-    </w:p>
     <w:tbl>
       <w:tblPr>
-        <w:tblW w:w="0" w:type="auto"/>
-        <w:tblBorders>
-          <w:top w:val="single" w:sz="4" w:space="0" w:color="auto"/>
-          <w:left w:val="single" w:sz="4" w:space="0" w:color="auto"/>
-          <w:bottom w:val="single" w:sz="4" w:space="0" w:color="auto"/>
-          <w:right w:val="single" w:sz="4" w:space="0" w:color="auto"/>
-          <w:insideH w:val="single" w:sz="4" w:space="0" w:color="auto"/>
-          <w:insideV w:val="single" w:sz="4" w:space="0" w:color="auto"/>
-        </w:tblBorders>
-        <w:tblCellMar>
-          <w:left w:w="70" w:type="dxa"/>
-          <w:right w:w="70" w:type="dxa"/>
-        </w:tblCellMar>
-        <w:tblLook w:val="0000" w:firstRow="0" w:lastRow="0" w:firstColumn="0" w:lastColumn="0" w:noHBand="0" w:noVBand="0"/>
-      </w:tblPr>
-      <w:tblGrid>
-        <w:gridCol w:w="2026"/>
-        <w:gridCol w:w="546"/>
-        <w:gridCol w:w="651"/>
-        <w:gridCol w:w="2041"/>
-        <w:gridCol w:w="547"/>
-        <w:gridCol w:w="610"/>
-        <w:gridCol w:w="4341"/>
-      </w:tblGrid>
-      <w:tr>
-        <w:trPr>
-          <w:cantSplit/>
-        </w:trPr>
-        <w:tc>
-          <w:tcPr>
-            <w:tcW w:w="10912" w:type="dxa"/>
-            <w:gridSpan w:val="7"/>
-            <w:shd w:val="pct50" w:color="auto" w:fill="auto"/>
-          </w:tcPr>
-          <w:p>
-            <w:pPr>
-              <w:pStyle w:val="berschrift3"/>
-            </w:pPr>
-          </w:p>
-        </w:tc>
-      </w:tr>
-      <w:tr>
-        <w:trPr>
-          <w:gridAfter w:val="1"/>
-          <w:wAfter w:w="4445" w:type="dxa"/>
-          <w:cantSplit/>
-        </w:trPr>
-        <w:tc>
-          <w:tcPr>
-            <w:tcW w:w="2032" w:type="dxa"/>
-            <w:vAlign w:val="center"/>
-          </w:tcPr>
-          <w:p>
-            <w:pPr>
-              <w:rPr>
-                <w:rFonts w:ascii="Bookman Old Style" w:hAnsi="Bookman Old Style"/>
-                <w:sz w:val="22"/>
-              </w:rPr>
-            </w:pPr>
-            <w:r>
-              <w:rPr>
-                <w:rFonts w:ascii="Bookman Old Style" w:hAnsi="Bookman Old Style"/>
-                <w:sz w:val="22"/>
-              </w:rPr>
-              <w:t>Ausstrahlung</w:t>
-            </w:r>
-          </w:p>
-        </w:tc>
-        <w:tc>
-          <w:tcPr>
-            <w:tcW w:w="555" w:type="dxa"/>
-            <w:vAlign w:val="center"/>
-          </w:tcPr>
-          <w:p>
-            <w:pPr>
-              <w:rPr>
-                <w:rFonts w:ascii="Bookman Old Style" w:hAnsi="Bookman Old Style"/>
-                <w:sz w:val="22"/>
-              </w:rPr>
-            </w:pPr>
-          </w:p>
-        </w:tc>
-        <w:tc>
-          <w:tcPr>
-            <w:tcW w:w="662" w:type="dxa"/>
-            <w:tcBorders>
-              <w:left w:val="dashDotStroked" w:sz="24" w:space="0" w:color="auto"/>
-              <w:right w:val="dashDotStroked" w:sz="24" w:space="0" w:color="auto"/>
-            </w:tcBorders>
-            <w:vAlign w:val="center"/>
-          </w:tcPr>
-          <w:p>
-            <w:pPr>
-              <w:ind w:left="-70" w:firstLine="70"/>
-              <w:rPr>
-                <w:rFonts w:ascii="Bookman Old Style" w:hAnsi="Bookman Old Style"/>
-                <w:sz w:val="22"/>
-              </w:rPr>
-            </w:pPr>
-          </w:p>
-        </w:tc>
-        <w:tc>
-          <w:tcPr>
-            <w:tcW w:w="2041" w:type="dxa"/>
-            <w:tcBorders>
-              <w:left w:val="dashDotStroked" w:sz="24" w:space="0" w:color="auto"/>
-            </w:tcBorders>
-            <w:vAlign w:val="center"/>
-          </w:tcPr>
-          <w:p>
-            <w:pPr>
-              <w:rPr>
-                <w:rFonts w:ascii="Bookman Old Style" w:hAnsi="Bookman Old Style"/>
-                <w:sz w:val="22"/>
-              </w:rPr>
-            </w:pPr>
-            <w:r>
-              <w:rPr>
-                <w:rFonts w:ascii="Bookman Old Style" w:hAnsi="Bookman Old Style"/>
-                <w:sz w:val="22"/>
-              </w:rPr>
-              <w:t xml:space="preserve">Athletik </w:t>
-            </w:r>
-          </w:p>
-        </w:tc>
-        <w:tc>
-          <w:tcPr>
-            <w:tcW w:w="556" w:type="dxa"/>
-            <w:vAlign w:val="center"/>
-          </w:tcPr>
-          <w:p>
-            <w:pPr>
-              <w:rPr>
-                <w:rFonts w:ascii="Bookman Old Style" w:hAnsi="Bookman Old Style"/>
-                <w:color w:val="FF0000"/>
-                <w:sz w:val="22"/>
-              </w:rPr>
-            </w:pPr>
-          </w:p>
-        </w:tc>
-        <w:tc>
-          <w:tcPr>
-            <w:tcW w:w="621" w:type="dxa"/>
-            <w:tcBorders>
-              <w:left w:val="dashDotStroked" w:sz="24" w:space="0" w:color="auto"/>
-              <w:right w:val="dashDotStroked" w:sz="24" w:space="0" w:color="auto"/>
-            </w:tcBorders>
-            <w:vAlign w:val="center"/>
-          </w:tcPr>
-          <w:p>
-            <w:pPr>
-              <w:rPr>
-                <w:rFonts w:ascii="Bookman Old Style" w:hAnsi="Bookman Old Style"/>
-                <w:color w:val="FF0000"/>
-                <w:sz w:val="22"/>
-              </w:rPr>
-            </w:pPr>
-          </w:p>
-        </w:tc>
-      </w:tr>
-      <w:tr>
-        <w:trPr>
-          <w:gridAfter w:val="1"/>
-          <w:wAfter w:w="4445" w:type="dxa"/>
-          <w:cantSplit/>
-        </w:trPr>
-        <w:tc>
-          <w:tcPr>
-            <w:tcW w:w="2032" w:type="dxa"/>
-            <w:vAlign w:val="center"/>
-          </w:tcPr>
-          <w:p>
-            <w:pPr>
-              <w:rPr>
-                <w:rFonts w:ascii="Bookman Old Style" w:hAnsi="Bookman Old Style"/>
-                <w:sz w:val="22"/>
-              </w:rPr>
-            </w:pPr>
-            <w:r>
-              <w:rPr>
-                <w:rFonts w:ascii="Bookman Old Style" w:hAnsi="Bookman Old Style"/>
-                <w:sz w:val="22"/>
-              </w:rPr>
-              <w:t xml:space="preserve">Intelligenz </w:t>
-            </w:r>
-          </w:p>
-        </w:tc>
-        <w:tc>
-          <w:tcPr>
-            <w:tcW w:w="555" w:type="dxa"/>
-            <w:vAlign w:val="center"/>
-          </w:tcPr>
-          <w:p>
-            <w:pPr>
-              <w:rPr>
-                <w:rFonts w:ascii="Bookman Old Style" w:hAnsi="Bookman Old Style"/>
-                <w:sz w:val="22"/>
-              </w:rPr>
-            </w:pPr>
-          </w:p>
-        </w:tc>
-        <w:tc>
-          <w:tcPr>
-            <w:tcW w:w="662" w:type="dxa"/>
-            <w:tcBorders>
-              <w:left w:val="dashDotStroked" w:sz="24" w:space="0" w:color="auto"/>
-              <w:right w:val="dashDotStroked" w:sz="24" w:space="0" w:color="auto"/>
-            </w:tcBorders>
-            <w:vAlign w:val="center"/>
-          </w:tcPr>
-          <w:p>
-            <w:pPr>
-              <w:rPr>
-                <w:rFonts w:ascii="Bookman Old Style" w:hAnsi="Bookman Old Style"/>
-                <w:sz w:val="22"/>
-              </w:rPr>
-            </w:pPr>
-          </w:p>
-        </w:tc>
-        <w:tc>
-          <w:tcPr>
-            <w:tcW w:w="2041" w:type="dxa"/>
-            <w:tcBorders>
-              <w:left w:val="dashDotStroked" w:sz="24" w:space="0" w:color="auto"/>
-            </w:tcBorders>
-            <w:vAlign w:val="center"/>
-          </w:tcPr>
-          <w:p>
-            <w:pPr>
-              <w:rPr>
-                <w:rFonts w:ascii="Bookman Old Style" w:hAnsi="Bookman Old Style"/>
-                <w:sz w:val="22"/>
-              </w:rPr>
-            </w:pPr>
-            <w:r>
-              <w:rPr>
-                <w:rFonts w:ascii="Bookman Old Style" w:hAnsi="Bookman Old Style"/>
-                <w:sz w:val="22"/>
-              </w:rPr>
-              <w:t xml:space="preserve">Geschicklichkeit </w:t>
-            </w:r>
-          </w:p>
-        </w:tc>
-        <w:tc>
-          <w:tcPr>
-            <w:tcW w:w="556" w:type="dxa"/>
-            <w:vAlign w:val="center"/>
-          </w:tcPr>
-          <w:p>
-            <w:pPr>
-              <w:rPr>
-                <w:rFonts w:ascii="Bookman Old Style" w:hAnsi="Bookman Old Style"/>
-                <w:color w:val="FF0000"/>
-                <w:sz w:val="22"/>
-              </w:rPr>
-            </w:pPr>
-          </w:p>
-        </w:tc>
-        <w:tc>
-          <w:tcPr>
-            <w:tcW w:w="621" w:type="dxa"/>
-            <w:tcBorders>
-              <w:left w:val="dashDotStroked" w:sz="24" w:space="0" w:color="auto"/>
-              <w:right w:val="dashDotStroked" w:sz="24" w:space="0" w:color="auto"/>
-            </w:tcBorders>
-            <w:vAlign w:val="center"/>
-          </w:tcPr>
-          <w:p>
-            <w:pPr>
-              <w:rPr>
-                <w:rFonts w:ascii="Bookman Old Style" w:hAnsi="Bookman Old Style"/>
-                <w:color w:val="FF0000"/>
-                <w:sz w:val="22"/>
-              </w:rPr>
-            </w:pPr>
-          </w:p>
-        </w:tc>
-      </w:tr>
-      <w:tr>
-        <w:trPr>
-          <w:gridAfter w:val="1"/>
-          <w:wAfter w:w="4445" w:type="dxa"/>
-          <w:cantSplit/>
-        </w:trPr>
-        <w:tc>
-          <w:tcPr>
-            <w:tcW w:w="2032" w:type="dxa"/>
-            <w:vAlign w:val="center"/>
-          </w:tcPr>
-          <w:p>
-            <w:pPr>
-              <w:rPr>
-                <w:rFonts w:ascii="Bookman Old Style" w:hAnsi="Bookman Old Style"/>
-                <w:sz w:val="22"/>
-              </w:rPr>
-            </w:pPr>
-            <w:r>
-              <w:rPr>
-                <w:rFonts w:ascii="Bookman Old Style" w:hAnsi="Bookman Old Style"/>
-                <w:sz w:val="22"/>
-              </w:rPr>
-              <w:t>Mut</w:t>
-            </w:r>
-          </w:p>
-        </w:tc>
-        <w:tc>
-          <w:tcPr>
-            <w:tcW w:w="555" w:type="dxa"/>
-            <w:vAlign w:val="center"/>
-          </w:tcPr>
-          <w:p>
-            <w:pPr>
-              <w:rPr>
-                <w:rFonts w:ascii="Bookman Old Style" w:hAnsi="Bookman Old Style"/>
-                <w:sz w:val="22"/>
-              </w:rPr>
-            </w:pPr>
-          </w:p>
-        </w:tc>
-        <w:tc>
-          <w:tcPr>
-            <w:tcW w:w="662" w:type="dxa"/>
-            <w:tcBorders>
-              <w:left w:val="dashDotStroked" w:sz="24" w:space="0" w:color="auto"/>
-              <w:right w:val="dashDotStroked" w:sz="24" w:space="0" w:color="auto"/>
-            </w:tcBorders>
-            <w:vAlign w:val="center"/>
-          </w:tcPr>
-          <w:p>
-            <w:pPr>
-              <w:rPr>
-                <w:rFonts w:ascii="Bookman Old Style" w:hAnsi="Bookman Old Style"/>
-                <w:sz w:val="22"/>
-              </w:rPr>
-            </w:pPr>
-          </w:p>
-        </w:tc>
-        <w:tc>
-          <w:tcPr>
-            <w:tcW w:w="2041" w:type="dxa"/>
-            <w:tcBorders>
-              <w:left w:val="dashDotStroked" w:sz="24" w:space="0" w:color="auto"/>
-            </w:tcBorders>
-            <w:vAlign w:val="center"/>
-          </w:tcPr>
-          <w:p>
-            <w:pPr>
-              <w:rPr>
-                <w:rFonts w:ascii="Bookman Old Style" w:hAnsi="Bookman Old Style"/>
-                <w:sz w:val="22"/>
-              </w:rPr>
-            </w:pPr>
-            <w:r>
-              <w:rPr>
-                <w:rFonts w:ascii="Bookman Old Style" w:hAnsi="Bookman Old Style"/>
-                <w:sz w:val="22"/>
-              </w:rPr>
-              <w:t>Konstitution</w:t>
-            </w:r>
-          </w:p>
-        </w:tc>
-        <w:tc>
-          <w:tcPr>
-            <w:tcW w:w="556" w:type="dxa"/>
-            <w:vAlign w:val="center"/>
-          </w:tcPr>
-          <w:p>
-            <w:pPr>
-              <w:rPr>
-                <w:rFonts w:ascii="Bookman Old Style" w:hAnsi="Bookman Old Style"/>
-                <w:color w:val="FF0000"/>
-                <w:sz w:val="22"/>
-              </w:rPr>
-            </w:pPr>
-          </w:p>
-        </w:tc>
-        <w:tc>
-          <w:tcPr>
-            <w:tcW w:w="621" w:type="dxa"/>
-            <w:tcBorders>
-              <w:left w:val="dashDotStroked" w:sz="24" w:space="0" w:color="auto"/>
-              <w:right w:val="dashDotStroked" w:sz="24" w:space="0" w:color="auto"/>
-            </w:tcBorders>
-            <w:vAlign w:val="center"/>
-          </w:tcPr>
-          <w:p>
-            <w:pPr>
-              <w:rPr>
-                <w:rFonts w:ascii="Bookman Old Style" w:hAnsi="Bookman Old Style"/>
-                <w:color w:val="FF0000"/>
-                <w:sz w:val="22"/>
-              </w:rPr>
-            </w:pPr>
-          </w:p>
-        </w:tc>
-      </w:tr>
-      <w:tr>
-        <w:trPr>
-          <w:gridAfter w:val="1"/>
-          <w:wAfter w:w="4445" w:type="dxa"/>
-          <w:cantSplit/>
-        </w:trPr>
-        <w:tc>
-          <w:tcPr>
-            <w:tcW w:w="2032" w:type="dxa"/>
-            <w:vAlign w:val="center"/>
-          </w:tcPr>
-          <w:p>
-            <w:pPr>
-              <w:rPr>
-                <w:rFonts w:ascii="Bookman Old Style" w:hAnsi="Bookman Old Style"/>
-                <w:sz w:val="22"/>
-              </w:rPr>
-            </w:pPr>
-            <w:r>
-              <w:rPr>
-                <w:rFonts w:ascii="Bookman Old Style" w:hAnsi="Bookman Old Style"/>
-                <w:sz w:val="22"/>
-              </w:rPr>
-              <w:t>Sinnesschärfe</w:t>
-            </w:r>
-          </w:p>
-        </w:tc>
-        <w:tc>
-          <w:tcPr>
-            <w:tcW w:w="555" w:type="dxa"/>
-            <w:vAlign w:val="center"/>
-          </w:tcPr>
-          <w:p>
-            <w:pPr>
-              <w:rPr>
-                <w:rFonts w:ascii="Bookman Old Style" w:hAnsi="Bookman Old Style"/>
-                <w:sz w:val="22"/>
-              </w:rPr>
-            </w:pPr>
-          </w:p>
-        </w:tc>
-        <w:tc>
-          <w:tcPr>
-            <w:tcW w:w="662" w:type="dxa"/>
-            <w:tcBorders>
-              <w:left w:val="dashDotStroked" w:sz="24" w:space="0" w:color="auto"/>
-              <w:right w:val="dashDotStroked" w:sz="24" w:space="0" w:color="auto"/>
-            </w:tcBorders>
-            <w:vAlign w:val="center"/>
-          </w:tcPr>
-          <w:p>
-            <w:pPr>
-              <w:rPr>
-                <w:rFonts w:ascii="Bookman Old Style" w:hAnsi="Bookman Old Style"/>
-                <w:sz w:val="22"/>
-              </w:rPr>
-            </w:pPr>
-          </w:p>
-        </w:tc>
-        <w:tc>
-          <w:tcPr>
-            <w:tcW w:w="2041" w:type="dxa"/>
-            <w:tcBorders>
-              <w:left w:val="dashDotStroked" w:sz="24" w:space="0" w:color="auto"/>
-            </w:tcBorders>
-            <w:vAlign w:val="center"/>
-          </w:tcPr>
-          <w:p>
-            <w:pPr>
-              <w:rPr>
-                <w:rFonts w:ascii="Bookman Old Style" w:hAnsi="Bookman Old Style"/>
-                <w:sz w:val="22"/>
-              </w:rPr>
-            </w:pPr>
-            <w:r>
-              <w:rPr>
-                <w:rFonts w:ascii="Bookman Old Style" w:hAnsi="Bookman Old Style"/>
-                <w:sz w:val="22"/>
-              </w:rPr>
-              <w:t xml:space="preserve">Schnelligkeit </w:t>
-            </w:r>
-          </w:p>
-        </w:tc>
-        <w:tc>
-          <w:tcPr>
-            <w:tcW w:w="556" w:type="dxa"/>
-            <w:vAlign w:val="center"/>
-          </w:tcPr>
-          <w:p>
-            <w:pPr>
-              <w:rPr>
-                <w:rFonts w:ascii="Bookman Old Style" w:hAnsi="Bookman Old Style"/>
-                <w:color w:val="FF0000"/>
-                <w:sz w:val="22"/>
-              </w:rPr>
-            </w:pPr>
-          </w:p>
-        </w:tc>
-        <w:tc>
-          <w:tcPr>
-            <w:tcW w:w="621" w:type="dxa"/>
-            <w:tcBorders>
-              <w:left w:val="dashDotStroked" w:sz="24" w:space="0" w:color="auto"/>
-              <w:right w:val="dashDotStroked" w:sz="24" w:space="0" w:color="auto"/>
-            </w:tcBorders>
-            <w:vAlign w:val="center"/>
-          </w:tcPr>
-          <w:p>
-            <w:pPr>
-              <w:rPr>
-                <w:rFonts w:ascii="Bookman Old Style" w:hAnsi="Bookman Old Style"/>
-                <w:color w:val="FF0000"/>
-                <w:sz w:val="22"/>
-              </w:rPr>
-            </w:pPr>
-          </w:p>
-        </w:tc>
-      </w:tr>
-      <w:tr>
-        <w:trPr>
-          <w:gridAfter w:val="1"/>
-          <w:wAfter w:w="4445" w:type="dxa"/>
-          <w:cantSplit/>
-        </w:trPr>
-        <w:tc>
-          <w:tcPr>
-            <w:tcW w:w="2032" w:type="dxa"/>
-            <w:vAlign w:val="center"/>
-          </w:tcPr>
-          <w:p>
-            <w:pPr>
-              <w:rPr>
-                <w:rFonts w:ascii="Bookman Old Style" w:hAnsi="Bookman Old Style"/>
-                <w:sz w:val="22"/>
-              </w:rPr>
-            </w:pPr>
-            <w:r>
-              <w:rPr>
-                <w:rFonts w:ascii="Bookman Old Style" w:hAnsi="Bookman Old Style"/>
-                <w:sz w:val="22"/>
-              </w:rPr>
-              <w:t xml:space="preserve">Willenskraft </w:t>
-            </w:r>
-          </w:p>
-        </w:tc>
-        <w:tc>
-          <w:tcPr>
-            <w:tcW w:w="555" w:type="dxa"/>
-            <w:vAlign w:val="center"/>
-          </w:tcPr>
-          <w:p>
-            <w:pPr>
-              <w:rPr>
-                <w:rFonts w:ascii="Bookman Old Style" w:hAnsi="Bookman Old Style"/>
-                <w:sz w:val="22"/>
-              </w:rPr>
-            </w:pPr>
-          </w:p>
-        </w:tc>
-        <w:tc>
-          <w:tcPr>
-            <w:tcW w:w="662" w:type="dxa"/>
-            <w:tcBorders>
-              <w:left w:val="dashDotStroked" w:sz="24" w:space="0" w:color="auto"/>
-              <w:right w:val="dashDotStroked" w:sz="24" w:space="0" w:color="auto"/>
-            </w:tcBorders>
-            <w:vAlign w:val="center"/>
-          </w:tcPr>
-          <w:p>
-            <w:pPr>
-              <w:rPr>
-                <w:rFonts w:ascii="Bookman Old Style" w:hAnsi="Bookman Old Style"/>
-                <w:sz w:val="22"/>
-              </w:rPr>
-            </w:pPr>
-          </w:p>
-        </w:tc>
-        <w:tc>
-          <w:tcPr>
-            <w:tcW w:w="2041" w:type="dxa"/>
-            <w:tcBorders>
-              <w:left w:val="dashDotStroked" w:sz="24" w:space="0" w:color="auto"/>
-            </w:tcBorders>
-            <w:vAlign w:val="center"/>
-          </w:tcPr>
-          <w:p>
-            <w:pPr>
-              <w:rPr>
-                <w:rFonts w:ascii="Bookman Old Style" w:hAnsi="Bookman Old Style"/>
-                <w:sz w:val="22"/>
-              </w:rPr>
-            </w:pPr>
-            <w:r>
-              <w:rPr>
-                <w:rFonts w:ascii="Bookman Old Style" w:hAnsi="Bookman Old Style"/>
-                <w:sz w:val="22"/>
-              </w:rPr>
-              <w:t xml:space="preserve">Stärke </w:t>
-            </w:r>
-          </w:p>
-        </w:tc>
-        <w:tc>
-          <w:tcPr>
-            <w:tcW w:w="556" w:type="dxa"/>
-            <w:vAlign w:val="center"/>
-          </w:tcPr>
-          <w:p>
-            <w:pPr>
-              <w:rPr>
-                <w:rFonts w:ascii="Bookman Old Style" w:hAnsi="Bookman Old Style"/>
-                <w:color w:val="FF0000"/>
-                <w:sz w:val="22"/>
-              </w:rPr>
-            </w:pPr>
-          </w:p>
-        </w:tc>
-        <w:tc>
-          <w:tcPr>
-            <w:tcW w:w="621" w:type="dxa"/>
-            <w:tcBorders>
-              <w:left w:val="dashDotStroked" w:sz="24" w:space="0" w:color="auto"/>
-              <w:right w:val="dashDotStroked" w:sz="24" w:space="0" w:color="auto"/>
-            </w:tcBorders>
-            <w:vAlign w:val="center"/>
-          </w:tcPr>
-          <w:p>
-            <w:pPr>
-              <w:rPr>
-                <w:rFonts w:ascii="Bookman Old Style" w:hAnsi="Bookman Old Style"/>
-                <w:color w:val="FF0000"/>
-                <w:sz w:val="22"/>
-              </w:rPr>
-            </w:pPr>
-          </w:p>
-        </w:tc>
-      </w:tr>
-      <w:tr>
-        <w:trPr>
-          <w:cantSplit/>
-        </w:trPr>
-        <w:tc>
-          <w:tcPr>
-            <w:tcW w:w="10912" w:type="dxa"/>
-            <w:gridSpan w:val="7"/>
-            <w:tcBorders>
-              <w:left w:val="nil"/>
-              <w:bottom w:val="nil"/>
-              <w:right w:val="nil"/>
-            </w:tcBorders>
-            <w:vAlign w:val="center"/>
-          </w:tcPr>
-          <w:p>
-            <w:pPr>
-              <w:jc w:val="center"/>
-              <w:rPr>
-                <w:rFonts w:ascii="Bookman Old Style" w:hAnsi="Bookman Old Style"/>
-                <w:sz w:val="22"/>
-                <w:szCs w:val="22"/>
-              </w:rPr>
-            </w:pPr>
-            <w:proofErr w:type="spellStart"/>
-            <w:r>
-              <w:rPr>
-                <w:rFonts w:ascii="Bookman Old Style" w:hAnsi="Bookman Old Style"/>
-                <w:b/>
-                <w:sz w:val="22"/>
-                <w:szCs w:val="22"/>
-              </w:rPr>
-              <w:t>Eig.Bon</w:t>
-            </w:r>
-            <w:proofErr w:type="spellEnd"/>
-            <w:r>
-              <w:rPr>
-                <w:rFonts w:ascii="Bookman Old Style" w:hAnsi="Bookman Old Style"/>
-                <w:sz w:val="22"/>
-                <w:szCs w:val="22"/>
-              </w:rPr>
-              <w:t>=(Eigensch</w:t>
-            </w:r>
-            <w:r>
-              <w:rPr>
-                <w:rFonts w:ascii="Bookman Old Style" w:hAnsi="Bookman Old Style"/>
-                <w:sz w:val="22"/>
-                <w:szCs w:val="22"/>
-              </w:rPr>
-              <w:t>aft</w:t>
-            </w:r>
-            <w:r>
-              <w:rPr>
-                <w:rFonts w:ascii="Bookman Old Style" w:hAnsi="Bookman Old Style"/>
-                <w:sz w:val="22"/>
-                <w:szCs w:val="22"/>
-              </w:rPr>
-              <w:t>:</w:t>
-            </w:r>
-            <w:proofErr w:type="gramStart"/>
-            <w:r>
-              <w:rPr>
-                <w:rFonts w:ascii="Bookman Old Style" w:hAnsi="Bookman Old Style"/>
-                <w:sz w:val="22"/>
-                <w:szCs w:val="22"/>
-              </w:rPr>
-              <w:t>2)-</w:t>
-            </w:r>
-            <w:proofErr w:type="gramEnd"/>
-            <w:r>
-              <w:rPr>
-                <w:rFonts w:ascii="Bookman Old Style" w:hAnsi="Bookman Old Style"/>
-                <w:sz w:val="22"/>
-                <w:szCs w:val="22"/>
-              </w:rPr>
-              <w:t>5</w:t>
-            </w:r>
-            <w:r>
-              <w:rPr>
-                <w:rFonts w:ascii="Bookman Old Style" w:hAnsi="Bookman Old Style"/>
-                <w:sz w:val="22"/>
-                <w:szCs w:val="22"/>
-              </w:rPr>
-              <w:t xml:space="preserve"> </w:t>
-            </w:r>
-            <w:r>
-              <w:rPr>
-                <w:rFonts w:ascii="Bookman Old Style" w:hAnsi="Bookman Old Style"/>
-                <w:sz w:val="22"/>
-                <w:szCs w:val="22"/>
-              </w:rPr>
-              <w:t xml:space="preserve"> </w:t>
-            </w:r>
-            <w:r>
-              <w:rPr>
-                <w:rFonts w:ascii="Bookman Old Style" w:hAnsi="Bookman Old Style"/>
-                <w:sz w:val="22"/>
-                <w:szCs w:val="22"/>
-              </w:rPr>
-              <w:t xml:space="preserve"> </w:t>
-            </w:r>
-            <w:r>
-              <w:rPr>
-                <w:rFonts w:ascii="Bookman Old Style" w:hAnsi="Bookman Old Style"/>
-                <w:b/>
-                <w:sz w:val="22"/>
-                <w:szCs w:val="22"/>
-              </w:rPr>
-              <w:t xml:space="preserve">  </w:t>
-            </w:r>
-            <w:r>
-              <w:rPr>
-                <w:rFonts w:ascii="Bookman Old Style" w:hAnsi="Bookman Old Style"/>
-                <w:sz w:val="22"/>
-                <w:szCs w:val="22"/>
-              </w:rPr>
-              <w:t xml:space="preserve"> </w:t>
-            </w:r>
-            <w:r>
-              <w:rPr>
-                <w:rFonts w:ascii="Bookman Old Style" w:hAnsi="Bookman Old Style"/>
-                <w:sz w:val="22"/>
-                <w:szCs w:val="22"/>
-              </w:rPr>
-              <w:t xml:space="preserve"> </w:t>
-            </w:r>
-            <w:r>
-              <w:rPr>
-                <w:rFonts w:ascii="Bookman Old Style" w:hAnsi="Bookman Old Style"/>
-                <w:sz w:val="22"/>
-                <w:szCs w:val="22"/>
-              </w:rPr>
-              <w:t xml:space="preserve"> </w:t>
-            </w:r>
-            <w:r>
-              <w:rPr>
-                <w:rFonts w:ascii="Bookman Old Style" w:hAnsi="Bookman Old Style"/>
-                <w:b/>
-                <w:sz w:val="22"/>
-                <w:szCs w:val="22"/>
-              </w:rPr>
-              <w:t>Macht</w:t>
-            </w:r>
-            <w:r>
-              <w:rPr>
-                <w:rFonts w:ascii="Bookman Old Style" w:hAnsi="Bookman Old Style"/>
-                <w:sz w:val="22"/>
-                <w:szCs w:val="22"/>
-              </w:rPr>
-              <w:t>=</w:t>
-            </w:r>
-            <w:proofErr w:type="spellStart"/>
-            <w:r>
-              <w:rPr>
-                <w:rFonts w:ascii="Bookman Old Style" w:hAnsi="Bookman Old Style"/>
-                <w:sz w:val="22"/>
-                <w:szCs w:val="22"/>
-              </w:rPr>
-              <w:t>Kreis+Aur+Mag+Wei</w:t>
-            </w:r>
-            <w:r>
-              <w:rPr>
-                <w:rFonts w:ascii="Bookman Old Style" w:hAnsi="Bookman Old Style"/>
-                <w:sz w:val="22"/>
-                <w:szCs w:val="22"/>
-              </w:rPr>
-              <w:t>+</w:t>
-            </w:r>
-            <w:r>
-              <w:rPr>
-                <w:rFonts w:ascii="Bookman Old Style" w:hAnsi="Bookman Old Style"/>
-                <w:sz w:val="22"/>
-                <w:szCs w:val="22"/>
-              </w:rPr>
-              <w:t>Kar+</w:t>
-            </w:r>
-            <w:r>
-              <w:rPr>
-                <w:rFonts w:ascii="Bookman Old Style" w:hAnsi="Bookman Old Style"/>
-                <w:sz w:val="22"/>
-                <w:szCs w:val="22"/>
-              </w:rPr>
-              <w:t>Wil.B</w:t>
-            </w:r>
-            <w:r>
-              <w:rPr>
-                <w:rFonts w:ascii="Bookman Old Style" w:hAnsi="Bookman Old Style"/>
-                <w:sz w:val="22"/>
-                <w:szCs w:val="22"/>
-              </w:rPr>
-              <w:t>on</w:t>
-            </w:r>
-            <w:proofErr w:type="spellEnd"/>
-            <w:r>
-              <w:rPr>
-                <w:rFonts w:ascii="Bookman Old Style" w:hAnsi="Bookman Old Style"/>
-                <w:color w:val="FF0000"/>
-                <w:sz w:val="22"/>
-                <w:szCs w:val="22"/>
-              </w:rPr>
-              <w:t xml:space="preserve"> </w:t>
-            </w:r>
-            <w:r>
-              <w:rPr>
-                <w:rFonts w:ascii="Bookman Old Style" w:hAnsi="Bookman Old Style"/>
-                <w:sz w:val="22"/>
-                <w:szCs w:val="22"/>
-              </w:rPr>
-              <w:t xml:space="preserve"> </w:t>
-            </w:r>
-            <w:r>
-              <w:rPr>
-                <w:rFonts w:ascii="Bookman Old Style" w:hAnsi="Bookman Old Style"/>
-                <w:sz w:val="22"/>
-                <w:szCs w:val="22"/>
-              </w:rPr>
-              <w:t xml:space="preserve"> </w:t>
-            </w:r>
-            <w:r>
-              <w:rPr>
-                <w:rFonts w:ascii="Bookman Old Style" w:hAnsi="Bookman Old Style"/>
-                <w:b/>
-                <w:sz w:val="22"/>
-                <w:szCs w:val="22"/>
-              </w:rPr>
-              <w:t xml:space="preserve">   </w:t>
-            </w:r>
-            <w:r>
-              <w:rPr>
-                <w:rFonts w:ascii="Bookman Old Style" w:hAnsi="Bookman Old Style"/>
-                <w:sz w:val="22"/>
-                <w:szCs w:val="22"/>
-              </w:rPr>
-              <w:t xml:space="preserve"> </w:t>
-            </w:r>
-            <w:r>
-              <w:rPr>
-                <w:rFonts w:ascii="Bookman Old Style" w:hAnsi="Bookman Old Style"/>
-                <w:sz w:val="22"/>
-                <w:szCs w:val="22"/>
-              </w:rPr>
-              <w:t xml:space="preserve"> </w:t>
-            </w:r>
-            <w:proofErr w:type="spellStart"/>
-            <w:r>
-              <w:rPr>
-                <w:rFonts w:ascii="Bookman Old Style" w:hAnsi="Bookman Old Style"/>
-                <w:b/>
-                <w:sz w:val="22"/>
-                <w:szCs w:val="22"/>
-              </w:rPr>
-              <w:t>Rerolls</w:t>
-            </w:r>
-            <w:proofErr w:type="spellEnd"/>
-            <w:r>
-              <w:rPr>
-                <w:rFonts w:ascii="Bookman Old Style" w:hAnsi="Bookman Old Style"/>
-                <w:sz w:val="22"/>
-                <w:szCs w:val="22"/>
-              </w:rPr>
-              <w:t>=</w:t>
-            </w:r>
-            <w:r>
-              <w:rPr>
-                <w:rFonts w:ascii="Bookman Old Style" w:hAnsi="Bookman Old Style"/>
-                <w:sz w:val="22"/>
-                <w:szCs w:val="22"/>
-              </w:rPr>
-              <w:t>Kreis</w:t>
-            </w:r>
-            <w:r>
-              <w:rPr>
-                <w:rFonts w:ascii="Bookman Old Style" w:hAnsi="Bookman Old Style"/>
-                <w:sz w:val="22"/>
-                <w:szCs w:val="22"/>
-              </w:rPr>
-              <w:t>–</w:t>
-            </w:r>
-            <w:r>
-              <w:rPr>
-                <w:rFonts w:ascii="Bookman Old Style" w:hAnsi="Bookman Old Style"/>
-                <w:sz w:val="22"/>
-                <w:szCs w:val="22"/>
-              </w:rPr>
-              <w:t>1</w:t>
-            </w:r>
-          </w:p>
-        </w:tc>
-      </w:tr>
-      <w:tr>
-        <w:trPr>
-          <w:cantSplit/>
-        </w:trPr>
-        <w:tc>
-          <w:tcPr>
-            <w:tcW w:w="10912" w:type="dxa"/>
-            <w:gridSpan w:val="7"/>
-            <w:tcBorders>
-              <w:top w:val="nil"/>
-              <w:left w:val="nil"/>
-              <w:right w:val="nil"/>
-            </w:tcBorders>
-            <w:shd w:val="clear" w:color="auto" w:fill="auto"/>
-            <w:vAlign w:val="center"/>
-          </w:tcPr>
-          <w:p>
-            <w:pPr>
-              <w:jc w:val="center"/>
-              <w:rPr>
-                <w:rFonts w:ascii="Bookman Old Style" w:hAnsi="Bookman Old Style"/>
-                <w:sz w:val="22"/>
-                <w:szCs w:val="22"/>
-              </w:rPr>
-            </w:pPr>
-            <w:r>
-              <w:rPr>
-                <w:rFonts w:ascii="Bookman Old Style" w:hAnsi="Bookman Old Style"/>
-                <w:b/>
-                <w:bCs/>
-                <w:sz w:val="22"/>
-                <w:szCs w:val="22"/>
-              </w:rPr>
-              <w:t xml:space="preserve">Mana </w:t>
-            </w:r>
-            <w:r>
-              <w:rPr>
-                <w:rFonts w:ascii="Bookman Old Style" w:hAnsi="Bookman Old Style"/>
-                <w:sz w:val="22"/>
-                <w:szCs w:val="22"/>
-              </w:rPr>
-              <w:t>= 7</w:t>
-            </w:r>
-            <w:r>
-              <w:rPr>
-                <w:rFonts w:ascii="Bookman Old Style" w:hAnsi="Bookman Old Style"/>
-                <w:sz w:val="22"/>
-                <w:szCs w:val="22"/>
-                <w:vertAlign w:val="subscript"/>
-              </w:rPr>
-              <w:t>*</w:t>
-            </w:r>
-            <w:r>
-              <w:rPr>
-                <w:rFonts w:ascii="Bookman Old Style" w:hAnsi="Bookman Old Style"/>
-                <w:sz w:val="22"/>
-                <w:szCs w:val="22"/>
-              </w:rPr>
-              <w:t>Aur+3</w:t>
-            </w:r>
-            <w:r>
-              <w:rPr>
-                <w:rFonts w:ascii="Bookman Old Style" w:hAnsi="Bookman Old Style"/>
-                <w:sz w:val="22"/>
-                <w:szCs w:val="22"/>
-                <w:vertAlign w:val="subscript"/>
-              </w:rPr>
-              <w:t>*</w:t>
-            </w:r>
-            <w:r>
-              <w:rPr>
-                <w:rFonts w:ascii="Bookman Old Style" w:hAnsi="Bookman Old Style"/>
-                <w:sz w:val="22"/>
-                <w:szCs w:val="22"/>
-              </w:rPr>
-              <w:t>Mag+(</w:t>
-            </w:r>
-            <w:proofErr w:type="spellStart"/>
-            <w:r>
-              <w:rPr>
-                <w:rFonts w:ascii="Bookman Old Style" w:hAnsi="Bookman Old Style"/>
-                <w:sz w:val="22"/>
-                <w:szCs w:val="22"/>
-              </w:rPr>
-              <w:t>Int.Bon</w:t>
-            </w:r>
-            <w:proofErr w:type="spellEnd"/>
-            <w:r>
-              <w:rPr>
-                <w:rFonts w:ascii="Bookman Old Style" w:hAnsi="Bookman Old Style"/>
-                <w:sz w:val="22"/>
-                <w:szCs w:val="22"/>
-                <w:vertAlign w:val="subscript"/>
-              </w:rPr>
-              <w:t>*</w:t>
-            </w:r>
-            <w:proofErr w:type="gramStart"/>
-            <w:r>
-              <w:rPr>
-                <w:rFonts w:ascii="Bookman Old Style" w:hAnsi="Bookman Old Style"/>
-                <w:sz w:val="22"/>
-                <w:szCs w:val="22"/>
-              </w:rPr>
-              <w:t>Wei)+</w:t>
-            </w:r>
-            <w:proofErr w:type="gramEnd"/>
-            <w:r>
-              <w:rPr>
-                <w:rFonts w:ascii="Bookman Old Style" w:hAnsi="Bookman Old Style"/>
-                <w:sz w:val="22"/>
-                <w:szCs w:val="22"/>
-              </w:rPr>
-              <w:t>3</w:t>
-            </w:r>
-            <w:r>
-              <w:rPr>
-                <w:rFonts w:ascii="Bookman Old Style" w:hAnsi="Bookman Old Style"/>
-                <w:sz w:val="22"/>
-                <w:szCs w:val="22"/>
-                <w:vertAlign w:val="subscript"/>
-              </w:rPr>
-              <w:t>*</w:t>
-            </w:r>
-            <w:r>
-              <w:rPr>
-                <w:rFonts w:ascii="Bookman Old Style" w:hAnsi="Bookman Old Style"/>
-                <w:sz w:val="22"/>
-                <w:szCs w:val="22"/>
-              </w:rPr>
-              <w:t>Wil</w:t>
-            </w:r>
-            <w:r>
-              <w:rPr>
-                <w:rFonts w:ascii="Bookman Old Style" w:hAnsi="Bookman Old Style"/>
-                <w:sz w:val="22"/>
-                <w:szCs w:val="22"/>
-              </w:rPr>
-              <w:t>-30</w:t>
-            </w:r>
-            <w:r>
-              <w:rPr>
-                <w:rFonts w:ascii="Bookman Old Style" w:hAnsi="Bookman Old Style"/>
-                <w:sz w:val="22"/>
-                <w:szCs w:val="22"/>
-              </w:rPr>
-              <w:t>+S</w:t>
-            </w:r>
-            <w:r>
-              <w:rPr>
-                <w:rFonts w:ascii="Bookman Old Style" w:hAnsi="Bookman Old Style"/>
-                <w:sz w:val="22"/>
-                <w:szCs w:val="22"/>
-              </w:rPr>
-              <w:t>tufe</w:t>
-            </w:r>
-            <w:r>
-              <w:rPr>
-                <w:rFonts w:ascii="Bookman Old Style" w:hAnsi="Bookman Old Style"/>
-                <w:sz w:val="22"/>
-                <w:szCs w:val="22"/>
-              </w:rPr>
-              <w:t>+</w:t>
-            </w:r>
-            <w:r>
-              <w:rPr>
-                <w:rFonts w:ascii="Bookman Old Style" w:hAnsi="Bookman Old Style"/>
-                <w:sz w:val="22"/>
-                <w:szCs w:val="22"/>
-              </w:rPr>
-              <w:t>(</w:t>
-            </w:r>
-            <w:r>
-              <w:rPr>
-                <w:rFonts w:ascii="Bookman Old Style" w:hAnsi="Bookman Old Style"/>
-                <w:sz w:val="22"/>
-                <w:szCs w:val="22"/>
-              </w:rPr>
-              <w:t>2</w:t>
-            </w:r>
-            <w:r>
-              <w:rPr>
-                <w:rFonts w:ascii="Bookman Old Style" w:hAnsi="Bookman Old Style"/>
-                <w:sz w:val="22"/>
-                <w:szCs w:val="22"/>
-                <w:vertAlign w:val="subscript"/>
-              </w:rPr>
-              <w:t>*</w:t>
-            </w:r>
-            <w:proofErr w:type="spellStart"/>
-            <w:r>
-              <w:rPr>
-                <w:rFonts w:ascii="Bookman Old Style" w:hAnsi="Bookman Old Style"/>
-                <w:sz w:val="22"/>
-                <w:szCs w:val="22"/>
-              </w:rPr>
-              <w:t>Fert</w:t>
-            </w:r>
-            <w:proofErr w:type="spellEnd"/>
-            <w:r>
-              <w:rPr>
-                <w:rFonts w:ascii="Bookman Old Style" w:hAnsi="Bookman Old Style"/>
-                <w:sz w:val="22"/>
-                <w:szCs w:val="22"/>
-              </w:rPr>
-              <w:t>)</w:t>
-            </w:r>
-          </w:p>
-        </w:tc>
-      </w:tr>
-      <w:tr>
-        <w:trPr>
-          <w:cantSplit/>
-        </w:trPr>
-        <w:tc>
-          <w:tcPr>
-            <w:tcW w:w="2032" w:type="dxa"/>
-            <w:shd w:val="pct50" w:color="auto" w:fill="auto"/>
-            <w:vAlign w:val="center"/>
-          </w:tcPr>
-          <w:p>
-            <w:pPr>
-              <w:pStyle w:val="berschrift3"/>
-              <w:rPr>
-                <w:sz w:val="24"/>
-              </w:rPr>
-            </w:pPr>
-            <w:r>
-              <w:rPr>
-                <w:sz w:val="24"/>
-              </w:rPr>
-              <w:t>V</w:t>
-            </w:r>
-            <w:r>
-              <w:rPr>
-                <w:sz w:val="24"/>
-              </w:rPr>
-              <w:t>or-/</w:t>
-            </w:r>
-            <w:r>
-              <w:rPr>
-                <w:sz w:val="24"/>
-              </w:rPr>
-              <w:t>Nachteile</w:t>
-            </w:r>
-          </w:p>
-        </w:tc>
-        <w:tc>
-          <w:tcPr>
-            <w:tcW w:w="8880" w:type="dxa"/>
-            <w:gridSpan w:val="6"/>
-            <w:vAlign w:val="center"/>
-          </w:tcPr>
-          <w:p>
-            <w:pPr>
-              <w:jc w:val="center"/>
-              <w:rPr>
-                <w:rFonts w:ascii="Bookman Old Style" w:hAnsi="Bookman Old Style"/>
-                <w:b/>
-                <w:bCs/>
-                <w:sz w:val="26"/>
-              </w:rPr>
-            </w:pPr>
-          </w:p>
-        </w:tc>
-      </w:tr>
-    </w:tbl>
-    <w:p>
-      <w:pPr>
-        <w:pStyle w:val="berschrift3"/>
-        <w:rPr>
-          <w:sz w:val="22"/>
-        </w:rPr>
-      </w:pPr>
-    </w:p>
-    <w:tbl>
-      <w:tblPr>
+        <w:tblpPr w:leftFromText="141" w:rightFromText="141" w:vertAnchor="text" w:horzAnchor="margin" w:tblpY="158"/>
         <w:tblW w:w="0" w:type="auto"/>
         <w:tblBorders>
           <w:top w:val="single" w:sz="4" w:space="0" w:color="auto"/>
@@ -2248,28 +1044,10 @@
       </w:tblPr>
       <w:tblGrid>
         <w:gridCol w:w="2042"/>
-        <w:gridCol w:w="529"/>
-        <w:gridCol w:w="132"/>
-        <w:gridCol w:w="399"/>
-        <w:gridCol w:w="264"/>
-        <w:gridCol w:w="265"/>
-        <w:gridCol w:w="398"/>
-        <w:gridCol w:w="133"/>
-        <w:gridCol w:w="529"/>
-        <w:gridCol w:w="530"/>
-        <w:gridCol w:w="132"/>
-        <w:gridCol w:w="398"/>
-        <w:gridCol w:w="264"/>
-        <w:gridCol w:w="266"/>
-        <w:gridCol w:w="398"/>
-        <w:gridCol w:w="132"/>
-        <w:gridCol w:w="530"/>
-        <w:gridCol w:w="209"/>
-        <w:gridCol w:w="1382"/>
-        <w:gridCol w:w="457"/>
-        <w:gridCol w:w="458"/>
-        <w:gridCol w:w="457"/>
-        <w:gridCol w:w="458"/>
+        <w:gridCol w:w="1355"/>
+        <w:gridCol w:w="160"/>
+        <w:gridCol w:w="1258"/>
+        <w:gridCol w:w="850"/>
       </w:tblGrid>
       <w:tr>
         <w:trPr>
@@ -2277,7 +1055,7 @@
         </w:trPr>
         <w:tc>
           <w:tcPr>
-            <w:tcW w:w="2045" w:type="dxa"/>
+            <w:tcW w:w="2042" w:type="dxa"/>
             <w:tcBorders>
               <w:top w:val="single" w:sz="4" w:space="0" w:color="000000"/>
               <w:left w:val="single" w:sz="4" w:space="0" w:color="000000"/>
@@ -2308,8 +1086,7 @@
         </w:tc>
         <w:tc>
           <w:tcPr>
-            <w:tcW w:w="675" w:type="dxa"/>
-            <w:gridSpan w:val="2"/>
+            <w:tcW w:w="1355" w:type="dxa"/>
             <w:tcBorders>
               <w:top w:val="single" w:sz="4" w:space="0" w:color="000000"/>
               <w:left w:val="single" w:sz="4" w:space="0" w:color="auto"/>
@@ -2334,12 +1111,12 @@
         </w:tc>
         <w:tc>
           <w:tcPr>
-            <w:tcW w:w="676" w:type="dxa"/>
-            <w:gridSpan w:val="2"/>
-            <w:tcBorders>
-              <w:top w:val="single" w:sz="4" w:space="0" w:color="000000"/>
-              <w:left w:val="single" w:sz="4" w:space="0" w:color="auto"/>
-              <w:bottom w:val="single" w:sz="4" w:space="0" w:color="000000"/>
+            <w:tcW w:w="160" w:type="dxa"/>
+            <w:vMerge w:val="restart"/>
+            <w:tcBorders>
+              <w:top w:val="single" w:sz="4" w:space="0" w:color="FFFFFF"/>
+              <w:left w:val="single" w:sz="4" w:space="0" w:color="000000"/>
+              <w:tl2br w:val="single" w:sz="4" w:space="0" w:color="FFFFFF"/>
             </w:tcBorders>
           </w:tcPr>
           <w:p>
@@ -2350,226 +1127,24 @@
                 <w:tab w:val="center" w:pos="3655"/>
               </w:tabs>
               <w:jc w:val="left"/>
-              <w:rPr>
-                <w:b w:val="0"/>
-                <w:bCs w:val="0"/>
-                <w:sz w:val="22"/>
-              </w:rPr>
-            </w:pPr>
-          </w:p>
-        </w:tc>
-        <w:tc>
-          <w:tcPr>
-            <w:tcW w:w="675" w:type="dxa"/>
+            </w:pPr>
+          </w:p>
+        </w:tc>
+        <w:tc>
+          <w:tcPr>
+            <w:tcW w:w="2108" w:type="dxa"/>
             <w:gridSpan w:val="2"/>
             <w:tcBorders>
-              <w:top w:val="single" w:sz="4" w:space="0" w:color="000000"/>
-              <w:left w:val="single" w:sz="4" w:space="0" w:color="auto"/>
-              <w:bottom w:val="single" w:sz="4" w:space="0" w:color="000000"/>
-            </w:tcBorders>
+              <w:bottom w:val="single" w:sz="4" w:space="0" w:color="auto"/>
+            </w:tcBorders>
+            <w:shd w:val="pct50" w:color="auto" w:fill="FFFFFF" w:themeFill="background1"/>
           </w:tcPr>
           <w:p>
             <w:pPr>
               <w:pStyle w:val="berschrift3"/>
-              <w:tabs>
-                <w:tab w:val="left" w:pos="360"/>
-                <w:tab w:val="center" w:pos="3655"/>
-              </w:tabs>
-              <w:jc w:val="left"/>
-              <w:rPr>
-                <w:b w:val="0"/>
-                <w:bCs w:val="0"/>
-                <w:sz w:val="22"/>
-              </w:rPr>
-            </w:pPr>
-          </w:p>
-        </w:tc>
-        <w:tc>
-          <w:tcPr>
-            <w:tcW w:w="676" w:type="dxa"/>
-            <w:gridSpan w:val="2"/>
-            <w:tcBorders>
-              <w:top w:val="single" w:sz="4" w:space="0" w:color="000000"/>
-              <w:left w:val="single" w:sz="4" w:space="0" w:color="auto"/>
-              <w:bottom w:val="single" w:sz="4" w:space="0" w:color="000000"/>
-            </w:tcBorders>
-          </w:tcPr>
-          <w:p>
-            <w:pPr>
-              <w:pStyle w:val="berschrift3"/>
-              <w:tabs>
-                <w:tab w:val="left" w:pos="360"/>
-                <w:tab w:val="center" w:pos="3655"/>
-              </w:tabs>
-              <w:jc w:val="left"/>
-              <w:rPr>
-                <w:b w:val="0"/>
-                <w:bCs w:val="0"/>
-                <w:sz w:val="22"/>
-              </w:rPr>
-            </w:pPr>
-          </w:p>
-        </w:tc>
-        <w:tc>
-          <w:tcPr>
-            <w:tcW w:w="676" w:type="dxa"/>
-            <w:gridSpan w:val="2"/>
-            <w:tcBorders>
-              <w:top w:val="single" w:sz="4" w:space="0" w:color="000000"/>
-              <w:left w:val="single" w:sz="4" w:space="0" w:color="auto"/>
-              <w:bottom w:val="single" w:sz="4" w:space="0" w:color="000000"/>
-            </w:tcBorders>
-          </w:tcPr>
-          <w:p>
-            <w:pPr>
-              <w:pStyle w:val="berschrift3"/>
-              <w:tabs>
-                <w:tab w:val="left" w:pos="360"/>
-                <w:tab w:val="center" w:pos="3655"/>
-              </w:tabs>
-              <w:jc w:val="left"/>
-              <w:rPr>
-                <w:b w:val="0"/>
-                <w:bCs w:val="0"/>
-                <w:sz w:val="22"/>
-              </w:rPr>
-            </w:pPr>
-          </w:p>
-        </w:tc>
-        <w:tc>
-          <w:tcPr>
-            <w:tcW w:w="675" w:type="dxa"/>
-            <w:gridSpan w:val="2"/>
-            <w:tcBorders>
-              <w:top w:val="single" w:sz="4" w:space="0" w:color="000000"/>
-              <w:left w:val="single" w:sz="4" w:space="0" w:color="auto"/>
-              <w:bottom w:val="single" w:sz="4" w:space="0" w:color="000000"/>
-            </w:tcBorders>
-          </w:tcPr>
-          <w:p>
-            <w:pPr>
-              <w:pStyle w:val="berschrift3"/>
-              <w:tabs>
-                <w:tab w:val="left" w:pos="360"/>
-                <w:tab w:val="center" w:pos="3655"/>
-              </w:tabs>
-              <w:jc w:val="left"/>
-              <w:rPr>
-                <w:b w:val="0"/>
-                <w:bCs w:val="0"/>
-                <w:sz w:val="22"/>
-              </w:rPr>
-            </w:pPr>
-          </w:p>
-        </w:tc>
-        <w:tc>
-          <w:tcPr>
-            <w:tcW w:w="676" w:type="dxa"/>
-            <w:gridSpan w:val="2"/>
-            <w:tcBorders>
-              <w:top w:val="single" w:sz="4" w:space="0" w:color="000000"/>
-              <w:left w:val="single" w:sz="4" w:space="0" w:color="auto"/>
-              <w:bottom w:val="single" w:sz="4" w:space="0" w:color="000000"/>
-            </w:tcBorders>
-          </w:tcPr>
-          <w:p>
-            <w:pPr>
-              <w:pStyle w:val="berschrift3"/>
-              <w:tabs>
-                <w:tab w:val="left" w:pos="360"/>
-                <w:tab w:val="center" w:pos="3655"/>
-              </w:tabs>
-              <w:jc w:val="left"/>
-              <w:rPr>
-                <w:b w:val="0"/>
-                <w:bCs w:val="0"/>
-                <w:sz w:val="22"/>
-              </w:rPr>
-            </w:pPr>
-          </w:p>
-        </w:tc>
-        <w:tc>
-          <w:tcPr>
-            <w:tcW w:w="676" w:type="dxa"/>
-            <w:gridSpan w:val="2"/>
-            <w:tcBorders>
-              <w:top w:val="single" w:sz="4" w:space="0" w:color="000000"/>
-              <w:left w:val="single" w:sz="4" w:space="0" w:color="auto"/>
-              <w:bottom w:val="single" w:sz="4" w:space="0" w:color="000000"/>
-            </w:tcBorders>
-          </w:tcPr>
-          <w:p>
-            <w:pPr>
-              <w:pStyle w:val="berschrift3"/>
-              <w:tabs>
-                <w:tab w:val="left" w:pos="360"/>
-                <w:tab w:val="center" w:pos="3655"/>
-              </w:tabs>
-              <w:jc w:val="left"/>
-              <w:rPr>
-                <w:b w:val="0"/>
-                <w:bCs w:val="0"/>
-                <w:sz w:val="22"/>
-              </w:rPr>
-            </w:pPr>
-          </w:p>
-        </w:tc>
-        <w:tc>
-          <w:tcPr>
-            <w:tcW w:w="211" w:type="dxa"/>
-            <w:vMerge w:val="restart"/>
-            <w:tcBorders>
-              <w:top w:val="single" w:sz="4" w:space="0" w:color="FFFFFF"/>
-              <w:left w:val="single" w:sz="4" w:space="0" w:color="000000"/>
-              <w:tl2br w:val="single" w:sz="4" w:space="0" w:color="FFFFFF"/>
-            </w:tcBorders>
-          </w:tcPr>
-          <w:p>
-            <w:pPr>
-              <w:pStyle w:val="berschrift3"/>
-              <w:tabs>
-                <w:tab w:val="left" w:pos="360"/>
-                <w:tab w:val="center" w:pos="3655"/>
-              </w:tabs>
-              <w:jc w:val="left"/>
-            </w:pPr>
-          </w:p>
-        </w:tc>
-        <w:tc>
-          <w:tcPr>
-            <w:tcW w:w="3251" w:type="dxa"/>
-            <w:gridSpan w:val="5"/>
-            <w:tcBorders>
-              <w:bottom w:val="single" w:sz="4" w:space="0" w:color="auto"/>
-            </w:tcBorders>
-            <w:shd w:val="pct50" w:color="auto" w:fill="FFFFFF" w:themeFill="background1"/>
-          </w:tcPr>
-          <w:p>
-            <w:pPr>
-              <w:pStyle w:val="berschrift3"/>
             </w:pPr>
             <w:r>
               <w:t xml:space="preserve">ATTRIBUTE  </w:t>
-            </w:r>
-            <w:r>
-              <w:rPr>
-                <w:sz w:val="18"/>
-              </w:rPr>
-              <w:t>80+(Wert</w:t>
-            </w:r>
-            <w:r>
-              <w:rPr>
-                <w:sz w:val="22"/>
-                <w:szCs w:val="22"/>
-                <w:vertAlign w:val="subscript"/>
-              </w:rPr>
-              <w:t>*</w:t>
-            </w:r>
-            <w:r>
-              <w:rPr>
-                <w:sz w:val="18"/>
-              </w:rPr>
-              <w:t>20)</w:t>
             </w:r>
           </w:p>
         </w:tc>
@@ -2580,7 +1155,7 @@
         </w:trPr>
         <w:tc>
           <w:tcPr>
-            <w:tcW w:w="2045" w:type="dxa"/>
+            <w:tcW w:w="2042" w:type="dxa"/>
             <w:tcBorders>
               <w:top w:val="single" w:sz="4" w:space="0" w:color="000000"/>
               <w:left w:val="single" w:sz="4" w:space="0" w:color="000000"/>
@@ -2613,7 +1188,7 @@
         </w:tc>
         <w:tc>
           <w:tcPr>
-            <w:tcW w:w="540" w:type="dxa"/>
+            <w:tcW w:w="1355" w:type="dxa"/>
             <w:tcBorders>
               <w:top w:val="single" w:sz="4" w:space="0" w:color="auto"/>
               <w:left w:val="single" w:sz="4" w:space="0" w:color="000000"/>
@@ -2630,166 +1205,7 @@
         </w:tc>
         <w:tc>
           <w:tcPr>
-            <w:tcW w:w="541" w:type="dxa"/>
-            <w:gridSpan w:val="2"/>
-            <w:tcBorders>
-              <w:top w:val="single" w:sz="4" w:space="0" w:color="auto"/>
-              <w:left w:val="single" w:sz="4" w:space="0" w:color="000000"/>
-            </w:tcBorders>
-          </w:tcPr>
-          <w:p>
-            <w:pPr>
-              <w:rPr>
-                <w:rFonts w:ascii="Bookman Old Style" w:hAnsi="Bookman Old Style"/>
-                <w:sz w:val="22"/>
-              </w:rPr>
-            </w:pPr>
-          </w:p>
-        </w:tc>
-        <w:tc>
-          <w:tcPr>
-            <w:tcW w:w="540" w:type="dxa"/>
-            <w:gridSpan w:val="2"/>
-            <w:tcBorders>
-              <w:top w:val="single" w:sz="4" w:space="0" w:color="auto"/>
-              <w:left w:val="single" w:sz="4" w:space="0" w:color="000000"/>
-            </w:tcBorders>
-          </w:tcPr>
-          <w:p>
-            <w:pPr>
-              <w:rPr>
-                <w:rFonts w:ascii="Bookman Old Style" w:hAnsi="Bookman Old Style"/>
-                <w:sz w:val="22"/>
-              </w:rPr>
-            </w:pPr>
-          </w:p>
-        </w:tc>
-        <w:tc>
-          <w:tcPr>
-            <w:tcW w:w="541" w:type="dxa"/>
-            <w:gridSpan w:val="2"/>
-            <w:tcBorders>
-              <w:top w:val="single" w:sz="4" w:space="0" w:color="auto"/>
-              <w:left w:val="single" w:sz="4" w:space="0" w:color="000000"/>
-            </w:tcBorders>
-          </w:tcPr>
-          <w:p>
-            <w:pPr>
-              <w:rPr>
-                <w:rFonts w:ascii="Bookman Old Style" w:hAnsi="Bookman Old Style"/>
-                <w:sz w:val="22"/>
-              </w:rPr>
-            </w:pPr>
-          </w:p>
-        </w:tc>
-        <w:tc>
-          <w:tcPr>
-            <w:tcW w:w="540" w:type="dxa"/>
-            <w:tcBorders>
-              <w:top w:val="single" w:sz="4" w:space="0" w:color="auto"/>
-              <w:left w:val="single" w:sz="4" w:space="0" w:color="000000"/>
-            </w:tcBorders>
-          </w:tcPr>
-          <w:p>
-            <w:pPr>
-              <w:rPr>
-                <w:rFonts w:ascii="Bookman Old Style" w:hAnsi="Bookman Old Style"/>
-                <w:sz w:val="22"/>
-              </w:rPr>
-            </w:pPr>
-          </w:p>
-        </w:tc>
-        <w:tc>
-          <w:tcPr>
-            <w:tcW w:w="541" w:type="dxa"/>
-            <w:tcBorders>
-              <w:top w:val="single" w:sz="4" w:space="0" w:color="auto"/>
-              <w:left w:val="single" w:sz="4" w:space="0" w:color="000000"/>
-            </w:tcBorders>
-          </w:tcPr>
-          <w:p>
-            <w:pPr>
-              <w:rPr>
-                <w:rFonts w:ascii="Bookman Old Style" w:hAnsi="Bookman Old Style"/>
-                <w:sz w:val="22"/>
-              </w:rPr>
-            </w:pPr>
-          </w:p>
-        </w:tc>
-        <w:tc>
-          <w:tcPr>
-            <w:tcW w:w="540" w:type="dxa"/>
-            <w:gridSpan w:val="2"/>
-            <w:tcBorders>
-              <w:top w:val="single" w:sz="4" w:space="0" w:color="auto"/>
-              <w:left w:val="single" w:sz="4" w:space="0" w:color="000000"/>
-            </w:tcBorders>
-          </w:tcPr>
-          <w:p>
-            <w:pPr>
-              <w:rPr>
-                <w:rFonts w:ascii="Bookman Old Style" w:hAnsi="Bookman Old Style"/>
-                <w:sz w:val="22"/>
-              </w:rPr>
-            </w:pPr>
-          </w:p>
-        </w:tc>
-        <w:tc>
-          <w:tcPr>
-            <w:tcW w:w="541" w:type="dxa"/>
-            <w:gridSpan w:val="2"/>
-            <w:tcBorders>
-              <w:top w:val="single" w:sz="4" w:space="0" w:color="auto"/>
-              <w:left w:val="single" w:sz="4" w:space="0" w:color="000000"/>
-            </w:tcBorders>
-          </w:tcPr>
-          <w:p>
-            <w:pPr>
-              <w:rPr>
-                <w:rFonts w:ascii="Bookman Old Style" w:hAnsi="Bookman Old Style"/>
-                <w:sz w:val="22"/>
-              </w:rPr>
-            </w:pPr>
-          </w:p>
-        </w:tc>
-        <w:tc>
-          <w:tcPr>
-            <w:tcW w:w="540" w:type="dxa"/>
-            <w:gridSpan w:val="2"/>
-            <w:tcBorders>
-              <w:top w:val="single" w:sz="4" w:space="0" w:color="auto"/>
-              <w:left w:val="single" w:sz="4" w:space="0" w:color="000000"/>
-            </w:tcBorders>
-          </w:tcPr>
-          <w:p>
-            <w:pPr>
-              <w:rPr>
-                <w:rFonts w:ascii="Bookman Old Style" w:hAnsi="Bookman Old Style"/>
-                <w:sz w:val="22"/>
-              </w:rPr>
-            </w:pPr>
-          </w:p>
-        </w:tc>
-        <w:tc>
-          <w:tcPr>
-            <w:tcW w:w="541" w:type="dxa"/>
-            <w:tcBorders>
-              <w:top w:val="single" w:sz="4" w:space="0" w:color="auto"/>
-              <w:left w:val="single" w:sz="4" w:space="0" w:color="000000"/>
-            </w:tcBorders>
-          </w:tcPr>
-          <w:p>
-            <w:pPr>
-              <w:rPr>
-                <w:rFonts w:ascii="Bookman Old Style" w:hAnsi="Bookman Old Style"/>
-                <w:sz w:val="22"/>
-              </w:rPr>
-            </w:pPr>
-          </w:p>
-        </w:tc>
-        <w:tc>
-          <w:tcPr>
-            <w:tcW w:w="211" w:type="dxa"/>
+            <w:tcW w:w="160" w:type="dxa"/>
             <w:vMerge/>
             <w:tcBorders>
               <w:left w:val="single" w:sz="4" w:space="0" w:color="000000"/>
@@ -2806,7 +1222,7 @@
         </w:tc>
         <w:tc>
           <w:tcPr>
-            <w:tcW w:w="1389" w:type="dxa"/>
+            <w:tcW w:w="1258" w:type="dxa"/>
             <w:vAlign w:val="center"/>
           </w:tcPr>
           <w:p>
@@ -2827,49 +1243,7 @@
         </w:tc>
         <w:tc>
           <w:tcPr>
-            <w:tcW w:w="465" w:type="dxa"/>
-            <w:vAlign w:val="center"/>
-          </w:tcPr>
-          <w:p>
-            <w:pPr>
-              <w:rPr>
-                <w:rFonts w:ascii="Bookman Old Style" w:hAnsi="Bookman Old Style"/>
-                <w:sz w:val="22"/>
-              </w:rPr>
-            </w:pPr>
-          </w:p>
-        </w:tc>
-        <w:tc>
-          <w:tcPr>
-            <w:tcW w:w="466" w:type="dxa"/>
-            <w:vAlign w:val="center"/>
-          </w:tcPr>
-          <w:p>
-            <w:pPr>
-              <w:rPr>
-                <w:rFonts w:ascii="Bookman Old Style" w:hAnsi="Bookman Old Style"/>
-                <w:sz w:val="22"/>
-              </w:rPr>
-            </w:pPr>
-          </w:p>
-        </w:tc>
-        <w:tc>
-          <w:tcPr>
-            <w:tcW w:w="465" w:type="dxa"/>
-            <w:vAlign w:val="center"/>
-          </w:tcPr>
-          <w:p>
-            <w:pPr>
-              <w:rPr>
-                <w:rFonts w:ascii="Bookman Old Style" w:hAnsi="Bookman Old Style"/>
-                <w:sz w:val="22"/>
-              </w:rPr>
-            </w:pPr>
-          </w:p>
-        </w:tc>
-        <w:tc>
-          <w:tcPr>
-            <w:tcW w:w="466" w:type="dxa"/>
+            <w:tcW w:w="850" w:type="dxa"/>
             <w:vAlign w:val="center"/>
           </w:tcPr>
           <w:p>
@@ -2888,7 +1262,7 @@
         </w:trPr>
         <w:tc>
           <w:tcPr>
-            <w:tcW w:w="2045" w:type="dxa"/>
+            <w:tcW w:w="2042" w:type="dxa"/>
             <w:tcBorders>
               <w:left w:val="single" w:sz="4" w:space="0" w:color="000000"/>
               <w:bottom w:val="single" w:sz="4" w:space="0" w:color="000000"/>
@@ -2920,178 +1294,23 @@
         </w:tc>
         <w:tc>
           <w:tcPr>
-            <w:tcW w:w="540" w:type="dxa"/>
-            <w:tcBorders>
-              <w:left w:val="single" w:sz="4" w:space="0" w:color="000000"/>
-              <w:right w:val="single" w:sz="4" w:space="0" w:color="auto"/>
-            </w:tcBorders>
-          </w:tcPr>
-          <w:p>
-            <w:pPr>
-              <w:rPr>
-                <w:rFonts w:ascii="Bookman Old Style" w:hAnsi="Bookman Old Style"/>
-                <w:sz w:val="22"/>
-              </w:rPr>
-            </w:pPr>
-          </w:p>
-        </w:tc>
-        <w:tc>
-          <w:tcPr>
-            <w:tcW w:w="541" w:type="dxa"/>
-            <w:gridSpan w:val="2"/>
-            <w:tcBorders>
-              <w:left w:val="single" w:sz="4" w:space="0" w:color="auto"/>
-            </w:tcBorders>
-          </w:tcPr>
-          <w:p>
-            <w:pPr>
-              <w:rPr>
-                <w:rFonts w:ascii="Bookman Old Style" w:hAnsi="Bookman Old Style"/>
-                <w:sz w:val="22"/>
-              </w:rPr>
-            </w:pPr>
-          </w:p>
-        </w:tc>
-        <w:tc>
-          <w:tcPr>
-            <w:tcW w:w="540" w:type="dxa"/>
-            <w:gridSpan w:val="2"/>
-            <w:tcBorders>
-              <w:left w:val="single" w:sz="4" w:space="0" w:color="000000"/>
-              <w:right w:val="single" w:sz="4" w:space="0" w:color="auto"/>
-            </w:tcBorders>
-          </w:tcPr>
-          <w:p>
-            <w:pPr>
-              <w:rPr>
-                <w:rFonts w:ascii="Bookman Old Style" w:hAnsi="Bookman Old Style"/>
-                <w:sz w:val="22"/>
-              </w:rPr>
-            </w:pPr>
-          </w:p>
-        </w:tc>
-        <w:tc>
-          <w:tcPr>
-            <w:tcW w:w="541" w:type="dxa"/>
-            <w:gridSpan w:val="2"/>
-            <w:tcBorders>
-              <w:left w:val="single" w:sz="4" w:space="0" w:color="000000"/>
-              <w:right w:val="single" w:sz="4" w:space="0" w:color="auto"/>
-            </w:tcBorders>
-          </w:tcPr>
-          <w:p>
-            <w:pPr>
-              <w:rPr>
-                <w:rFonts w:ascii="Bookman Old Style" w:hAnsi="Bookman Old Style"/>
-                <w:sz w:val="22"/>
-              </w:rPr>
-            </w:pPr>
-          </w:p>
-        </w:tc>
-        <w:tc>
-          <w:tcPr>
-            <w:tcW w:w="540" w:type="dxa"/>
-            <w:tcBorders>
-              <w:left w:val="single" w:sz="4" w:space="0" w:color="auto"/>
-            </w:tcBorders>
-          </w:tcPr>
-          <w:p>
-            <w:pPr>
-              <w:rPr>
-                <w:rFonts w:ascii="Bookman Old Style" w:hAnsi="Bookman Old Style"/>
-                <w:sz w:val="22"/>
-              </w:rPr>
-            </w:pPr>
-          </w:p>
-        </w:tc>
-        <w:tc>
-          <w:tcPr>
-            <w:tcW w:w="541" w:type="dxa"/>
-            <w:tcBorders>
-              <w:left w:val="single" w:sz="4" w:space="0" w:color="auto"/>
-            </w:tcBorders>
-          </w:tcPr>
-          <w:p>
-            <w:pPr>
-              <w:rPr>
-                <w:rFonts w:ascii="Bookman Old Style" w:hAnsi="Bookman Old Style"/>
-                <w:sz w:val="22"/>
-              </w:rPr>
-            </w:pPr>
-          </w:p>
-        </w:tc>
-        <w:tc>
-          <w:tcPr>
-            <w:tcW w:w="540" w:type="dxa"/>
-            <w:gridSpan w:val="2"/>
-            <w:tcBorders>
-              <w:left w:val="single" w:sz="4" w:space="0" w:color="000000"/>
-              <w:right w:val="single" w:sz="4" w:space="0" w:color="auto"/>
-            </w:tcBorders>
-          </w:tcPr>
-          <w:p>
-            <w:pPr>
-              <w:rPr>
-                <w:rFonts w:ascii="Bookman Old Style" w:hAnsi="Bookman Old Style"/>
-                <w:sz w:val="22"/>
-              </w:rPr>
-            </w:pPr>
-          </w:p>
-        </w:tc>
-        <w:tc>
-          <w:tcPr>
-            <w:tcW w:w="541" w:type="dxa"/>
-            <w:gridSpan w:val="2"/>
-            <w:tcBorders>
-              <w:left w:val="single" w:sz="4" w:space="0" w:color="auto"/>
-            </w:tcBorders>
-          </w:tcPr>
-          <w:p>
-            <w:pPr>
-              <w:rPr>
-                <w:rFonts w:ascii="Bookman Old Style" w:hAnsi="Bookman Old Style"/>
-                <w:sz w:val="22"/>
-              </w:rPr>
-            </w:pPr>
-          </w:p>
-        </w:tc>
-        <w:tc>
-          <w:tcPr>
-            <w:tcW w:w="540" w:type="dxa"/>
-            <w:gridSpan w:val="2"/>
-            <w:tcBorders>
-              <w:left w:val="single" w:sz="4" w:space="0" w:color="000000"/>
-              <w:right w:val="single" w:sz="4" w:space="0" w:color="auto"/>
-            </w:tcBorders>
-          </w:tcPr>
-          <w:p>
-            <w:pPr>
-              <w:rPr>
-                <w:rFonts w:ascii="Bookman Old Style" w:hAnsi="Bookman Old Style"/>
-                <w:sz w:val="22"/>
-              </w:rPr>
-            </w:pPr>
-          </w:p>
-        </w:tc>
-        <w:tc>
-          <w:tcPr>
-            <w:tcW w:w="541" w:type="dxa"/>
-            <w:tcBorders>
-              <w:left w:val="single" w:sz="4" w:space="0" w:color="auto"/>
-            </w:tcBorders>
-          </w:tcPr>
-          <w:p>
-            <w:pPr>
-              <w:rPr>
-                <w:rFonts w:ascii="Bookman Old Style" w:hAnsi="Bookman Old Style"/>
-                <w:sz w:val="22"/>
-              </w:rPr>
-            </w:pPr>
-          </w:p>
-        </w:tc>
-        <w:tc>
-          <w:tcPr>
-            <w:tcW w:w="211" w:type="dxa"/>
+            <w:tcW w:w="1355" w:type="dxa"/>
+            <w:tcBorders>
+              <w:left w:val="single" w:sz="4" w:space="0" w:color="000000"/>
+            </w:tcBorders>
+          </w:tcPr>
+          <w:p>
+            <w:pPr>
+              <w:rPr>
+                <w:rFonts w:ascii="Bookman Old Style" w:hAnsi="Bookman Old Style"/>
+                <w:sz w:val="22"/>
+              </w:rPr>
+            </w:pPr>
+          </w:p>
+        </w:tc>
+        <w:tc>
+          <w:tcPr>
+            <w:tcW w:w="160" w:type="dxa"/>
             <w:vMerge/>
             <w:tcBorders>
               <w:left w:val="single" w:sz="4" w:space="0" w:color="000000"/>
@@ -3108,7 +1327,7 @@
         </w:tc>
         <w:tc>
           <w:tcPr>
-            <w:tcW w:w="1389" w:type="dxa"/>
+            <w:tcW w:w="1258" w:type="dxa"/>
             <w:vAlign w:val="center"/>
           </w:tcPr>
           <w:p>
@@ -3129,49 +1348,7 @@
         </w:tc>
         <w:tc>
           <w:tcPr>
-            <w:tcW w:w="465" w:type="dxa"/>
-            <w:vAlign w:val="center"/>
-          </w:tcPr>
-          <w:p>
-            <w:pPr>
-              <w:rPr>
-                <w:rFonts w:ascii="Bookman Old Style" w:hAnsi="Bookman Old Style"/>
-                <w:sz w:val="22"/>
-              </w:rPr>
-            </w:pPr>
-          </w:p>
-        </w:tc>
-        <w:tc>
-          <w:tcPr>
-            <w:tcW w:w="466" w:type="dxa"/>
-            <w:vAlign w:val="center"/>
-          </w:tcPr>
-          <w:p>
-            <w:pPr>
-              <w:rPr>
-                <w:rFonts w:ascii="Bookman Old Style" w:hAnsi="Bookman Old Style"/>
-                <w:sz w:val="22"/>
-              </w:rPr>
-            </w:pPr>
-          </w:p>
-        </w:tc>
-        <w:tc>
-          <w:tcPr>
-            <w:tcW w:w="465" w:type="dxa"/>
-            <w:vAlign w:val="center"/>
-          </w:tcPr>
-          <w:p>
-            <w:pPr>
-              <w:rPr>
-                <w:rFonts w:ascii="Bookman Old Style" w:hAnsi="Bookman Old Style"/>
-                <w:sz w:val="22"/>
-              </w:rPr>
-            </w:pPr>
-          </w:p>
-        </w:tc>
-        <w:tc>
-          <w:tcPr>
-            <w:tcW w:w="466" w:type="dxa"/>
+            <w:tcW w:w="850" w:type="dxa"/>
             <w:vAlign w:val="center"/>
           </w:tcPr>
           <w:p>
@@ -3190,7 +1367,7 @@
         </w:trPr>
         <w:tc>
           <w:tcPr>
-            <w:tcW w:w="2045" w:type="dxa"/>
+            <w:tcW w:w="2042" w:type="dxa"/>
             <w:tcBorders>
               <w:top w:val="single" w:sz="4" w:space="0" w:color="000000"/>
               <w:left w:val="single" w:sz="4" w:space="0" w:color="000000"/>
@@ -3223,173 +1400,23 @@
         </w:tc>
         <w:tc>
           <w:tcPr>
-            <w:tcW w:w="540" w:type="dxa"/>
-            <w:tcBorders>
-              <w:left w:val="single" w:sz="4" w:space="0" w:color="000000"/>
-            </w:tcBorders>
-          </w:tcPr>
-          <w:p>
-            <w:pPr>
-              <w:rPr>
-                <w:rFonts w:ascii="Bookman Old Style" w:hAnsi="Bookman Old Style"/>
-                <w:sz w:val="22"/>
-              </w:rPr>
-            </w:pPr>
-          </w:p>
-        </w:tc>
-        <w:tc>
-          <w:tcPr>
-            <w:tcW w:w="541" w:type="dxa"/>
-            <w:gridSpan w:val="2"/>
-            <w:tcBorders>
-              <w:left w:val="single" w:sz="4" w:space="0" w:color="000000"/>
-            </w:tcBorders>
-          </w:tcPr>
-          <w:p>
-            <w:pPr>
-              <w:rPr>
-                <w:rFonts w:ascii="Bookman Old Style" w:hAnsi="Bookman Old Style"/>
-                <w:sz w:val="22"/>
-              </w:rPr>
-            </w:pPr>
-          </w:p>
-        </w:tc>
-        <w:tc>
-          <w:tcPr>
-            <w:tcW w:w="540" w:type="dxa"/>
-            <w:gridSpan w:val="2"/>
-            <w:tcBorders>
-              <w:left w:val="single" w:sz="4" w:space="0" w:color="000000"/>
-            </w:tcBorders>
-          </w:tcPr>
-          <w:p>
-            <w:pPr>
-              <w:rPr>
-                <w:rFonts w:ascii="Bookman Old Style" w:hAnsi="Bookman Old Style"/>
-                <w:sz w:val="22"/>
-              </w:rPr>
-            </w:pPr>
-          </w:p>
-        </w:tc>
-        <w:tc>
-          <w:tcPr>
-            <w:tcW w:w="541" w:type="dxa"/>
-            <w:gridSpan w:val="2"/>
-            <w:tcBorders>
-              <w:left w:val="single" w:sz="4" w:space="0" w:color="000000"/>
-            </w:tcBorders>
-          </w:tcPr>
-          <w:p>
-            <w:pPr>
-              <w:rPr>
-                <w:rFonts w:ascii="Bookman Old Style" w:hAnsi="Bookman Old Style"/>
-                <w:sz w:val="22"/>
-              </w:rPr>
-            </w:pPr>
-          </w:p>
-        </w:tc>
-        <w:tc>
-          <w:tcPr>
-            <w:tcW w:w="540" w:type="dxa"/>
-            <w:tcBorders>
-              <w:left w:val="single" w:sz="4" w:space="0" w:color="000000"/>
-            </w:tcBorders>
-          </w:tcPr>
-          <w:p>
-            <w:pPr>
-              <w:rPr>
-                <w:rFonts w:ascii="Bookman Old Style" w:hAnsi="Bookman Old Style"/>
-                <w:sz w:val="22"/>
-              </w:rPr>
-            </w:pPr>
-          </w:p>
-        </w:tc>
-        <w:tc>
-          <w:tcPr>
-            <w:tcW w:w="541" w:type="dxa"/>
-            <w:tcBorders>
-              <w:left w:val="single" w:sz="4" w:space="0" w:color="000000"/>
-            </w:tcBorders>
-          </w:tcPr>
-          <w:p>
-            <w:pPr>
-              <w:rPr>
-                <w:rFonts w:ascii="Bookman Old Style" w:hAnsi="Bookman Old Style"/>
-                <w:sz w:val="22"/>
-              </w:rPr>
-            </w:pPr>
-          </w:p>
-        </w:tc>
-        <w:tc>
-          <w:tcPr>
-            <w:tcW w:w="540" w:type="dxa"/>
-            <w:gridSpan w:val="2"/>
-            <w:tcBorders>
-              <w:left w:val="single" w:sz="4" w:space="0" w:color="000000"/>
-            </w:tcBorders>
-          </w:tcPr>
-          <w:p>
-            <w:pPr>
-              <w:rPr>
-                <w:rFonts w:ascii="Bookman Old Style" w:hAnsi="Bookman Old Style"/>
-                <w:sz w:val="22"/>
-              </w:rPr>
-            </w:pPr>
-          </w:p>
-        </w:tc>
-        <w:tc>
-          <w:tcPr>
-            <w:tcW w:w="541" w:type="dxa"/>
-            <w:gridSpan w:val="2"/>
-            <w:tcBorders>
-              <w:left w:val="single" w:sz="4" w:space="0" w:color="000000"/>
-            </w:tcBorders>
-          </w:tcPr>
-          <w:p>
-            <w:pPr>
-              <w:rPr>
-                <w:rFonts w:ascii="Bookman Old Style" w:hAnsi="Bookman Old Style"/>
-                <w:sz w:val="22"/>
-              </w:rPr>
-            </w:pPr>
-          </w:p>
-        </w:tc>
-        <w:tc>
-          <w:tcPr>
-            <w:tcW w:w="540" w:type="dxa"/>
-            <w:gridSpan w:val="2"/>
-            <w:tcBorders>
-              <w:left w:val="single" w:sz="4" w:space="0" w:color="000000"/>
-            </w:tcBorders>
-          </w:tcPr>
-          <w:p>
-            <w:pPr>
-              <w:rPr>
-                <w:rFonts w:ascii="Bookman Old Style" w:hAnsi="Bookman Old Style"/>
-                <w:sz w:val="22"/>
-              </w:rPr>
-            </w:pPr>
-          </w:p>
-        </w:tc>
-        <w:tc>
-          <w:tcPr>
-            <w:tcW w:w="541" w:type="dxa"/>
-            <w:tcBorders>
-              <w:left w:val="single" w:sz="4" w:space="0" w:color="000000"/>
-            </w:tcBorders>
-          </w:tcPr>
-          <w:p>
-            <w:pPr>
-              <w:rPr>
-                <w:rFonts w:ascii="Bookman Old Style" w:hAnsi="Bookman Old Style"/>
-                <w:sz w:val="22"/>
-              </w:rPr>
-            </w:pPr>
-          </w:p>
-        </w:tc>
-        <w:tc>
-          <w:tcPr>
-            <w:tcW w:w="211" w:type="dxa"/>
+            <w:tcW w:w="1355" w:type="dxa"/>
+            <w:tcBorders>
+              <w:left w:val="single" w:sz="4" w:space="0" w:color="000000"/>
+            </w:tcBorders>
+          </w:tcPr>
+          <w:p>
+            <w:pPr>
+              <w:rPr>
+                <w:rFonts w:ascii="Bookman Old Style" w:hAnsi="Bookman Old Style"/>
+                <w:sz w:val="22"/>
+              </w:rPr>
+            </w:pPr>
+          </w:p>
+        </w:tc>
+        <w:tc>
+          <w:tcPr>
+            <w:tcW w:w="160" w:type="dxa"/>
             <w:vMerge/>
             <w:tcBorders>
               <w:left w:val="single" w:sz="4" w:space="0" w:color="000000"/>
@@ -3406,7 +1433,7 @@
         </w:tc>
         <w:tc>
           <w:tcPr>
-            <w:tcW w:w="1389" w:type="dxa"/>
+            <w:tcW w:w="1258" w:type="dxa"/>
             <w:vAlign w:val="center"/>
           </w:tcPr>
           <w:p>
@@ -3427,49 +1454,7 @@
         </w:tc>
         <w:tc>
           <w:tcPr>
-            <w:tcW w:w="465" w:type="dxa"/>
-            <w:vAlign w:val="center"/>
-          </w:tcPr>
-          <w:p>
-            <w:pPr>
-              <w:rPr>
-                <w:rFonts w:ascii="Bookman Old Style" w:hAnsi="Bookman Old Style"/>
-                <w:sz w:val="22"/>
-              </w:rPr>
-            </w:pPr>
-          </w:p>
-        </w:tc>
-        <w:tc>
-          <w:tcPr>
-            <w:tcW w:w="466" w:type="dxa"/>
-            <w:vAlign w:val="center"/>
-          </w:tcPr>
-          <w:p>
-            <w:pPr>
-              <w:rPr>
-                <w:rFonts w:ascii="Bookman Old Style" w:hAnsi="Bookman Old Style"/>
-                <w:sz w:val="22"/>
-              </w:rPr>
-            </w:pPr>
-          </w:p>
-        </w:tc>
-        <w:tc>
-          <w:tcPr>
-            <w:tcW w:w="465" w:type="dxa"/>
-            <w:vAlign w:val="center"/>
-          </w:tcPr>
-          <w:p>
-            <w:pPr>
-              <w:rPr>
-                <w:rFonts w:ascii="Bookman Old Style" w:hAnsi="Bookman Old Style"/>
-                <w:sz w:val="22"/>
-              </w:rPr>
-            </w:pPr>
-          </w:p>
-        </w:tc>
-        <w:tc>
-          <w:tcPr>
-            <w:tcW w:w="466" w:type="dxa"/>
+            <w:tcW w:w="850" w:type="dxa"/>
             <w:vAlign w:val="center"/>
           </w:tcPr>
           <w:p>
@@ -3488,7 +1473,7 @@
         </w:trPr>
         <w:tc>
           <w:tcPr>
-            <w:tcW w:w="2045" w:type="dxa"/>
+            <w:tcW w:w="2042" w:type="dxa"/>
             <w:tcBorders>
               <w:top w:val="single" w:sz="4" w:space="0" w:color="auto"/>
               <w:left w:val="single" w:sz="4" w:space="0" w:color="000000"/>
@@ -3507,6 +1492,7 @@
                 <w:sz w:val="22"/>
               </w:rPr>
             </w:pPr>
+            <w:proofErr w:type="spellStart"/>
             <w:r>
               <w:rPr>
                 <w:rFonts w:ascii="Bookman Old Style" w:hAnsi="Bookman Old Style"/>
@@ -3516,147 +1502,28 @@
               </w:rPr>
               <w:t>Rerolls</w:t>
             </w:r>
-          </w:p>
-        </w:tc>
-        <w:tc>
-          <w:tcPr>
-            <w:tcW w:w="675" w:type="dxa"/>
-            <w:gridSpan w:val="2"/>
-            <w:tcBorders>
-              <w:left w:val="single" w:sz="4" w:space="0" w:color="000000"/>
-            </w:tcBorders>
-          </w:tcPr>
-          <w:p>
-            <w:pPr>
-              <w:rPr>
-                <w:rFonts w:ascii="Bookman Old Style" w:hAnsi="Bookman Old Style"/>
-                <w:sz w:val="22"/>
-              </w:rPr>
-            </w:pPr>
-          </w:p>
-        </w:tc>
-        <w:tc>
-          <w:tcPr>
-            <w:tcW w:w="676" w:type="dxa"/>
-            <w:gridSpan w:val="2"/>
-            <w:tcBorders>
-              <w:left w:val="single" w:sz="4" w:space="0" w:color="000000"/>
-            </w:tcBorders>
-          </w:tcPr>
-          <w:p>
-            <w:pPr>
-              <w:rPr>
-                <w:rFonts w:ascii="Bookman Old Style" w:hAnsi="Bookman Old Style"/>
-                <w:sz w:val="22"/>
-              </w:rPr>
-            </w:pPr>
-          </w:p>
-        </w:tc>
-        <w:tc>
-          <w:tcPr>
-            <w:tcW w:w="675" w:type="dxa"/>
-            <w:gridSpan w:val="2"/>
-            <w:tcBorders>
-              <w:left w:val="single" w:sz="4" w:space="0" w:color="000000"/>
-            </w:tcBorders>
-          </w:tcPr>
-          <w:p>
-            <w:pPr>
-              <w:rPr>
-                <w:rFonts w:ascii="Bookman Old Style" w:hAnsi="Bookman Old Style"/>
-                <w:sz w:val="22"/>
-              </w:rPr>
-            </w:pPr>
-          </w:p>
-        </w:tc>
-        <w:tc>
-          <w:tcPr>
-            <w:tcW w:w="676" w:type="dxa"/>
-            <w:gridSpan w:val="2"/>
-            <w:tcBorders>
-              <w:left w:val="single" w:sz="4" w:space="0" w:color="000000"/>
-            </w:tcBorders>
-          </w:tcPr>
-          <w:p>
-            <w:pPr>
-              <w:rPr>
-                <w:rFonts w:ascii="Bookman Old Style" w:hAnsi="Bookman Old Style"/>
-                <w:sz w:val="22"/>
-              </w:rPr>
-            </w:pPr>
-          </w:p>
-        </w:tc>
-        <w:tc>
-          <w:tcPr>
-            <w:tcW w:w="676" w:type="dxa"/>
-            <w:gridSpan w:val="2"/>
-            <w:tcBorders>
-              <w:left w:val="single" w:sz="4" w:space="0" w:color="000000"/>
-            </w:tcBorders>
-          </w:tcPr>
-          <w:p>
-            <w:pPr>
-              <w:rPr>
-                <w:rFonts w:ascii="Bookman Old Style" w:hAnsi="Bookman Old Style"/>
-                <w:sz w:val="22"/>
-              </w:rPr>
-            </w:pPr>
-          </w:p>
-        </w:tc>
-        <w:tc>
-          <w:tcPr>
-            <w:tcW w:w="675" w:type="dxa"/>
-            <w:gridSpan w:val="2"/>
-            <w:tcBorders>
-              <w:left w:val="single" w:sz="4" w:space="0" w:color="000000"/>
-            </w:tcBorders>
-          </w:tcPr>
-          <w:p>
-            <w:pPr>
-              <w:rPr>
-                <w:rFonts w:ascii="Bookman Old Style" w:hAnsi="Bookman Old Style"/>
-                <w:sz w:val="22"/>
-              </w:rPr>
-            </w:pPr>
-          </w:p>
-        </w:tc>
-        <w:tc>
-          <w:tcPr>
-            <w:tcW w:w="676" w:type="dxa"/>
-            <w:gridSpan w:val="2"/>
-            <w:tcBorders>
-              <w:left w:val="single" w:sz="4" w:space="0" w:color="000000"/>
-            </w:tcBorders>
-          </w:tcPr>
-          <w:p>
-            <w:pPr>
-              <w:rPr>
-                <w:rFonts w:ascii="Bookman Old Style" w:hAnsi="Bookman Old Style"/>
-                <w:sz w:val="22"/>
-              </w:rPr>
-            </w:pPr>
-          </w:p>
-        </w:tc>
-        <w:tc>
-          <w:tcPr>
-            <w:tcW w:w="676" w:type="dxa"/>
-            <w:gridSpan w:val="2"/>
-            <w:tcBorders>
-              <w:left w:val="single" w:sz="4" w:space="0" w:color="000000"/>
-            </w:tcBorders>
-          </w:tcPr>
-          <w:p>
-            <w:pPr>
-              <w:rPr>
-                <w:rFonts w:ascii="Bookman Old Style" w:hAnsi="Bookman Old Style"/>
-                <w:sz w:val="22"/>
-              </w:rPr>
-            </w:pPr>
-          </w:p>
-        </w:tc>
-        <w:tc>
-          <w:tcPr>
-            <w:tcW w:w="211" w:type="dxa"/>
+            <w:proofErr w:type="spellEnd"/>
+          </w:p>
+        </w:tc>
+        <w:tc>
+          <w:tcPr>
+            <w:tcW w:w="1355" w:type="dxa"/>
+            <w:tcBorders>
+              <w:left w:val="single" w:sz="4" w:space="0" w:color="000000"/>
+            </w:tcBorders>
+          </w:tcPr>
+          <w:p>
+            <w:pPr>
+              <w:rPr>
+                <w:rFonts w:ascii="Bookman Old Style" w:hAnsi="Bookman Old Style"/>
+                <w:sz w:val="22"/>
+              </w:rPr>
+            </w:pPr>
+          </w:p>
+        </w:tc>
+        <w:tc>
+          <w:tcPr>
+            <w:tcW w:w="160" w:type="dxa"/>
             <w:vMerge/>
             <w:tcBorders>
               <w:left w:val="single" w:sz="4" w:space="0" w:color="000000"/>
@@ -3674,7 +1541,7 @@
         </w:tc>
         <w:tc>
           <w:tcPr>
-            <w:tcW w:w="1389" w:type="dxa"/>
+            <w:tcW w:w="1258" w:type="dxa"/>
             <w:tcBorders>
               <w:bottom w:val="nil"/>
             </w:tcBorders>
@@ -3698,49 +1565,7 @@
         </w:tc>
         <w:tc>
           <w:tcPr>
-            <w:tcW w:w="465" w:type="dxa"/>
-            <w:vAlign w:val="center"/>
-          </w:tcPr>
-          <w:p>
-            <w:pPr>
-              <w:rPr>
-                <w:rFonts w:ascii="Bookman Old Style" w:hAnsi="Bookman Old Style"/>
-                <w:sz w:val="22"/>
-              </w:rPr>
-            </w:pPr>
-          </w:p>
-        </w:tc>
-        <w:tc>
-          <w:tcPr>
-            <w:tcW w:w="466" w:type="dxa"/>
-            <w:vAlign w:val="center"/>
-          </w:tcPr>
-          <w:p>
-            <w:pPr>
-              <w:rPr>
-                <w:rFonts w:ascii="Bookman Old Style" w:hAnsi="Bookman Old Style"/>
-                <w:sz w:val="22"/>
-              </w:rPr>
-            </w:pPr>
-          </w:p>
-        </w:tc>
-        <w:tc>
-          <w:tcPr>
-            <w:tcW w:w="465" w:type="dxa"/>
-            <w:vAlign w:val="center"/>
-          </w:tcPr>
-          <w:p>
-            <w:pPr>
-              <w:rPr>
-                <w:rFonts w:ascii="Bookman Old Style" w:hAnsi="Bookman Old Style"/>
-                <w:sz w:val="22"/>
-              </w:rPr>
-            </w:pPr>
-          </w:p>
-        </w:tc>
-        <w:tc>
-          <w:tcPr>
-            <w:tcW w:w="466" w:type="dxa"/>
+            <w:tcW w:w="850" w:type="dxa"/>
             <w:vAlign w:val="center"/>
           </w:tcPr>
           <w:p>
@@ -3759,7 +1584,7 @@
         </w:trPr>
         <w:tc>
           <w:tcPr>
-            <w:tcW w:w="2045" w:type="dxa"/>
+            <w:tcW w:w="2042" w:type="dxa"/>
             <w:tcBorders>
               <w:left w:val="single" w:sz="4" w:space="0" w:color="000000"/>
               <w:right w:val="single" w:sz="4" w:space="0" w:color="000000"/>
@@ -3774,31 +1599,35 @@
                 <w:sz w:val="16"/>
               </w:rPr>
             </w:pPr>
-            <w:r>
-              <w:t>Erfahrungspkt.</w:t>
-            </w:r>
-          </w:p>
-        </w:tc>
-        <w:tc>
-          <w:tcPr>
-            <w:tcW w:w="5405" w:type="dxa"/>
-            <w:gridSpan w:val="16"/>
-            <w:tcBorders>
-              <w:left w:val="single" w:sz="4" w:space="0" w:color="000000"/>
-            </w:tcBorders>
-          </w:tcPr>
-          <w:p>
-            <w:pPr>
-              <w:rPr>
-                <w:rFonts w:ascii="Bookman Old Style" w:hAnsi="Bookman Old Style"/>
-                <w:sz w:val="22"/>
-              </w:rPr>
-            </w:pPr>
-          </w:p>
-        </w:tc>
-        <w:tc>
-          <w:tcPr>
-            <w:tcW w:w="211" w:type="dxa"/>
+            <w:proofErr w:type="spellStart"/>
+            <w:r>
+              <w:t>Erfahrungspkt</w:t>
+            </w:r>
+            <w:proofErr w:type="spellEnd"/>
+            <w:r>
+              <w:t>.</w:t>
+            </w:r>
+          </w:p>
+        </w:tc>
+        <w:tc>
+          <w:tcPr>
+            <w:tcW w:w="1355" w:type="dxa"/>
+            <w:tcBorders>
+              <w:left w:val="single" w:sz="4" w:space="0" w:color="000000"/>
+            </w:tcBorders>
+          </w:tcPr>
+          <w:p>
+            <w:pPr>
+              <w:rPr>
+                <w:rFonts w:ascii="Bookman Old Style" w:hAnsi="Bookman Old Style"/>
+                <w:sz w:val="22"/>
+              </w:rPr>
+            </w:pPr>
+          </w:p>
+        </w:tc>
+        <w:tc>
+          <w:tcPr>
+            <w:tcW w:w="160" w:type="dxa"/>
             <w:tcBorders>
               <w:top w:val="nil"/>
               <w:left w:val="single" w:sz="4" w:space="0" w:color="000000"/>
@@ -3816,7 +1645,7 @@
         </w:tc>
         <w:tc>
           <w:tcPr>
-            <w:tcW w:w="1389" w:type="dxa"/>
+            <w:tcW w:w="1258" w:type="dxa"/>
             <w:vAlign w:val="center"/>
           </w:tcPr>
           <w:p>
@@ -3837,49 +1666,7 @@
         </w:tc>
         <w:tc>
           <w:tcPr>
-            <w:tcW w:w="465" w:type="dxa"/>
-            <w:vAlign w:val="center"/>
-          </w:tcPr>
-          <w:p>
-            <w:pPr>
-              <w:rPr>
-                <w:rFonts w:ascii="Bookman Old Style" w:hAnsi="Bookman Old Style"/>
-                <w:sz w:val="22"/>
-              </w:rPr>
-            </w:pPr>
-          </w:p>
-        </w:tc>
-        <w:tc>
-          <w:tcPr>
-            <w:tcW w:w="466" w:type="dxa"/>
-            <w:vAlign w:val="center"/>
-          </w:tcPr>
-          <w:p>
-            <w:pPr>
-              <w:rPr>
-                <w:rFonts w:ascii="Bookman Old Style" w:hAnsi="Bookman Old Style"/>
-                <w:sz w:val="22"/>
-              </w:rPr>
-            </w:pPr>
-          </w:p>
-        </w:tc>
-        <w:tc>
-          <w:tcPr>
-            <w:tcW w:w="465" w:type="dxa"/>
-            <w:vAlign w:val="center"/>
-          </w:tcPr>
-          <w:p>
-            <w:pPr>
-              <w:rPr>
-                <w:rFonts w:ascii="Bookman Old Style" w:hAnsi="Bookman Old Style"/>
-                <w:sz w:val="22"/>
-              </w:rPr>
-            </w:pPr>
-          </w:p>
-        </w:tc>
-        <w:tc>
-          <w:tcPr>
-            <w:tcW w:w="466" w:type="dxa"/>
+            <w:tcW w:w="850" w:type="dxa"/>
             <w:vAlign w:val="center"/>
           </w:tcPr>
           <w:p>
@@ -3898,7 +1685,7 @@
         </w:trPr>
         <w:tc>
           <w:tcPr>
-            <w:tcW w:w="2045" w:type="dxa"/>
+            <w:tcW w:w="2042" w:type="dxa"/>
             <w:tcBorders>
               <w:left w:val="single" w:sz="4" w:space="0" w:color="000000"/>
               <w:bottom w:val="single" w:sz="4" w:space="0" w:color="000000"/>
@@ -3914,18 +1701,25 @@
                 <w:bCs w:val="0"/>
               </w:rPr>
             </w:pPr>
+            <w:proofErr w:type="spellStart"/>
             <w:r>
               <w:rPr>
                 <w:bCs w:val="0"/>
               </w:rPr>
-              <w:t>Steigerungspkt.</w:t>
-            </w:r>
-          </w:p>
-        </w:tc>
-        <w:tc>
-          <w:tcPr>
-            <w:tcW w:w="5405" w:type="dxa"/>
-            <w:gridSpan w:val="16"/>
+              <w:t>Steigerungspkt</w:t>
+            </w:r>
+            <w:proofErr w:type="spellEnd"/>
+            <w:r>
+              <w:rPr>
+                <w:bCs w:val="0"/>
+              </w:rPr>
+              <w:t>.</w:t>
+            </w:r>
+          </w:p>
+        </w:tc>
+        <w:tc>
+          <w:tcPr>
+            <w:tcW w:w="1355" w:type="dxa"/>
             <w:tcBorders>
               <w:left w:val="single" w:sz="4" w:space="0" w:color="000000"/>
               <w:bottom w:val="single" w:sz="4" w:space="0" w:color="auto"/>
@@ -3942,7 +1736,7 @@
         </w:tc>
         <w:tc>
           <w:tcPr>
-            <w:tcW w:w="211" w:type="dxa"/>
+            <w:tcW w:w="160" w:type="dxa"/>
             <w:tcBorders>
               <w:top w:val="nil"/>
               <w:left w:val="single" w:sz="4" w:space="0" w:color="000000"/>
@@ -3960,7 +1754,7 @@
         </w:tc>
         <w:tc>
           <w:tcPr>
-            <w:tcW w:w="1389" w:type="dxa"/>
+            <w:tcW w:w="1258" w:type="dxa"/>
             <w:vAlign w:val="center"/>
           </w:tcPr>
           <w:p>
@@ -3981,49 +1775,7 @@
         </w:tc>
         <w:tc>
           <w:tcPr>
-            <w:tcW w:w="465" w:type="dxa"/>
-            <w:vAlign w:val="center"/>
-          </w:tcPr>
-          <w:p>
-            <w:pPr>
-              <w:rPr>
-                <w:rFonts w:ascii="Bookman Old Style" w:hAnsi="Bookman Old Style"/>
-                <w:sz w:val="22"/>
-              </w:rPr>
-            </w:pPr>
-          </w:p>
-        </w:tc>
-        <w:tc>
-          <w:tcPr>
-            <w:tcW w:w="466" w:type="dxa"/>
-            <w:vAlign w:val="center"/>
-          </w:tcPr>
-          <w:p>
-            <w:pPr>
-              <w:rPr>
-                <w:rFonts w:ascii="Bookman Old Style" w:hAnsi="Bookman Old Style"/>
-                <w:sz w:val="22"/>
-              </w:rPr>
-            </w:pPr>
-          </w:p>
-        </w:tc>
-        <w:tc>
-          <w:tcPr>
-            <w:tcW w:w="465" w:type="dxa"/>
-            <w:vAlign w:val="center"/>
-          </w:tcPr>
-          <w:p>
-            <w:pPr>
-              <w:rPr>
-                <w:rFonts w:ascii="Bookman Old Style" w:hAnsi="Bookman Old Style"/>
-                <w:sz w:val="22"/>
-              </w:rPr>
-            </w:pPr>
-          </w:p>
-        </w:tc>
-        <w:tc>
-          <w:tcPr>
-            <w:tcW w:w="466" w:type="dxa"/>
+            <w:tcW w:w="850" w:type="dxa"/>
             <w:vAlign w:val="center"/>
           </w:tcPr>
           <w:p>
@@ -4037,6 +1789,1065 @@
         </w:tc>
       </w:tr>
     </w:tbl>
+    <w:p>
+      <w:pPr>
+        <w:rPr>
+          <w:rFonts w:ascii="Bookman Old Style" w:hAnsi="Bookman Old Style"/>
+          <w:sz w:val="22"/>
+        </w:rPr>
+      </w:pPr>
+    </w:p>
+    <w:tbl>
+      <w:tblPr>
+        <w:tblW w:w="0" w:type="auto"/>
+        <w:tblInd w:w="-5" w:type="dxa"/>
+        <w:tblBorders>
+          <w:top w:val="single" w:sz="4" w:space="0" w:color="auto"/>
+          <w:left w:val="single" w:sz="4" w:space="0" w:color="auto"/>
+          <w:bottom w:val="single" w:sz="4" w:space="0" w:color="auto"/>
+          <w:right w:val="single" w:sz="4" w:space="0" w:color="auto"/>
+          <w:insideH w:val="single" w:sz="4" w:space="0" w:color="auto"/>
+          <w:insideV w:val="single" w:sz="4" w:space="0" w:color="auto"/>
+        </w:tblBorders>
+        <w:tblCellMar>
+          <w:left w:w="70" w:type="dxa"/>
+          <w:right w:w="70" w:type="dxa"/>
+        </w:tblCellMar>
+        <w:tblLook w:val="0000" w:firstRow="0" w:lastRow="0" w:firstColumn="0" w:lastColumn="0" w:noHBand="0" w:noVBand="0"/>
+      </w:tblPr>
+      <w:tblGrid>
+        <w:gridCol w:w="1654"/>
+        <w:gridCol w:w="397"/>
+        <w:gridCol w:w="212"/>
+        <w:gridCol w:w="1134"/>
+        <w:gridCol w:w="1985"/>
+        <w:gridCol w:w="567"/>
+        <w:gridCol w:w="1134"/>
+        <w:gridCol w:w="272"/>
+      </w:tblGrid>
+      <w:tr>
+        <w:trPr>
+          <w:gridAfter w:val="1"/>
+          <w:wAfter w:w="272" w:type="dxa"/>
+          <w:cantSplit/>
+        </w:trPr>
+        <w:tc>
+          <w:tcPr>
+            <w:tcW w:w="7083" w:type="dxa"/>
+            <w:gridSpan w:val="7"/>
+            <w:shd w:val="pct50" w:color="auto" w:fill="auto"/>
+          </w:tcPr>
+          <w:p>
+            <w:pPr>
+              <w:pStyle w:val="berschrift3"/>
+            </w:pPr>
+            <w:r>
+              <w:t>EIGENSCHAFTEN</w:t>
+            </w:r>
+          </w:p>
+        </w:tc>
+      </w:tr>
+      <w:tr>
+        <w:trPr>
+          <w:gridAfter w:val="1"/>
+          <w:wAfter w:w="272" w:type="dxa"/>
+          <w:cantSplit/>
+        </w:trPr>
+        <w:tc>
+          <w:tcPr>
+            <w:tcW w:w="1654" w:type="dxa"/>
+            <w:vAlign w:val="center"/>
+          </w:tcPr>
+          <w:p>
+            <w:pPr>
+              <w:rPr>
+                <w:rFonts w:ascii="Bookman Old Style" w:hAnsi="Bookman Old Style"/>
+                <w:sz w:val="22"/>
+              </w:rPr>
+            </w:pPr>
+            <w:r>
+              <w:rPr>
+                <w:rFonts w:ascii="Bookman Old Style" w:hAnsi="Bookman Old Style"/>
+                <w:sz w:val="22"/>
+              </w:rPr>
+              <w:t>Ausstrahlung</w:t>
+            </w:r>
+          </w:p>
+        </w:tc>
+        <w:tc>
+          <w:tcPr>
+            <w:tcW w:w="609" w:type="dxa"/>
+            <w:gridSpan w:val="2"/>
+            <w:vAlign w:val="center"/>
+          </w:tcPr>
+          <w:p>
+            <w:pPr>
+              <w:rPr>
+                <w:rFonts w:ascii="Bookman Old Style" w:hAnsi="Bookman Old Style"/>
+                <w:color w:val="FF0000"/>
+                <w:sz w:val="22"/>
+              </w:rPr>
+            </w:pPr>
+            <w:r>
+              <w:rPr>
+                <w:rFonts w:ascii="Bookman Old Style" w:hAnsi="Bookman Old Style"/>
+                <w:color w:val="FF0000"/>
+                <w:sz w:val="22"/>
+              </w:rPr>
+              <w:t>Aus</w:t>
+            </w:r>
+          </w:p>
+        </w:tc>
+        <w:tc>
+          <w:tcPr>
+            <w:tcW w:w="1134" w:type="dxa"/>
+            <w:tcBorders>
+              <w:left w:val="dashDotStroked" w:sz="24" w:space="0" w:color="auto"/>
+              <w:right w:val="dashDotStroked" w:sz="24" w:space="0" w:color="auto"/>
+            </w:tcBorders>
+            <w:vAlign w:val="center"/>
+          </w:tcPr>
+          <w:p>
+            <w:pPr>
+              <w:ind w:left="-70" w:firstLine="70"/>
+              <w:rPr>
+                <w:rFonts w:ascii="Bookman Old Style" w:hAnsi="Bookman Old Style"/>
+                <w:color w:val="FF0000"/>
+                <w:sz w:val="22"/>
+              </w:rPr>
+            </w:pPr>
+            <w:proofErr w:type="spellStart"/>
+            <w:r>
+              <w:rPr>
+                <w:rFonts w:ascii="Bookman Old Style" w:hAnsi="Bookman Old Style"/>
+                <w:color w:val="FF0000"/>
+                <w:sz w:val="22"/>
+              </w:rPr>
+              <w:t>Aus.Bon</w:t>
+            </w:r>
+            <w:proofErr w:type="spellEnd"/>
+          </w:p>
+        </w:tc>
+        <w:tc>
+          <w:tcPr>
+            <w:tcW w:w="1985" w:type="dxa"/>
+            <w:tcBorders>
+              <w:left w:val="dashDotStroked" w:sz="24" w:space="0" w:color="auto"/>
+            </w:tcBorders>
+            <w:vAlign w:val="center"/>
+          </w:tcPr>
+          <w:p>
+            <w:pPr>
+              <w:rPr>
+                <w:rFonts w:ascii="Bookman Old Style" w:hAnsi="Bookman Old Style"/>
+                <w:sz w:val="22"/>
+              </w:rPr>
+            </w:pPr>
+            <w:r>
+              <w:rPr>
+                <w:rFonts w:ascii="Bookman Old Style" w:hAnsi="Bookman Old Style"/>
+                <w:sz w:val="22"/>
+              </w:rPr>
+              <w:t xml:space="preserve">Athletik </w:t>
+            </w:r>
+          </w:p>
+        </w:tc>
+        <w:tc>
+          <w:tcPr>
+            <w:tcW w:w="567" w:type="dxa"/>
+            <w:vAlign w:val="center"/>
+          </w:tcPr>
+          <w:p>
+            <w:pPr>
+              <w:rPr>
+                <w:rFonts w:ascii="Bookman Old Style" w:hAnsi="Bookman Old Style"/>
+                <w:color w:val="FF0000"/>
+                <w:sz w:val="22"/>
+              </w:rPr>
+            </w:pPr>
+            <w:proofErr w:type="spellStart"/>
+            <w:r>
+              <w:rPr>
+                <w:rFonts w:ascii="Bookman Old Style" w:hAnsi="Bookman Old Style"/>
+                <w:color w:val="FF0000"/>
+                <w:sz w:val="22"/>
+              </w:rPr>
+              <w:t>Ath</w:t>
+            </w:r>
+            <w:proofErr w:type="spellEnd"/>
+          </w:p>
+        </w:tc>
+        <w:tc>
+          <w:tcPr>
+            <w:tcW w:w="1134" w:type="dxa"/>
+            <w:tcBorders>
+              <w:left w:val="dashDotStroked" w:sz="24" w:space="0" w:color="auto"/>
+              <w:right w:val="dashDotStroked" w:sz="24" w:space="0" w:color="auto"/>
+            </w:tcBorders>
+            <w:vAlign w:val="center"/>
+          </w:tcPr>
+          <w:p>
+            <w:pPr>
+              <w:rPr>
+                <w:rFonts w:ascii="Bookman Old Style" w:hAnsi="Bookman Old Style"/>
+                <w:color w:val="FF0000"/>
+                <w:sz w:val="22"/>
+              </w:rPr>
+            </w:pPr>
+            <w:proofErr w:type="spellStart"/>
+            <w:r>
+              <w:rPr>
+                <w:rFonts w:ascii="Bookman Old Style" w:hAnsi="Bookman Old Style"/>
+                <w:color w:val="FF0000"/>
+                <w:sz w:val="22"/>
+              </w:rPr>
+              <w:t>Ath.Bon</w:t>
+            </w:r>
+            <w:proofErr w:type="spellEnd"/>
+          </w:p>
+        </w:tc>
+      </w:tr>
+      <w:tr>
+        <w:trPr>
+          <w:gridAfter w:val="1"/>
+          <w:wAfter w:w="272" w:type="dxa"/>
+          <w:cantSplit/>
+        </w:trPr>
+        <w:tc>
+          <w:tcPr>
+            <w:tcW w:w="1654" w:type="dxa"/>
+            <w:vAlign w:val="center"/>
+          </w:tcPr>
+          <w:p>
+            <w:pPr>
+              <w:rPr>
+                <w:rFonts w:ascii="Bookman Old Style" w:hAnsi="Bookman Old Style"/>
+                <w:sz w:val="22"/>
+              </w:rPr>
+            </w:pPr>
+            <w:r>
+              <w:rPr>
+                <w:rFonts w:ascii="Bookman Old Style" w:hAnsi="Bookman Old Style"/>
+                <w:sz w:val="22"/>
+              </w:rPr>
+              <w:t xml:space="preserve">Intelligenz </w:t>
+            </w:r>
+          </w:p>
+        </w:tc>
+        <w:tc>
+          <w:tcPr>
+            <w:tcW w:w="609" w:type="dxa"/>
+            <w:gridSpan w:val="2"/>
+            <w:vAlign w:val="center"/>
+          </w:tcPr>
+          <w:p>
+            <w:pPr>
+              <w:rPr>
+                <w:rFonts w:ascii="Bookman Old Style" w:hAnsi="Bookman Old Style"/>
+                <w:color w:val="FF0000"/>
+                <w:sz w:val="22"/>
+              </w:rPr>
+            </w:pPr>
+            <w:proofErr w:type="spellStart"/>
+            <w:r>
+              <w:rPr>
+                <w:rFonts w:ascii="Bookman Old Style" w:hAnsi="Bookman Old Style"/>
+                <w:color w:val="FF0000"/>
+                <w:sz w:val="22"/>
+              </w:rPr>
+              <w:t>Int</w:t>
+            </w:r>
+            <w:proofErr w:type="spellEnd"/>
+          </w:p>
+        </w:tc>
+        <w:tc>
+          <w:tcPr>
+            <w:tcW w:w="1134" w:type="dxa"/>
+            <w:tcBorders>
+              <w:left w:val="dashDotStroked" w:sz="24" w:space="0" w:color="auto"/>
+              <w:right w:val="dashDotStroked" w:sz="24" w:space="0" w:color="auto"/>
+            </w:tcBorders>
+            <w:vAlign w:val="center"/>
+          </w:tcPr>
+          <w:p>
+            <w:pPr>
+              <w:rPr>
+                <w:rFonts w:ascii="Bookman Old Style" w:hAnsi="Bookman Old Style"/>
+                <w:color w:val="FF0000"/>
+                <w:sz w:val="22"/>
+              </w:rPr>
+            </w:pPr>
+            <w:proofErr w:type="spellStart"/>
+            <w:r>
+              <w:rPr>
+                <w:rFonts w:ascii="Bookman Old Style" w:hAnsi="Bookman Old Style"/>
+                <w:color w:val="FF0000"/>
+                <w:sz w:val="22"/>
+              </w:rPr>
+              <w:t>Int.Bon</w:t>
+            </w:r>
+            <w:proofErr w:type="spellEnd"/>
+          </w:p>
+        </w:tc>
+        <w:tc>
+          <w:tcPr>
+            <w:tcW w:w="1985" w:type="dxa"/>
+            <w:tcBorders>
+              <w:left w:val="dashDotStroked" w:sz="24" w:space="0" w:color="auto"/>
+            </w:tcBorders>
+            <w:vAlign w:val="center"/>
+          </w:tcPr>
+          <w:p>
+            <w:pPr>
+              <w:rPr>
+                <w:rFonts w:ascii="Bookman Old Style" w:hAnsi="Bookman Old Style"/>
+                <w:sz w:val="22"/>
+              </w:rPr>
+            </w:pPr>
+            <w:r>
+              <w:rPr>
+                <w:rFonts w:ascii="Bookman Old Style" w:hAnsi="Bookman Old Style"/>
+                <w:sz w:val="22"/>
+              </w:rPr>
+              <w:t xml:space="preserve">Geschicklichkeit </w:t>
+            </w:r>
+          </w:p>
+        </w:tc>
+        <w:tc>
+          <w:tcPr>
+            <w:tcW w:w="567" w:type="dxa"/>
+            <w:vAlign w:val="center"/>
+          </w:tcPr>
+          <w:p>
+            <w:pPr>
+              <w:rPr>
+                <w:rFonts w:ascii="Bookman Old Style" w:hAnsi="Bookman Old Style"/>
+                <w:color w:val="FF0000"/>
+                <w:sz w:val="22"/>
+              </w:rPr>
+            </w:pPr>
+            <w:r>
+              <w:rPr>
+                <w:rFonts w:ascii="Bookman Old Style" w:hAnsi="Bookman Old Style"/>
+                <w:color w:val="FF0000"/>
+                <w:sz w:val="22"/>
+              </w:rPr>
+              <w:t>Ges</w:t>
+            </w:r>
+          </w:p>
+        </w:tc>
+        <w:tc>
+          <w:tcPr>
+            <w:tcW w:w="1134" w:type="dxa"/>
+            <w:tcBorders>
+              <w:left w:val="dashDotStroked" w:sz="24" w:space="0" w:color="auto"/>
+              <w:right w:val="dashDotStroked" w:sz="24" w:space="0" w:color="auto"/>
+            </w:tcBorders>
+            <w:vAlign w:val="center"/>
+          </w:tcPr>
+          <w:p>
+            <w:pPr>
+              <w:rPr>
+                <w:rFonts w:ascii="Bookman Old Style" w:hAnsi="Bookman Old Style"/>
+                <w:color w:val="FF0000"/>
+                <w:sz w:val="22"/>
+              </w:rPr>
+            </w:pPr>
+            <w:proofErr w:type="spellStart"/>
+            <w:r>
+              <w:rPr>
+                <w:rFonts w:ascii="Bookman Old Style" w:hAnsi="Bookman Old Style"/>
+                <w:color w:val="FF0000"/>
+                <w:sz w:val="22"/>
+              </w:rPr>
+              <w:t>Ges.Bon</w:t>
+            </w:r>
+            <w:proofErr w:type="spellEnd"/>
+          </w:p>
+        </w:tc>
+      </w:tr>
+      <w:tr>
+        <w:trPr>
+          <w:gridAfter w:val="1"/>
+          <w:wAfter w:w="272" w:type="dxa"/>
+          <w:cantSplit/>
+        </w:trPr>
+        <w:tc>
+          <w:tcPr>
+            <w:tcW w:w="1654" w:type="dxa"/>
+            <w:vAlign w:val="center"/>
+          </w:tcPr>
+          <w:p>
+            <w:pPr>
+              <w:rPr>
+                <w:rFonts w:ascii="Bookman Old Style" w:hAnsi="Bookman Old Style"/>
+                <w:sz w:val="22"/>
+              </w:rPr>
+            </w:pPr>
+            <w:r>
+              <w:rPr>
+                <w:rFonts w:ascii="Bookman Old Style" w:hAnsi="Bookman Old Style"/>
+                <w:sz w:val="22"/>
+              </w:rPr>
+              <w:t>Mut</w:t>
+            </w:r>
+          </w:p>
+        </w:tc>
+        <w:tc>
+          <w:tcPr>
+            <w:tcW w:w="609" w:type="dxa"/>
+            <w:gridSpan w:val="2"/>
+            <w:vAlign w:val="center"/>
+          </w:tcPr>
+          <w:p>
+            <w:pPr>
+              <w:rPr>
+                <w:rFonts w:ascii="Bookman Old Style" w:hAnsi="Bookman Old Style"/>
+                <w:color w:val="FF0000"/>
+                <w:sz w:val="22"/>
+              </w:rPr>
+            </w:pPr>
+            <w:r>
+              <w:rPr>
+                <w:rFonts w:ascii="Bookman Old Style" w:hAnsi="Bookman Old Style"/>
+                <w:color w:val="FF0000"/>
+                <w:sz w:val="22"/>
+              </w:rPr>
+              <w:t>Mut</w:t>
+            </w:r>
+          </w:p>
+        </w:tc>
+        <w:tc>
+          <w:tcPr>
+            <w:tcW w:w="1134" w:type="dxa"/>
+            <w:tcBorders>
+              <w:left w:val="dashDotStroked" w:sz="24" w:space="0" w:color="auto"/>
+              <w:right w:val="dashDotStroked" w:sz="24" w:space="0" w:color="auto"/>
+            </w:tcBorders>
+            <w:vAlign w:val="center"/>
+          </w:tcPr>
+          <w:p>
+            <w:pPr>
+              <w:rPr>
+                <w:rFonts w:ascii="Bookman Old Style" w:hAnsi="Bookman Old Style"/>
+                <w:color w:val="FF0000"/>
+                <w:sz w:val="22"/>
+              </w:rPr>
+            </w:pPr>
+            <w:proofErr w:type="spellStart"/>
+            <w:r>
+              <w:rPr>
+                <w:rFonts w:ascii="Bookman Old Style" w:hAnsi="Bookman Old Style"/>
+                <w:color w:val="FF0000"/>
+                <w:sz w:val="22"/>
+              </w:rPr>
+              <w:t>Mut.Bon</w:t>
+            </w:r>
+            <w:proofErr w:type="spellEnd"/>
+          </w:p>
+        </w:tc>
+        <w:tc>
+          <w:tcPr>
+            <w:tcW w:w="1985" w:type="dxa"/>
+            <w:tcBorders>
+              <w:left w:val="dashDotStroked" w:sz="24" w:space="0" w:color="auto"/>
+            </w:tcBorders>
+            <w:vAlign w:val="center"/>
+          </w:tcPr>
+          <w:p>
+            <w:pPr>
+              <w:rPr>
+                <w:rFonts w:ascii="Bookman Old Style" w:hAnsi="Bookman Old Style"/>
+                <w:sz w:val="22"/>
+              </w:rPr>
+            </w:pPr>
+            <w:r>
+              <w:rPr>
+                <w:rFonts w:ascii="Bookman Old Style" w:hAnsi="Bookman Old Style"/>
+                <w:sz w:val="22"/>
+              </w:rPr>
+              <w:t>Konstitution</w:t>
+            </w:r>
+          </w:p>
+        </w:tc>
+        <w:tc>
+          <w:tcPr>
+            <w:tcW w:w="567" w:type="dxa"/>
+            <w:vAlign w:val="center"/>
+          </w:tcPr>
+          <w:p>
+            <w:pPr>
+              <w:rPr>
+                <w:rFonts w:ascii="Bookman Old Style" w:hAnsi="Bookman Old Style"/>
+                <w:color w:val="FF0000"/>
+                <w:sz w:val="22"/>
+              </w:rPr>
+            </w:pPr>
+            <w:r>
+              <w:rPr>
+                <w:rFonts w:ascii="Bookman Old Style" w:hAnsi="Bookman Old Style"/>
+                <w:color w:val="FF0000"/>
+                <w:sz w:val="22"/>
+              </w:rPr>
+              <w:t>Kon</w:t>
+            </w:r>
+          </w:p>
+        </w:tc>
+        <w:tc>
+          <w:tcPr>
+            <w:tcW w:w="1134" w:type="dxa"/>
+            <w:tcBorders>
+              <w:left w:val="dashDotStroked" w:sz="24" w:space="0" w:color="auto"/>
+              <w:right w:val="dashDotStroked" w:sz="24" w:space="0" w:color="auto"/>
+            </w:tcBorders>
+            <w:vAlign w:val="center"/>
+          </w:tcPr>
+          <w:p>
+            <w:pPr>
+              <w:rPr>
+                <w:rFonts w:ascii="Bookman Old Style" w:hAnsi="Bookman Old Style"/>
+                <w:color w:val="FF0000"/>
+                <w:sz w:val="22"/>
+              </w:rPr>
+            </w:pPr>
+            <w:proofErr w:type="spellStart"/>
+            <w:r>
+              <w:rPr>
+                <w:rFonts w:ascii="Bookman Old Style" w:hAnsi="Bookman Old Style"/>
+                <w:color w:val="FF0000"/>
+                <w:sz w:val="22"/>
+              </w:rPr>
+              <w:t>Kon.Bon</w:t>
+            </w:r>
+            <w:proofErr w:type="spellEnd"/>
+          </w:p>
+        </w:tc>
+      </w:tr>
+      <w:tr>
+        <w:trPr>
+          <w:gridAfter w:val="1"/>
+          <w:wAfter w:w="272" w:type="dxa"/>
+          <w:cantSplit/>
+        </w:trPr>
+        <w:tc>
+          <w:tcPr>
+            <w:tcW w:w="1654" w:type="dxa"/>
+            <w:vAlign w:val="center"/>
+          </w:tcPr>
+          <w:p>
+            <w:pPr>
+              <w:rPr>
+                <w:rFonts w:ascii="Bookman Old Style" w:hAnsi="Bookman Old Style"/>
+                <w:sz w:val="22"/>
+              </w:rPr>
+            </w:pPr>
+            <w:r>
+              <w:rPr>
+                <w:rFonts w:ascii="Bookman Old Style" w:hAnsi="Bookman Old Style"/>
+                <w:sz w:val="22"/>
+              </w:rPr>
+              <w:t>Sinnesschärfe</w:t>
+            </w:r>
+          </w:p>
+        </w:tc>
+        <w:tc>
+          <w:tcPr>
+            <w:tcW w:w="609" w:type="dxa"/>
+            <w:gridSpan w:val="2"/>
+            <w:vAlign w:val="center"/>
+          </w:tcPr>
+          <w:p>
+            <w:pPr>
+              <w:rPr>
+                <w:rFonts w:ascii="Bookman Old Style" w:hAnsi="Bookman Old Style"/>
+                <w:color w:val="FF0000"/>
+                <w:sz w:val="22"/>
+              </w:rPr>
+            </w:pPr>
+            <w:r>
+              <w:rPr>
+                <w:rFonts w:ascii="Bookman Old Style" w:hAnsi="Bookman Old Style"/>
+                <w:color w:val="FF0000"/>
+                <w:sz w:val="22"/>
+              </w:rPr>
+              <w:t>Sin</w:t>
+            </w:r>
+          </w:p>
+        </w:tc>
+        <w:tc>
+          <w:tcPr>
+            <w:tcW w:w="1134" w:type="dxa"/>
+            <w:tcBorders>
+              <w:left w:val="dashDotStroked" w:sz="24" w:space="0" w:color="auto"/>
+              <w:right w:val="dashDotStroked" w:sz="24" w:space="0" w:color="auto"/>
+            </w:tcBorders>
+            <w:vAlign w:val="center"/>
+          </w:tcPr>
+          <w:p>
+            <w:pPr>
+              <w:rPr>
+                <w:rFonts w:ascii="Bookman Old Style" w:hAnsi="Bookman Old Style"/>
+                <w:color w:val="FF0000"/>
+                <w:sz w:val="22"/>
+              </w:rPr>
+            </w:pPr>
+            <w:proofErr w:type="spellStart"/>
+            <w:r>
+              <w:rPr>
+                <w:rFonts w:ascii="Bookman Old Style" w:hAnsi="Bookman Old Style"/>
+                <w:color w:val="FF0000"/>
+                <w:sz w:val="22"/>
+              </w:rPr>
+              <w:t>Sin.Bon</w:t>
+            </w:r>
+            <w:proofErr w:type="spellEnd"/>
+          </w:p>
+        </w:tc>
+        <w:tc>
+          <w:tcPr>
+            <w:tcW w:w="1985" w:type="dxa"/>
+            <w:tcBorders>
+              <w:left w:val="dashDotStroked" w:sz="24" w:space="0" w:color="auto"/>
+            </w:tcBorders>
+            <w:vAlign w:val="center"/>
+          </w:tcPr>
+          <w:p>
+            <w:pPr>
+              <w:rPr>
+                <w:rFonts w:ascii="Bookman Old Style" w:hAnsi="Bookman Old Style"/>
+                <w:sz w:val="22"/>
+              </w:rPr>
+            </w:pPr>
+            <w:r>
+              <w:rPr>
+                <w:rFonts w:ascii="Bookman Old Style" w:hAnsi="Bookman Old Style"/>
+                <w:sz w:val="22"/>
+              </w:rPr>
+              <w:t xml:space="preserve">Schnelligkeit </w:t>
+            </w:r>
+          </w:p>
+        </w:tc>
+        <w:tc>
+          <w:tcPr>
+            <w:tcW w:w="567" w:type="dxa"/>
+            <w:vAlign w:val="center"/>
+          </w:tcPr>
+          <w:p>
+            <w:pPr>
+              <w:rPr>
+                <w:rFonts w:ascii="Bookman Old Style" w:hAnsi="Bookman Old Style"/>
+                <w:color w:val="FF0000"/>
+                <w:sz w:val="22"/>
+              </w:rPr>
+            </w:pPr>
+            <w:proofErr w:type="spellStart"/>
+            <w:r>
+              <w:rPr>
+                <w:rFonts w:ascii="Bookman Old Style" w:hAnsi="Bookman Old Style"/>
+                <w:color w:val="FF0000"/>
+                <w:sz w:val="22"/>
+              </w:rPr>
+              <w:t>Sch</w:t>
+            </w:r>
+            <w:proofErr w:type="spellEnd"/>
+          </w:p>
+        </w:tc>
+        <w:tc>
+          <w:tcPr>
+            <w:tcW w:w="1134" w:type="dxa"/>
+            <w:tcBorders>
+              <w:left w:val="dashDotStroked" w:sz="24" w:space="0" w:color="auto"/>
+              <w:right w:val="dashDotStroked" w:sz="24" w:space="0" w:color="auto"/>
+            </w:tcBorders>
+            <w:vAlign w:val="center"/>
+          </w:tcPr>
+          <w:p>
+            <w:pPr>
+              <w:rPr>
+                <w:rFonts w:ascii="Bookman Old Style" w:hAnsi="Bookman Old Style"/>
+                <w:color w:val="FF0000"/>
+                <w:sz w:val="22"/>
+              </w:rPr>
+            </w:pPr>
+            <w:proofErr w:type="spellStart"/>
+            <w:r>
+              <w:rPr>
+                <w:rFonts w:ascii="Bookman Old Style" w:hAnsi="Bookman Old Style"/>
+                <w:color w:val="FF0000"/>
+                <w:sz w:val="22"/>
+              </w:rPr>
+              <w:t>Sch.Bon</w:t>
+            </w:r>
+            <w:proofErr w:type="spellEnd"/>
+          </w:p>
+        </w:tc>
+      </w:tr>
+      <w:tr>
+        <w:trPr>
+          <w:gridAfter w:val="1"/>
+          <w:wAfter w:w="272" w:type="dxa"/>
+          <w:cantSplit/>
+        </w:trPr>
+        <w:tc>
+          <w:tcPr>
+            <w:tcW w:w="1654" w:type="dxa"/>
+            <w:vAlign w:val="center"/>
+          </w:tcPr>
+          <w:p>
+            <w:pPr>
+              <w:rPr>
+                <w:rFonts w:ascii="Bookman Old Style" w:hAnsi="Bookman Old Style"/>
+                <w:sz w:val="22"/>
+              </w:rPr>
+            </w:pPr>
+            <w:r>
+              <w:rPr>
+                <w:rFonts w:ascii="Bookman Old Style" w:hAnsi="Bookman Old Style"/>
+                <w:sz w:val="22"/>
+              </w:rPr>
+              <w:t xml:space="preserve">Willenskraft </w:t>
+            </w:r>
+          </w:p>
+        </w:tc>
+        <w:tc>
+          <w:tcPr>
+            <w:tcW w:w="609" w:type="dxa"/>
+            <w:gridSpan w:val="2"/>
+            <w:vAlign w:val="center"/>
+          </w:tcPr>
+          <w:p>
+            <w:pPr>
+              <w:rPr>
+                <w:rFonts w:ascii="Bookman Old Style" w:hAnsi="Bookman Old Style"/>
+                <w:color w:val="FF0000"/>
+                <w:sz w:val="22"/>
+              </w:rPr>
+            </w:pPr>
+            <w:r>
+              <w:rPr>
+                <w:rFonts w:ascii="Bookman Old Style" w:hAnsi="Bookman Old Style"/>
+                <w:color w:val="FF0000"/>
+                <w:sz w:val="22"/>
+              </w:rPr>
+              <w:t>Wil</w:t>
+            </w:r>
+          </w:p>
+        </w:tc>
+        <w:tc>
+          <w:tcPr>
+            <w:tcW w:w="1134" w:type="dxa"/>
+            <w:tcBorders>
+              <w:left w:val="dashDotStroked" w:sz="24" w:space="0" w:color="auto"/>
+              <w:right w:val="dashDotStroked" w:sz="24" w:space="0" w:color="auto"/>
+            </w:tcBorders>
+            <w:vAlign w:val="center"/>
+          </w:tcPr>
+          <w:p>
+            <w:pPr>
+              <w:rPr>
+                <w:rFonts w:ascii="Bookman Old Style" w:hAnsi="Bookman Old Style"/>
+                <w:color w:val="FF0000"/>
+                <w:sz w:val="22"/>
+              </w:rPr>
+            </w:pPr>
+            <w:proofErr w:type="spellStart"/>
+            <w:r>
+              <w:rPr>
+                <w:rFonts w:ascii="Bookman Old Style" w:hAnsi="Bookman Old Style"/>
+                <w:color w:val="FF0000"/>
+                <w:sz w:val="22"/>
+              </w:rPr>
+              <w:t>Wil.Bon</w:t>
+            </w:r>
+            <w:proofErr w:type="spellEnd"/>
+          </w:p>
+        </w:tc>
+        <w:tc>
+          <w:tcPr>
+            <w:tcW w:w="1985" w:type="dxa"/>
+            <w:tcBorders>
+              <w:left w:val="dashDotStroked" w:sz="24" w:space="0" w:color="auto"/>
+            </w:tcBorders>
+            <w:vAlign w:val="center"/>
+          </w:tcPr>
+          <w:p>
+            <w:pPr>
+              <w:rPr>
+                <w:rFonts w:ascii="Bookman Old Style" w:hAnsi="Bookman Old Style"/>
+                <w:sz w:val="22"/>
+              </w:rPr>
+            </w:pPr>
+            <w:r>
+              <w:rPr>
+                <w:rFonts w:ascii="Bookman Old Style" w:hAnsi="Bookman Old Style"/>
+                <w:sz w:val="22"/>
+              </w:rPr>
+              <w:t xml:space="preserve">Stärke </w:t>
+            </w:r>
+          </w:p>
+        </w:tc>
+        <w:tc>
+          <w:tcPr>
+            <w:tcW w:w="567" w:type="dxa"/>
+            <w:vAlign w:val="center"/>
+          </w:tcPr>
+          <w:p>
+            <w:pPr>
+              <w:rPr>
+                <w:rFonts w:ascii="Bookman Old Style" w:hAnsi="Bookman Old Style"/>
+                <w:color w:val="FF0000"/>
+                <w:sz w:val="22"/>
+              </w:rPr>
+            </w:pPr>
+            <w:proofErr w:type="spellStart"/>
+            <w:r>
+              <w:rPr>
+                <w:rFonts w:ascii="Bookman Old Style" w:hAnsi="Bookman Old Style"/>
+                <w:color w:val="FF0000"/>
+                <w:sz w:val="22"/>
+              </w:rPr>
+              <w:t>Stä</w:t>
+            </w:r>
+            <w:proofErr w:type="spellEnd"/>
+          </w:p>
+        </w:tc>
+        <w:tc>
+          <w:tcPr>
+            <w:tcW w:w="1134" w:type="dxa"/>
+            <w:tcBorders>
+              <w:left w:val="dashDotStroked" w:sz="24" w:space="0" w:color="auto"/>
+              <w:right w:val="dashDotStroked" w:sz="24" w:space="0" w:color="auto"/>
+            </w:tcBorders>
+            <w:vAlign w:val="center"/>
+          </w:tcPr>
+          <w:p>
+            <w:pPr>
+              <w:rPr>
+                <w:rFonts w:ascii="Bookman Old Style" w:hAnsi="Bookman Old Style"/>
+                <w:color w:val="FF0000"/>
+                <w:sz w:val="22"/>
+              </w:rPr>
+            </w:pPr>
+            <w:proofErr w:type="spellStart"/>
+            <w:r>
+              <w:rPr>
+                <w:rFonts w:ascii="Bookman Old Style" w:hAnsi="Bookman Old Style"/>
+                <w:color w:val="FF0000"/>
+                <w:sz w:val="22"/>
+              </w:rPr>
+              <w:t>Stä.Bon</w:t>
+            </w:r>
+            <w:proofErr w:type="spellEnd"/>
+          </w:p>
+        </w:tc>
+      </w:tr>
+      <w:tr>
+        <w:trPr>
+          <w:cantSplit/>
+        </w:trPr>
+        <w:tc>
+          <w:tcPr>
+            <w:tcW w:w="7355" w:type="dxa"/>
+            <w:gridSpan w:val="8"/>
+            <w:tcBorders>
+              <w:left w:val="nil"/>
+              <w:bottom w:val="nil"/>
+              <w:right w:val="nil"/>
+            </w:tcBorders>
+            <w:vAlign w:val="center"/>
+          </w:tcPr>
+          <w:p>
+            <w:pPr>
+              <w:jc w:val="center"/>
+              <w:rPr>
+                <w:rFonts w:ascii="Bookman Old Style" w:hAnsi="Bookman Old Style"/>
+                <w:sz w:val="22"/>
+                <w:szCs w:val="22"/>
+              </w:rPr>
+            </w:pPr>
+          </w:p>
+        </w:tc>
+      </w:tr>
+      <w:tr>
+        <w:trPr>
+          <w:cantSplit/>
+        </w:trPr>
+        <w:tc>
+          <w:tcPr>
+            <w:tcW w:w="7355" w:type="dxa"/>
+            <w:gridSpan w:val="8"/>
+            <w:tcBorders>
+              <w:top w:val="nil"/>
+              <w:left w:val="nil"/>
+              <w:right w:val="nil"/>
+            </w:tcBorders>
+            <w:shd w:val="clear" w:color="auto" w:fill="auto"/>
+            <w:vAlign w:val="center"/>
+          </w:tcPr>
+          <w:p>
+            <w:pPr>
+              <w:rPr>
+                <w:rFonts w:ascii="Bookman Old Style" w:hAnsi="Bookman Old Style"/>
+                <w:sz w:val="22"/>
+                <w:szCs w:val="22"/>
+              </w:rPr>
+            </w:pPr>
+          </w:p>
+        </w:tc>
+      </w:tr>
+      <w:tr>
+        <w:trPr>
+          <w:cantSplit/>
+        </w:trPr>
+        <w:tc>
+          <w:tcPr>
+            <w:tcW w:w="2051" w:type="dxa"/>
+            <w:gridSpan w:val="2"/>
+            <w:shd w:val="pct50" w:color="auto" w:fill="auto"/>
+            <w:vAlign w:val="center"/>
+          </w:tcPr>
+          <w:p>
+            <w:pPr>
+              <w:pStyle w:val="berschrift3"/>
+              <w:rPr>
+                <w:sz w:val="24"/>
+              </w:rPr>
+            </w:pPr>
+            <w:r>
+              <w:rPr>
+                <w:sz w:val="24"/>
+              </w:rPr>
+              <w:t>V</w:t>
+            </w:r>
+            <w:r>
+              <w:rPr>
+                <w:sz w:val="24"/>
+              </w:rPr>
+              <w:t>or-/</w:t>
+            </w:r>
+            <w:r>
+              <w:rPr>
+                <w:sz w:val="24"/>
+              </w:rPr>
+              <w:t>Nachteile</w:t>
+            </w:r>
+          </w:p>
+        </w:tc>
+        <w:tc>
+          <w:tcPr>
+            <w:tcW w:w="5304" w:type="dxa"/>
+            <w:gridSpan w:val="6"/>
+            <w:vAlign w:val="center"/>
+          </w:tcPr>
+          <w:p>
+            <w:pPr>
+              <w:jc w:val="center"/>
+              <w:rPr>
+                <w:rFonts w:ascii="Bookman Old Style" w:hAnsi="Bookman Old Style"/>
+                <w:b/>
+                <w:bCs/>
+                <w:color w:val="FF0000"/>
+                <w:sz w:val="26"/>
+              </w:rPr>
+            </w:pPr>
+            <w:r>
+              <w:rPr>
+                <w:rFonts w:ascii="Bookman Old Style" w:hAnsi="Bookman Old Style"/>
+                <w:b/>
+                <w:bCs/>
+                <w:color w:val="FF0000"/>
+                <w:sz w:val="26"/>
+              </w:rPr>
+              <w:t xml:space="preserve">List </w:t>
+            </w:r>
+            <w:r>
+              <w:rPr>
+                <w:rFonts w:ascii="Bookman Old Style" w:hAnsi="Bookman Old Style"/>
+                <w:b/>
+                <w:bCs/>
+                <w:color w:val="FF0000"/>
+                <w:sz w:val="26"/>
+              </w:rPr>
+              <w:t xml:space="preserve">gewählte </w:t>
+            </w:r>
+            <w:r>
+              <w:rPr>
+                <w:rFonts w:ascii="Bookman Old Style" w:hAnsi="Bookman Old Style"/>
+                <w:b/>
+                <w:bCs/>
+                <w:color w:val="FF0000"/>
+                <w:sz w:val="26"/>
+              </w:rPr>
+              <w:t>„Vor- &amp; Nachteile“</w:t>
+            </w:r>
+          </w:p>
+        </w:tc>
+      </w:tr>
+      <w:tr>
+        <w:trPr>
+          <w:cantSplit/>
+        </w:trPr>
+        <w:tc>
+          <w:tcPr>
+            <w:tcW w:w="2051" w:type="dxa"/>
+            <w:gridSpan w:val="2"/>
+            <w:shd w:val="pct50" w:color="auto" w:fill="auto"/>
+            <w:vAlign w:val="center"/>
+          </w:tcPr>
+          <w:p>
+            <w:pPr>
+              <w:pStyle w:val="berschrift3"/>
+              <w:rPr>
+                <w:sz w:val="24"/>
+              </w:rPr>
+            </w:pPr>
+            <w:r>
+              <w:rPr>
+                <w:sz w:val="24"/>
+              </w:rPr>
+              <w:t>Talente</w:t>
+            </w:r>
+          </w:p>
+        </w:tc>
+        <w:tc>
+          <w:tcPr>
+            <w:tcW w:w="5304" w:type="dxa"/>
+            <w:gridSpan w:val="6"/>
+            <w:vAlign w:val="center"/>
+          </w:tcPr>
+          <w:p>
+            <w:pPr>
+              <w:jc w:val="center"/>
+              <w:rPr>
+                <w:rFonts w:ascii="Bookman Old Style" w:hAnsi="Bookman Old Style"/>
+                <w:b/>
+                <w:bCs/>
+                <w:color w:val="FF0000"/>
+                <w:sz w:val="26"/>
+              </w:rPr>
+            </w:pPr>
+            <w:r>
+              <w:rPr>
+                <w:rFonts w:ascii="Bookman Old Style" w:hAnsi="Bookman Old Style"/>
+                <w:b/>
+                <w:bCs/>
+                <w:color w:val="FF0000"/>
+                <w:sz w:val="26"/>
+              </w:rPr>
+              <w:t>List gewählte „Talente“</w:t>
+            </w:r>
+          </w:p>
+        </w:tc>
+      </w:tr>
+    </w:tbl>
+    <w:p>
+      <w:pPr>
+        <w:pStyle w:val="berschrift3"/>
+        <w:rPr>
+          <w:sz w:val="22"/>
+        </w:rPr>
+      </w:pPr>
+    </w:p>
     <w:p>
       <w:pPr>
         <w:rPr>
@@ -4118,224 +2929,116 @@
       <w:tr>
         <w:trPr>
           <w:cantSplit/>
-          <w:trHeight w:val="105"/>
         </w:trPr>
         <w:tc>
           <w:tcPr>
-            <w:tcW w:w="10916" w:type="dxa"/>
-            <w:gridSpan w:val="14"/>
-            <w:tcBorders>
-              <w:bottom w:val="single" w:sz="4" w:space="0" w:color="FFFFFF"/>
-              <w:right w:val="single" w:sz="4" w:space="0" w:color="000000"/>
-            </w:tcBorders>
-            <w:vAlign w:val="center"/>
-          </w:tcPr>
-          <w:p>
-            <w:pPr>
+            <w:tcW w:w="3032" w:type="dxa"/>
+            <w:gridSpan w:val="3"/>
+            <w:tcBorders>
+              <w:top w:val="single" w:sz="4" w:space="0" w:color="auto"/>
+              <w:right w:val="single" w:sz="4" w:space="0" w:color="000000"/>
+            </w:tcBorders>
+            <w:shd w:val="pct50" w:color="auto" w:fill="auto"/>
+            <w:vAlign w:val="center"/>
+          </w:tcPr>
+          <w:p>
+            <w:pPr>
+              <w:pStyle w:val="berschrift5"/>
+            </w:pPr>
+            <w:r>
+              <w:t>G</w:t>
+            </w:r>
+            <w:r>
+              <w:t>rundfertigkeiten</w:t>
+            </w:r>
+          </w:p>
+        </w:tc>
+        <w:tc>
+          <w:tcPr>
+            <w:tcW w:w="352" w:type="dxa"/>
+            <w:vMerge w:val="restart"/>
+            <w:tcBorders>
+              <w:top w:val="single" w:sz="4" w:space="0" w:color="auto"/>
+              <w:left w:val="single" w:sz="4" w:space="0" w:color="000000"/>
+              <w:bottom w:val="nil"/>
+              <w:right w:val="single" w:sz="4" w:space="0" w:color="000000"/>
+            </w:tcBorders>
+            <w:vAlign w:val="center"/>
+          </w:tcPr>
+          <w:p>
+            <w:pPr>
+              <w:jc w:val="center"/>
               <w:rPr>
                 <w:rFonts w:ascii="Bookman Old Style" w:hAnsi="Bookman Old Style"/>
                 <w:sz w:val="18"/>
               </w:rPr>
             </w:pPr>
-            <w:r>
+          </w:p>
+        </w:tc>
+        <w:tc>
+          <w:tcPr>
+            <w:tcW w:w="2959" w:type="dxa"/>
+            <w:gridSpan w:val="3"/>
+            <w:tcBorders>
+              <w:top w:val="single" w:sz="4" w:space="0" w:color="auto"/>
+              <w:left w:val="single" w:sz="4" w:space="0" w:color="000000"/>
+              <w:right w:val="single" w:sz="4" w:space="0" w:color="000000"/>
+            </w:tcBorders>
+            <w:shd w:val="pct50" w:color="auto" w:fill="auto"/>
+            <w:vAlign w:val="center"/>
+          </w:tcPr>
+          <w:p>
+            <w:pPr>
+              <w:pStyle w:val="berschrift5"/>
+            </w:pPr>
+            <w:r>
+              <w:t>K</w:t>
+            </w:r>
+            <w:r>
+              <w:t>ampffertigkeiten</w:t>
+            </w:r>
+          </w:p>
+        </w:tc>
+        <w:tc>
+          <w:tcPr>
+            <w:tcW w:w="359" w:type="dxa"/>
+            <w:vMerge w:val="restart"/>
+            <w:tcBorders>
+              <w:top w:val="single" w:sz="4" w:space="0" w:color="auto"/>
+              <w:left w:val="single" w:sz="4" w:space="0" w:color="000000"/>
+              <w:bottom w:val="single" w:sz="4" w:space="0" w:color="000000"/>
+              <w:right w:val="single" w:sz="4" w:space="0" w:color="000000"/>
+            </w:tcBorders>
+            <w:vAlign w:val="center"/>
+          </w:tcPr>
+          <w:p>
+            <w:pPr>
+              <w:jc w:val="center"/>
               <w:rPr>
                 <w:rFonts w:ascii="Bookman Old Style" w:hAnsi="Bookman Old Style"/>
                 <w:sz w:val="18"/>
               </w:rPr>
-              <w:t>Maximum:</w:t>
-            </w:r>
-            <w:r>
-              <w:rPr>
-                <w:rFonts w:ascii="Bookman Old Style" w:hAnsi="Bookman Old Style"/>
-                <w:sz w:val="18"/>
-              </w:rPr>
-              <w:t xml:space="preserve">  Grund</w:t>
-            </w:r>
-            <w:r>
-              <w:rPr>
-                <w:rFonts w:ascii="Bookman Old Style" w:hAnsi="Bookman Old Style"/>
-                <w:sz w:val="18"/>
-              </w:rPr>
-              <w:t xml:space="preserve">:  </w:t>
-            </w:r>
-            <w:r>
-              <w:rPr>
-                <w:rFonts w:ascii="Bookman Old Style" w:hAnsi="Bookman Old Style"/>
-                <w:sz w:val="18"/>
-              </w:rPr>
-              <w:t xml:space="preserve">            </w:t>
-            </w:r>
-            <w:r>
-              <w:rPr>
-                <w:rFonts w:ascii="Bookman Old Style" w:hAnsi="Bookman Old Style"/>
-                <w:sz w:val="18"/>
-              </w:rPr>
-              <w:t xml:space="preserve"> </w:t>
-            </w:r>
-            <w:r>
-              <w:rPr>
-                <w:rFonts w:ascii="Bookman Old Style" w:hAnsi="Bookman Old Style"/>
-                <w:sz w:val="18"/>
-              </w:rPr>
-              <w:t xml:space="preserve">   </w:t>
-            </w:r>
-            <w:r>
-              <w:rPr>
-                <w:rFonts w:ascii="Bookman Old Style" w:hAnsi="Bookman Old Style"/>
-                <w:sz w:val="18"/>
-              </w:rPr>
-              <w:t xml:space="preserve">                         </w:t>
-            </w:r>
-            <w:r>
-              <w:rPr>
-                <w:rFonts w:ascii="Bookman Old Style" w:hAnsi="Bookman Old Style"/>
-                <w:sz w:val="18"/>
-              </w:rPr>
-              <w:t xml:space="preserve"> </w:t>
-            </w:r>
-            <w:r>
-              <w:rPr>
-                <w:rFonts w:ascii="Bookman Old Style" w:hAnsi="Bookman Old Style"/>
-                <w:sz w:val="18"/>
-              </w:rPr>
-              <w:t xml:space="preserve"> Kampf</w:t>
-            </w:r>
-            <w:r>
-              <w:rPr>
-                <w:rFonts w:ascii="Bookman Old Style" w:hAnsi="Bookman Old Style"/>
-                <w:sz w:val="18"/>
-              </w:rPr>
-              <w:t xml:space="preserve">:     </w:t>
-            </w:r>
-            <w:r>
-              <w:rPr>
-                <w:rFonts w:ascii="Bookman Old Style" w:hAnsi="Bookman Old Style"/>
-                <w:sz w:val="18"/>
-              </w:rPr>
-              <w:t xml:space="preserve">                  </w:t>
-            </w:r>
-            <w:r>
-              <w:rPr>
-                <w:rFonts w:ascii="Bookman Old Style" w:hAnsi="Bookman Old Style"/>
-                <w:sz w:val="18"/>
-              </w:rPr>
-              <w:t xml:space="preserve">                    </w:t>
-            </w:r>
-            <w:r>
-              <w:rPr>
-                <w:rFonts w:ascii="Bookman Old Style" w:hAnsi="Bookman Old Style"/>
-                <w:sz w:val="18"/>
-              </w:rPr>
-              <w:t>WHK: 24</w:t>
-            </w:r>
-          </w:p>
-        </w:tc>
-      </w:tr>
-      <w:tr>
-        <w:trPr>
-          <w:cantSplit/>
-          <w:trHeight w:val="105"/>
-        </w:trPr>
-        <w:tc>
-          <w:tcPr>
-            <w:tcW w:w="10916" w:type="dxa"/>
-            <w:gridSpan w:val="14"/>
-            <w:tcBorders>
-              <w:bottom w:val="single" w:sz="4" w:space="0" w:color="auto"/>
-              <w:right w:val="single" w:sz="4" w:space="0" w:color="000000"/>
-            </w:tcBorders>
-            <w:vAlign w:val="center"/>
-          </w:tcPr>
-          <w:p>
-            <w:pPr>
-              <w:rPr>
-                <w:rFonts w:ascii="Bookman Old Style" w:hAnsi="Bookman Old Style"/>
-                <w:sz w:val="18"/>
-              </w:rPr>
-            </w:pPr>
-            <w:r>
-              <w:rPr>
-                <w:rFonts w:ascii="Bookman Old Style" w:hAnsi="Bookman Old Style"/>
-                <w:sz w:val="18"/>
-              </w:rPr>
-              <w:t xml:space="preserve">Kosten:    </w:t>
-            </w:r>
-            <w:r>
-              <w:rPr>
-                <w:rFonts w:ascii="Bookman Old Style" w:hAnsi="Bookman Old Style"/>
-                <w:sz w:val="18"/>
-              </w:rPr>
-              <w:t xml:space="preserve">   Grund</w:t>
-            </w:r>
-            <w:r>
-              <w:rPr>
-                <w:rFonts w:ascii="Bookman Old Style" w:hAnsi="Bookman Old Style"/>
-                <w:sz w:val="18"/>
-              </w:rPr>
-              <w:t xml:space="preserve">:9; Spez:3         </w:t>
-            </w:r>
-            <w:r>
-              <w:rPr>
-                <w:rFonts w:ascii="Bookman Old Style" w:hAnsi="Bookman Old Style"/>
-                <w:sz w:val="18"/>
-              </w:rPr>
-              <w:t xml:space="preserve">NK:25; Spez:15/8/4      FK:18; Spez:10/5/3    </w:t>
-            </w:r>
-            <w:r>
-              <w:rPr>
-                <w:rFonts w:ascii="Bookman Old Style" w:hAnsi="Bookman Old Style"/>
-                <w:sz w:val="18"/>
-              </w:rPr>
-              <w:t xml:space="preserve">  </w:t>
-            </w:r>
-            <w:r>
-              <w:rPr>
-                <w:rFonts w:ascii="Bookman Old Style" w:hAnsi="Bookman Old Style"/>
-                <w:sz w:val="18"/>
-              </w:rPr>
-              <w:t xml:space="preserve">  </w:t>
-            </w:r>
-            <w:r>
-              <w:rPr>
-                <w:rFonts w:ascii="Bookman Old Style" w:hAnsi="Bookman Old Style"/>
-                <w:sz w:val="18"/>
-              </w:rPr>
-              <w:t xml:space="preserve">WHK: </w:t>
-            </w:r>
-            <w:r>
-              <w:rPr>
-                <w:rFonts w:ascii="Bookman Old Style" w:hAnsi="Bookman Old Style"/>
-                <w:sz w:val="18"/>
-              </w:rPr>
-              <w:t>Wert</w:t>
-            </w:r>
-            <w:r>
-              <w:rPr>
-                <w:rFonts w:ascii="Bookman Old Style" w:hAnsi="Bookman Old Style"/>
-                <w:sz w:val="18"/>
-              </w:rPr>
-              <w:t xml:space="preserve">, erster </w:t>
-            </w:r>
-            <w:r>
-              <w:rPr>
-                <w:rFonts w:ascii="Bookman Old Style" w:hAnsi="Bookman Old Style"/>
-                <w:sz w:val="18"/>
-              </w:rPr>
-              <w:t>10</w:t>
-            </w:r>
-            <w:r>
-              <w:rPr>
-                <w:rFonts w:ascii="Bookman Old Style" w:hAnsi="Bookman Old Style"/>
-                <w:sz w:val="18"/>
-              </w:rPr>
-              <w:t xml:space="preserve">; Spez: </w:t>
-            </w:r>
-            <w:r>
-              <w:rPr>
-                <w:rFonts w:ascii="Bookman Old Style" w:hAnsi="Bookman Old Style"/>
-                <w:sz w:val="18"/>
-              </w:rPr>
-              <w:t>(Wert:3)</w:t>
+            </w:pPr>
+          </w:p>
+        </w:tc>
+        <w:tc>
+          <w:tcPr>
+            <w:tcW w:w="4214" w:type="dxa"/>
+            <w:gridSpan w:val="6"/>
+            <w:tcBorders>
+              <w:top w:val="single" w:sz="4" w:space="0" w:color="auto"/>
+              <w:left w:val="single" w:sz="4" w:space="0" w:color="000000"/>
+              <w:right w:val="single" w:sz="4" w:space="0" w:color="000000"/>
+            </w:tcBorders>
+            <w:shd w:val="pct50" w:color="auto" w:fill="auto"/>
+            <w:vAlign w:val="center"/>
+          </w:tcPr>
+          <w:p>
+            <w:pPr>
+              <w:pStyle w:val="berschrift5"/>
+            </w:pPr>
+            <w:r>
+              <w:t>Wissens-, Handwerks-, Kulturfertigkeiten</w:t>
             </w:r>
           </w:p>
         </w:tc>
@@ -4346,114 +3049,202 @@
         </w:trPr>
         <w:tc>
           <w:tcPr>
-            <w:tcW w:w="3032" w:type="dxa"/>
+            <w:tcW w:w="2338" w:type="dxa"/>
+          </w:tcPr>
+          <w:p>
+            <w:pPr>
+              <w:rPr>
+                <w:rFonts w:ascii="Bookman Old Style" w:hAnsi="Bookman Old Style" w:cs="Tahoma"/>
+                <w:sz w:val="20"/>
+              </w:rPr>
+            </w:pPr>
+          </w:p>
+        </w:tc>
+        <w:tc>
+          <w:tcPr>
+            <w:tcW w:w="168" w:type="dxa"/>
+            <w:tcBorders>
+              <w:right w:val="nil"/>
+            </w:tcBorders>
+          </w:tcPr>
+          <w:p>
+            <w:pPr>
+              <w:rPr>
+                <w:rFonts w:ascii="Bookman Old Style" w:hAnsi="Bookman Old Style"/>
+                <w:sz w:val="20"/>
+              </w:rPr>
+            </w:pPr>
+          </w:p>
+        </w:tc>
+        <w:tc>
+          <w:tcPr>
+            <w:tcW w:w="526" w:type="dxa"/>
+            <w:tcBorders>
+              <w:left w:val="nil"/>
+              <w:right w:val="single" w:sz="4" w:space="0" w:color="000000"/>
+            </w:tcBorders>
+          </w:tcPr>
+          <w:p>
+            <w:pPr>
+              <w:rPr>
+                <w:rFonts w:ascii="Bookman Old Style" w:hAnsi="Bookman Old Style"/>
+                <w:sz w:val="20"/>
+              </w:rPr>
+            </w:pPr>
+          </w:p>
+        </w:tc>
+        <w:tc>
+          <w:tcPr>
+            <w:tcW w:w="352" w:type="dxa"/>
+            <w:vMerge/>
+            <w:tcBorders>
+              <w:left w:val="single" w:sz="4" w:space="0" w:color="000000"/>
+              <w:bottom w:val="nil"/>
+              <w:right w:val="single" w:sz="4" w:space="0" w:color="000000"/>
+            </w:tcBorders>
+          </w:tcPr>
+          <w:p>
+            <w:pPr>
+              <w:rPr>
+                <w:rFonts w:ascii="Bookman Old Style" w:hAnsi="Bookman Old Style"/>
+                <w:sz w:val="18"/>
+              </w:rPr>
+            </w:pPr>
+          </w:p>
+        </w:tc>
+        <w:tc>
+          <w:tcPr>
+            <w:tcW w:w="2215" w:type="dxa"/>
+            <w:tcBorders>
+              <w:left w:val="single" w:sz="4" w:space="0" w:color="000000"/>
+            </w:tcBorders>
+            <w:vAlign w:val="center"/>
+          </w:tcPr>
+          <w:p>
+            <w:pPr>
+              <w:rPr>
+                <w:rFonts w:ascii="Bookman Old Style" w:hAnsi="Bookman Old Style"/>
+                <w:sz w:val="20"/>
+              </w:rPr>
+            </w:pPr>
+            <w:r>
+              <w:rPr>
+                <w:rFonts w:ascii="Bookman Old Style" w:hAnsi="Bookman Old Style"/>
+                <w:sz w:val="20"/>
+              </w:rPr>
+              <w:t>Unbewaffnet</w:t>
+            </w:r>
+          </w:p>
+        </w:tc>
+        <w:tc>
+          <w:tcPr>
+            <w:tcW w:w="204" w:type="dxa"/>
+            <w:tcBorders>
+              <w:right w:val="nil"/>
+            </w:tcBorders>
+          </w:tcPr>
+          <w:p>
+            <w:pPr>
+              <w:rPr>
+                <w:rFonts w:ascii="Bookman Old Style" w:hAnsi="Bookman Old Style"/>
+                <w:sz w:val="20"/>
+              </w:rPr>
+            </w:pPr>
+          </w:p>
+        </w:tc>
+        <w:tc>
+          <w:tcPr>
+            <w:tcW w:w="540" w:type="dxa"/>
+            <w:tcBorders>
+              <w:left w:val="nil"/>
+              <w:right w:val="single" w:sz="4" w:space="0" w:color="000000"/>
+            </w:tcBorders>
+          </w:tcPr>
+          <w:p>
+            <w:pPr>
+              <w:rPr>
+                <w:rFonts w:ascii="Bookman Old Style" w:hAnsi="Bookman Old Style"/>
+                <w:sz w:val="20"/>
+              </w:rPr>
+            </w:pPr>
+          </w:p>
+        </w:tc>
+        <w:tc>
+          <w:tcPr>
+            <w:tcW w:w="359" w:type="dxa"/>
+            <w:vMerge/>
+            <w:tcBorders>
+              <w:left w:val="single" w:sz="4" w:space="0" w:color="000000"/>
+              <w:bottom w:val="single" w:sz="4" w:space="0" w:color="000000"/>
+              <w:right w:val="single" w:sz="4" w:space="0" w:color="000000"/>
+            </w:tcBorders>
+          </w:tcPr>
+          <w:p>
+            <w:pPr>
+              <w:rPr>
+                <w:rFonts w:ascii="Bookman Old Style" w:hAnsi="Bookman Old Style"/>
+                <w:sz w:val="18"/>
+              </w:rPr>
+            </w:pPr>
+          </w:p>
+        </w:tc>
+        <w:tc>
+          <w:tcPr>
+            <w:tcW w:w="3044" w:type="dxa"/>
             <w:gridSpan w:val="3"/>
             <w:tcBorders>
-              <w:top w:val="single" w:sz="4" w:space="0" w:color="auto"/>
-              <w:right w:val="single" w:sz="4" w:space="0" w:color="000000"/>
-            </w:tcBorders>
-            <w:shd w:val="pct50" w:color="auto" w:fill="auto"/>
-            <w:vAlign w:val="center"/>
-          </w:tcPr>
-          <w:p>
-            <w:pPr>
-              <w:pStyle w:val="berschrift5"/>
-            </w:pPr>
-            <w:r>
-              <w:t>G</w:t>
-            </w:r>
-            <w:r>
-              <w:t>rundfertigkeiten</w:t>
-            </w:r>
-          </w:p>
-        </w:tc>
-        <w:tc>
-          <w:tcPr>
-            <w:tcW w:w="352" w:type="dxa"/>
-            <w:vMerge w:val="restart"/>
-            <w:tcBorders>
-              <w:top w:val="single" w:sz="4" w:space="0" w:color="auto"/>
-              <w:left w:val="single" w:sz="4" w:space="0" w:color="000000"/>
-              <w:bottom w:val="nil"/>
-              <w:right w:val="single" w:sz="4" w:space="0" w:color="000000"/>
-            </w:tcBorders>
-            <w:vAlign w:val="center"/>
-          </w:tcPr>
-          <w:p>
-            <w:pPr>
-              <w:jc w:val="center"/>
-              <w:rPr>
-                <w:rFonts w:ascii="Bookman Old Style" w:hAnsi="Bookman Old Style"/>
-                <w:sz w:val="18"/>
-              </w:rPr>
-            </w:pPr>
-          </w:p>
-        </w:tc>
-        <w:tc>
-          <w:tcPr>
-            <w:tcW w:w="2959" w:type="dxa"/>
-            <w:gridSpan w:val="3"/>
-            <w:tcBorders>
-              <w:top w:val="single" w:sz="4" w:space="0" w:color="auto"/>
-              <w:left w:val="single" w:sz="4" w:space="0" w:color="000000"/>
-              <w:right w:val="single" w:sz="4" w:space="0" w:color="000000"/>
-            </w:tcBorders>
-            <w:shd w:val="pct50" w:color="auto" w:fill="auto"/>
-            <w:vAlign w:val="center"/>
-          </w:tcPr>
-          <w:p>
-            <w:pPr>
-              <w:pStyle w:val="berschrift5"/>
-            </w:pPr>
-            <w:r>
-              <w:t>K</w:t>
-            </w:r>
-            <w:r>
-              <w:t>ampffertigkeiten</w:t>
-            </w:r>
-          </w:p>
-        </w:tc>
-        <w:tc>
-          <w:tcPr>
-            <w:tcW w:w="359" w:type="dxa"/>
-            <w:vMerge w:val="restart"/>
-            <w:tcBorders>
-              <w:top w:val="single" w:sz="4" w:space="0" w:color="auto"/>
-              <w:left w:val="single" w:sz="4" w:space="0" w:color="000000"/>
-              <w:bottom w:val="single" w:sz="4" w:space="0" w:color="000000"/>
-              <w:right w:val="single" w:sz="4" w:space="0" w:color="000000"/>
-            </w:tcBorders>
-            <w:vAlign w:val="center"/>
-          </w:tcPr>
-          <w:p>
-            <w:pPr>
-              <w:jc w:val="center"/>
-              <w:rPr>
-                <w:rFonts w:ascii="Bookman Old Style" w:hAnsi="Bookman Old Style"/>
-                <w:sz w:val="18"/>
-              </w:rPr>
-            </w:pPr>
-          </w:p>
-        </w:tc>
-        <w:tc>
-          <w:tcPr>
-            <w:tcW w:w="4214" w:type="dxa"/>
-            <w:gridSpan w:val="6"/>
-            <w:tcBorders>
-              <w:top w:val="single" w:sz="4" w:space="0" w:color="auto"/>
-              <w:left w:val="single" w:sz="4" w:space="0" w:color="000000"/>
-              <w:right w:val="single" w:sz="4" w:space="0" w:color="000000"/>
-            </w:tcBorders>
-            <w:shd w:val="pct50" w:color="auto" w:fill="auto"/>
-            <w:vAlign w:val="center"/>
-          </w:tcPr>
-          <w:p>
-            <w:pPr>
-              <w:pStyle w:val="berschrift5"/>
-            </w:pPr>
-            <w:r>
-              <w:t>Wissens-, Handwerks-, Kulturfertigkeiten</w:t>
-            </w:r>
+              <w:left w:val="single" w:sz="4" w:space="0" w:color="000000"/>
+            </w:tcBorders>
+          </w:tcPr>
+          <w:p>
+            <w:pPr>
+              <w:rPr>
+                <w:rFonts w:ascii="Bookman Old Style" w:hAnsi="Bookman Old Style"/>
+                <w:sz w:val="20"/>
+              </w:rPr>
+            </w:pPr>
+            <w:r>
+              <w:rPr>
+                <w:rFonts w:ascii="Bookman Old Style" w:hAnsi="Bookman Old Style"/>
+                <w:color w:val="FF0000"/>
+                <w:sz w:val="20"/>
+              </w:rPr>
+              <w:t>Nur gewählte WHK</w:t>
+            </w:r>
+          </w:p>
+        </w:tc>
+        <w:tc>
+          <w:tcPr>
+            <w:tcW w:w="537" w:type="dxa"/>
+            <w:gridSpan w:val="2"/>
+            <w:tcBorders>
+              <w:right w:val="nil"/>
+            </w:tcBorders>
+          </w:tcPr>
+          <w:p>
+            <w:pPr>
+              <w:rPr>
+                <w:rFonts w:ascii="Bookman Old Style" w:hAnsi="Bookman Old Style"/>
+                <w:sz w:val="20"/>
+              </w:rPr>
+            </w:pPr>
+          </w:p>
+        </w:tc>
+        <w:tc>
+          <w:tcPr>
+            <w:tcW w:w="633" w:type="dxa"/>
+            <w:tcBorders>
+              <w:left w:val="nil"/>
+              <w:right w:val="single" w:sz="4" w:space="0" w:color="000000"/>
+            </w:tcBorders>
+          </w:tcPr>
+          <w:p>
+            <w:pPr>
+              <w:rPr>
+                <w:rFonts w:ascii="Bookman Old Style" w:hAnsi="Bookman Old Style"/>
+                <w:sz w:val="20"/>
+              </w:rPr>
+            </w:pPr>
           </w:p>
         </w:tc>
       </w:tr>
@@ -4468,7 +3259,7 @@
           <w:p>
             <w:pPr>
               <w:rPr>
-                <w:rFonts w:ascii="Bookman Old Style" w:hAnsi="Bookman Old Style" w:cs="Tahoma"/>
+                <w:rFonts w:ascii="Bookman Old Style" w:hAnsi="Bookman Old Style"/>
                 <w:sz w:val="20"/>
               </w:rPr>
             </w:pPr>
@@ -4546,7 +3337,7 @@
                 <w:rFonts w:ascii="Bookman Old Style" w:hAnsi="Bookman Old Style"/>
                 <w:sz w:val="20"/>
               </w:rPr>
-              <w:t>Unbewaffnet</w:t>
+              <w:t>Stichwaffen</w:t>
             </w:r>
           </w:p>
         </w:tc>
@@ -4743,7 +3534,7 @@
                 <w:rFonts w:ascii="Bookman Old Style" w:hAnsi="Bookman Old Style"/>
                 <w:sz w:val="20"/>
               </w:rPr>
-              <w:t>Stichwaffen</w:t>
+              <w:t>Klingenwaffen</w:t>
             </w:r>
           </w:p>
         </w:tc>
@@ -4940,7 +3731,7 @@
                 <w:rFonts w:ascii="Bookman Old Style" w:hAnsi="Bookman Old Style"/>
                 <w:sz w:val="20"/>
               </w:rPr>
-              <w:t>Klingenwaffen</w:t>
+              <w:t xml:space="preserve">Hiebwaffen </w:t>
             </w:r>
           </w:p>
         </w:tc>
@@ -5137,7 +3928,7 @@
                 <w:rFonts w:ascii="Bookman Old Style" w:hAnsi="Bookman Old Style"/>
                 <w:sz w:val="20"/>
               </w:rPr>
-              <w:t xml:space="preserve">Hiebwaffen </w:t>
+              <w:t>Stangenwaffen</w:t>
             </w:r>
           </w:p>
         </w:tc>
@@ -5334,7 +4125,7 @@
                 <w:rFonts w:ascii="Bookman Old Style" w:hAnsi="Bookman Old Style"/>
                 <w:sz w:val="20"/>
               </w:rPr>
-              <w:t>Stangenwaffen</w:t>
+              <w:t>Armbrüste</w:t>
             </w:r>
           </w:p>
         </w:tc>
@@ -5531,7 +4322,7 @@
                 <w:rFonts w:ascii="Bookman Old Style" w:hAnsi="Bookman Old Style"/>
                 <w:sz w:val="20"/>
               </w:rPr>
-              <w:t>Armbrüste</w:t>
+              <w:t>Bögen</w:t>
             </w:r>
           </w:p>
         </w:tc>
@@ -5713,22 +4504,23 @@
             <w:tcW w:w="2215" w:type="dxa"/>
             <w:tcBorders>
               <w:left w:val="single" w:sz="4" w:space="0" w:color="000000"/>
-            </w:tcBorders>
-            <w:vAlign w:val="center"/>
-          </w:tcPr>
-          <w:p>
-            <w:pPr>
-              <w:rPr>
-                <w:rFonts w:ascii="Bookman Old Style" w:hAnsi="Bookman Old Style"/>
-                <w:sz w:val="20"/>
-              </w:rPr>
-            </w:pPr>
-            <w:r>
-              <w:rPr>
-                <w:rFonts w:ascii="Bookman Old Style" w:hAnsi="Bookman Old Style"/>
-                <w:sz w:val="20"/>
-              </w:rPr>
-              <w:t>Bögen</w:t>
+              <w:bottom w:val="single" w:sz="4" w:space="0" w:color="auto"/>
+            </w:tcBorders>
+            <w:vAlign w:val="center"/>
+          </w:tcPr>
+          <w:p>
+            <w:pPr>
+              <w:rPr>
+                <w:rFonts w:ascii="Bookman Old Style" w:hAnsi="Bookman Old Style"/>
+                <w:sz w:val="20"/>
+              </w:rPr>
+            </w:pPr>
+            <w:r>
+              <w:rPr>
+                <w:rFonts w:ascii="Bookman Old Style" w:hAnsi="Bookman Old Style"/>
+                <w:sz w:val="20"/>
+              </w:rPr>
+              <w:t>Blasrohre</w:t>
             </w:r>
           </w:p>
         </w:tc>
@@ -5736,6 +4528,7 @@
           <w:tcPr>
             <w:tcW w:w="204" w:type="dxa"/>
             <w:tcBorders>
+              <w:bottom w:val="single" w:sz="4" w:space="0" w:color="auto"/>
               <w:right w:val="nil"/>
             </w:tcBorders>
           </w:tcPr>
@@ -5753,6 +4546,7 @@
             <w:tcW w:w="540" w:type="dxa"/>
             <w:tcBorders>
               <w:left w:val="nil"/>
+              <w:bottom w:val="single" w:sz="4" w:space="0" w:color="auto"/>
               <w:right w:val="single" w:sz="4" w:space="0" w:color="000000"/>
             </w:tcBorders>
           </w:tcPr>
@@ -5790,6 +4584,7 @@
             <w:gridSpan w:val="3"/>
             <w:tcBorders>
               <w:left w:val="single" w:sz="4" w:space="0" w:color="000000"/>
+              <w:bottom w:val="single" w:sz="4" w:space="0" w:color="auto"/>
             </w:tcBorders>
           </w:tcPr>
           <w:p>
@@ -5806,6 +4601,7 @@
             <w:tcW w:w="537" w:type="dxa"/>
             <w:gridSpan w:val="2"/>
             <w:tcBorders>
+              <w:bottom w:val="single" w:sz="4" w:space="0" w:color="auto"/>
               <w:right w:val="nil"/>
             </w:tcBorders>
           </w:tcPr>
@@ -5823,6 +4619,7 @@
             <w:tcW w:w="633" w:type="dxa"/>
             <w:tcBorders>
               <w:left w:val="nil"/>
+              <w:bottom w:val="single" w:sz="4" w:space="0" w:color="auto"/>
               <w:right w:val="single" w:sz="4" w:space="0" w:color="000000"/>
             </w:tcBorders>
           </w:tcPr>
@@ -5910,23 +4707,23 @@
             <w:tcW w:w="2215" w:type="dxa"/>
             <w:tcBorders>
               <w:left w:val="single" w:sz="4" w:space="0" w:color="000000"/>
-              <w:bottom w:val="single" w:sz="4" w:space="0" w:color="auto"/>
-            </w:tcBorders>
-            <w:vAlign w:val="center"/>
-          </w:tcPr>
-          <w:p>
-            <w:pPr>
-              <w:rPr>
-                <w:rFonts w:ascii="Bookman Old Style" w:hAnsi="Bookman Old Style"/>
-                <w:sz w:val="20"/>
-              </w:rPr>
-            </w:pPr>
-            <w:r>
-              <w:rPr>
-                <w:rFonts w:ascii="Bookman Old Style" w:hAnsi="Bookman Old Style"/>
-                <w:sz w:val="20"/>
-              </w:rPr>
-              <w:t>Blasrohre</w:t>
+              <w:right w:val="single" w:sz="4" w:space="0" w:color="000000"/>
+            </w:tcBorders>
+            <w:vAlign w:val="center"/>
+          </w:tcPr>
+          <w:p>
+            <w:pPr>
+              <w:rPr>
+                <w:rFonts w:ascii="Bookman Old Style" w:hAnsi="Bookman Old Style"/>
+                <w:sz w:val="20"/>
+              </w:rPr>
+            </w:pPr>
+            <w:r>
+              <w:rPr>
+                <w:rFonts w:ascii="Bookman Old Style" w:hAnsi="Bookman Old Style"/>
+                <w:sz w:val="20"/>
+              </w:rPr>
+              <w:t>Feuerwaffen</w:t>
             </w:r>
           </w:p>
         </w:tc>
@@ -5934,16 +4731,13 @@
           <w:tcPr>
             <w:tcW w:w="204" w:type="dxa"/>
             <w:tcBorders>
-              <w:bottom w:val="single" w:sz="4" w:space="0" w:color="auto"/>
+              <w:left w:val="single" w:sz="4" w:space="0" w:color="000000"/>
               <w:right w:val="nil"/>
             </w:tcBorders>
           </w:tcPr>
           <w:p>
             <w:pPr>
-              <w:rPr>
-                <w:rFonts w:ascii="Bookman Old Style" w:hAnsi="Bookman Old Style"/>
-                <w:sz w:val="20"/>
-              </w:rPr>
+              <w:pStyle w:val="berschrift5"/>
             </w:pPr>
           </w:p>
         </w:tc>
@@ -5952,16 +4746,12 @@
             <w:tcW w:w="540" w:type="dxa"/>
             <w:tcBorders>
               <w:left w:val="nil"/>
-              <w:bottom w:val="single" w:sz="4" w:space="0" w:color="auto"/>
-              <w:right w:val="single" w:sz="4" w:space="0" w:color="000000"/>
-            </w:tcBorders>
-          </w:tcPr>
-          <w:p>
-            <w:pPr>
-              <w:rPr>
-                <w:rFonts w:ascii="Bookman Old Style" w:hAnsi="Bookman Old Style"/>
-                <w:sz w:val="20"/>
-              </w:rPr>
+              <w:right w:val="single" w:sz="4" w:space="0" w:color="000000"/>
+            </w:tcBorders>
+          </w:tcPr>
+          <w:p>
+            <w:pPr>
+              <w:pStyle w:val="berschrift5"/>
             </w:pPr>
           </w:p>
         </w:tc>
@@ -5977,10 +4767,7 @@
           </w:tcPr>
           <w:p>
             <w:pPr>
-              <w:rPr>
-                <w:rFonts w:ascii="Bookman Old Style" w:hAnsi="Bookman Old Style"/>
-                <w:sz w:val="18"/>
-              </w:rPr>
+              <w:pStyle w:val="berschrift5"/>
             </w:pPr>
           </w:p>
         </w:tc>
@@ -5990,15 +4777,11 @@
             <w:gridSpan w:val="3"/>
             <w:tcBorders>
               <w:left w:val="single" w:sz="4" w:space="0" w:color="000000"/>
-              <w:bottom w:val="single" w:sz="4" w:space="0" w:color="auto"/>
-            </w:tcBorders>
-          </w:tcPr>
-          <w:p>
-            <w:pPr>
-              <w:rPr>
-                <w:rFonts w:ascii="Bookman Old Style" w:hAnsi="Bookman Old Style"/>
-                <w:sz w:val="20"/>
-              </w:rPr>
+            </w:tcBorders>
+          </w:tcPr>
+          <w:p>
+            <w:pPr>
+              <w:pStyle w:val="berschrift5"/>
             </w:pPr>
           </w:p>
         </w:tc>
@@ -6007,16 +4790,13 @@
             <w:tcW w:w="537" w:type="dxa"/>
             <w:gridSpan w:val="2"/>
             <w:tcBorders>
-              <w:bottom w:val="single" w:sz="4" w:space="0" w:color="auto"/>
+              <w:left w:val="single" w:sz="4" w:space="0" w:color="000000"/>
               <w:right w:val="nil"/>
             </w:tcBorders>
           </w:tcPr>
           <w:p>
             <w:pPr>
-              <w:rPr>
-                <w:rFonts w:ascii="Bookman Old Style" w:hAnsi="Bookman Old Style"/>
-                <w:sz w:val="20"/>
-              </w:rPr>
+              <w:pStyle w:val="berschrift5"/>
             </w:pPr>
           </w:p>
         </w:tc>
@@ -6025,16 +4805,11 @@
             <w:tcW w:w="633" w:type="dxa"/>
             <w:tcBorders>
               <w:left w:val="nil"/>
-              <w:bottom w:val="single" w:sz="4" w:space="0" w:color="auto"/>
-              <w:right w:val="single" w:sz="4" w:space="0" w:color="000000"/>
-            </w:tcBorders>
-          </w:tcPr>
-          <w:p>
-            <w:pPr>
-              <w:rPr>
-                <w:rFonts w:ascii="Bookman Old Style" w:hAnsi="Bookman Old Style"/>
-                <w:sz w:val="20"/>
-              </w:rPr>
+            </w:tcBorders>
+          </w:tcPr>
+          <w:p>
+            <w:pPr>
+              <w:pStyle w:val="berschrift5"/>
             </w:pPr>
           </w:p>
         </w:tc>
@@ -6129,7 +4904,7 @@
                 <w:rFonts w:ascii="Bookman Old Style" w:hAnsi="Bookman Old Style"/>
                 <w:sz w:val="20"/>
               </w:rPr>
-              <w:t>Feuerwaffen</w:t>
+              <w:t>Wurfwaffen</w:t>
             </w:r>
           </w:p>
         </w:tc>
@@ -6143,7 +4918,10 @@
           </w:tcPr>
           <w:p>
             <w:pPr>
-              <w:pStyle w:val="berschrift5"/>
+              <w:rPr>
+                <w:rFonts w:ascii="Bookman Old Style" w:hAnsi="Bookman Old Style"/>
+                <w:sz w:val="20"/>
+              </w:rPr>
             </w:pPr>
           </w:p>
         </w:tc>
@@ -6157,7 +4935,10 @@
           </w:tcPr>
           <w:p>
             <w:pPr>
-              <w:pStyle w:val="berschrift5"/>
+              <w:rPr>
+                <w:rFonts w:ascii="Bookman Old Style" w:hAnsi="Bookman Old Style"/>
+                <w:sz w:val="20"/>
+              </w:rPr>
             </w:pPr>
           </w:p>
         </w:tc>
@@ -6173,7 +4954,10 @@
           </w:tcPr>
           <w:p>
             <w:pPr>
-              <w:pStyle w:val="berschrift5"/>
+              <w:rPr>
+                <w:rFonts w:ascii="Bookman Old Style" w:hAnsi="Bookman Old Style"/>
+                <w:sz w:val="18"/>
+              </w:rPr>
             </w:pPr>
           </w:p>
         </w:tc>
@@ -6183,11 +4967,17 @@
             <w:gridSpan w:val="3"/>
             <w:tcBorders>
               <w:left w:val="single" w:sz="4" w:space="0" w:color="000000"/>
-            </w:tcBorders>
-          </w:tcPr>
-          <w:p>
-            <w:pPr>
-              <w:pStyle w:val="berschrift5"/>
+              <w:right w:val="single" w:sz="4" w:space="0" w:color="000000"/>
+            </w:tcBorders>
+          </w:tcPr>
+          <w:p>
+            <w:pPr>
+              <w:rPr>
+                <w:rFonts w:ascii="Bookman Old Style" w:hAnsi="Bookman Old Style"/>
+                <w:i/>
+                <w:iCs/>
+                <w:sz w:val="20"/>
+              </w:rPr>
             </w:pPr>
           </w:p>
         </w:tc>
@@ -6202,7 +4992,10 @@
           </w:tcPr>
           <w:p>
             <w:pPr>
-              <w:pStyle w:val="berschrift5"/>
+              <w:rPr>
+                <w:rFonts w:ascii="Bookman Old Style" w:hAnsi="Bookman Old Style"/>
+                <w:sz w:val="20"/>
+              </w:rPr>
             </w:pPr>
           </w:p>
         </w:tc>
@@ -6211,11 +5004,15 @@
             <w:tcW w:w="633" w:type="dxa"/>
             <w:tcBorders>
               <w:left w:val="nil"/>
-            </w:tcBorders>
-          </w:tcPr>
-          <w:p>
-            <w:pPr>
-              <w:pStyle w:val="berschrift5"/>
+              <w:right w:val="single" w:sz="4" w:space="0" w:color="000000"/>
+            </w:tcBorders>
+          </w:tcPr>
+          <w:p>
+            <w:pPr>
+              <w:rPr>
+                <w:rFonts w:ascii="Bookman Old Style" w:hAnsi="Bookman Old Style"/>
+                <w:sz w:val="20"/>
+              </w:rPr>
             </w:pPr>
           </w:p>
         </w:tc>
@@ -6294,36 +5091,30 @@
             <w:tcW w:w="2215" w:type="dxa"/>
             <w:tcBorders>
               <w:left w:val="single" w:sz="4" w:space="0" w:color="000000"/>
-              <w:right w:val="single" w:sz="4" w:space="0" w:color="000000"/>
-            </w:tcBorders>
-            <w:vAlign w:val="center"/>
-          </w:tcPr>
-          <w:p>
-            <w:pPr>
-              <w:rPr>
-                <w:rFonts w:ascii="Bookman Old Style" w:hAnsi="Bookman Old Style"/>
-                <w:sz w:val="20"/>
-              </w:rPr>
-            </w:pPr>
-            <w:r>
-              <w:rPr>
-                <w:rFonts w:ascii="Bookman Old Style" w:hAnsi="Bookman Old Style"/>
-                <w:sz w:val="20"/>
-              </w:rPr>
-              <w:t>Wurfwaffen</w:t>
-            </w:r>
+              <w:right w:val="single" w:sz="4" w:space="0" w:color="auto"/>
+            </w:tcBorders>
+          </w:tcPr>
+          <w:p>
+            <w:pPr>
+              <w:jc w:val="center"/>
+              <w:rPr>
+                <w:rFonts w:ascii="Bookman Old Style" w:hAnsi="Bookman Old Style"/>
+                <w:sz w:val="20"/>
+              </w:rPr>
+            </w:pPr>
           </w:p>
         </w:tc>
         <w:tc>
           <w:tcPr>
             <w:tcW w:w="204" w:type="dxa"/>
             <w:tcBorders>
-              <w:left w:val="single" w:sz="4" w:space="0" w:color="000000"/>
+              <w:left w:val="single" w:sz="4" w:space="0" w:color="auto"/>
               <w:right w:val="nil"/>
             </w:tcBorders>
           </w:tcPr>
           <w:p>
             <w:pPr>
+              <w:jc w:val="center"/>
               <w:rPr>
                 <w:rFonts w:ascii="Bookman Old Style" w:hAnsi="Bookman Old Style"/>
                 <w:sz w:val="20"/>
@@ -6341,6 +5132,7 @@
           </w:tcPr>
           <w:p>
             <w:pPr>
+              <w:jc w:val="center"/>
               <w:rPr>
                 <w:rFonts w:ascii="Bookman Old Style" w:hAnsi="Bookman Old Style"/>
                 <w:sz w:val="20"/>
@@ -6373,15 +5165,12 @@
             <w:gridSpan w:val="3"/>
             <w:tcBorders>
               <w:left w:val="single" w:sz="4" w:space="0" w:color="000000"/>
-              <w:right w:val="single" w:sz="4" w:space="0" w:color="000000"/>
-            </w:tcBorders>
-          </w:tcPr>
-          <w:p>
-            <w:pPr>
-              <w:rPr>
-                <w:rFonts w:ascii="Bookman Old Style" w:hAnsi="Bookman Old Style"/>
-                <w:i/>
-                <w:iCs/>
+            </w:tcBorders>
+          </w:tcPr>
+          <w:p>
+            <w:pPr>
+              <w:rPr>
+                <w:rFonts w:ascii="Bookman Old Style" w:hAnsi="Bookman Old Style"/>
                 <w:sz w:val="20"/>
               </w:rPr>
             </w:pPr>
@@ -6392,7 +5181,6 @@
             <w:tcW w:w="537" w:type="dxa"/>
             <w:gridSpan w:val="2"/>
             <w:tcBorders>
-              <w:left w:val="single" w:sz="4" w:space="0" w:color="000000"/>
               <w:right w:val="nil"/>
             </w:tcBorders>
           </w:tcPr>
@@ -6502,9 +5290,10 @@
           </w:tcPr>
           <w:p>
             <w:pPr>
-              <w:jc w:val="center"/>
-              <w:rPr>
-                <w:rFonts w:ascii="Bookman Old Style" w:hAnsi="Bookman Old Style"/>
+              <w:rPr>
+                <w:rFonts w:ascii="Bookman Old Style" w:hAnsi="Bookman Old Style"/>
+                <w:i/>
+                <w:iCs/>
                 <w:sz w:val="20"/>
               </w:rPr>
             </w:pPr>
@@ -6520,9 +5309,10 @@
           </w:tcPr>
           <w:p>
             <w:pPr>
-              <w:jc w:val="center"/>
-              <w:rPr>
-                <w:rFonts w:ascii="Bookman Old Style" w:hAnsi="Bookman Old Style"/>
+              <w:rPr>
+                <w:rFonts w:ascii="Bookman Old Style" w:hAnsi="Bookman Old Style"/>
+                <w:i/>
+                <w:iCs/>
                 <w:sz w:val="20"/>
               </w:rPr>
             </w:pPr>
@@ -6538,9 +5328,10 @@
           </w:tcPr>
           <w:p>
             <w:pPr>
-              <w:jc w:val="center"/>
-              <w:rPr>
-                <w:rFonts w:ascii="Bookman Old Style" w:hAnsi="Bookman Old Style"/>
+              <w:rPr>
+                <w:rFonts w:ascii="Bookman Old Style" w:hAnsi="Bookman Old Style"/>
+                <w:i/>
+                <w:iCs/>
                 <w:sz w:val="20"/>
               </w:rPr>
             </w:pPr>
@@ -6577,6 +5368,8 @@
             <w:pPr>
               <w:rPr>
                 <w:rFonts w:ascii="Bookman Old Style" w:hAnsi="Bookman Old Style"/>
+                <w:i/>
+                <w:iCs/>
                 <w:sz w:val="20"/>
               </w:rPr>
             </w:pPr>
@@ -6624,13 +5417,13 @@
         <w:tc>
           <w:tcPr>
             <w:tcW w:w="2338" w:type="dxa"/>
-          </w:tcPr>
-          <w:p>
-            <w:pPr>
-              <w:rPr>
-                <w:rFonts w:ascii="Bookman Old Style" w:hAnsi="Bookman Old Style"/>
-                <w:sz w:val="20"/>
-              </w:rPr>
+            <w:tcBorders>
+              <w:right w:val="single" w:sz="4" w:space="0" w:color="000000"/>
+            </w:tcBorders>
+          </w:tcPr>
+          <w:p>
+            <w:pPr>
+              <w:pStyle w:val="berschrift7"/>
             </w:pPr>
           </w:p>
         </w:tc>
@@ -6643,10 +5436,7 @@
           </w:tcPr>
           <w:p>
             <w:pPr>
-              <w:rPr>
-                <w:rFonts w:ascii="Bookman Old Style" w:hAnsi="Bookman Old Style"/>
-                <w:sz w:val="20"/>
-              </w:rPr>
+              <w:pStyle w:val="berschrift7"/>
             </w:pPr>
           </w:p>
         </w:tc>
@@ -6679,8 +5469,8 @@
           </w:tcPr>
           <w:p>
             <w:pPr>
-              <w:rPr>
-                <w:rFonts w:ascii="Bookman Old Style" w:hAnsi="Bookman Old Style"/>
+              <w:pStyle w:val="berschrift7"/>
+              <w:rPr>
                 <w:sz w:val="18"/>
               </w:rPr>
             </w:pPr>
@@ -6774,8 +5564,6 @@
             <w:pPr>
               <w:rPr>
                 <w:rFonts w:ascii="Bookman Old Style" w:hAnsi="Bookman Old Style"/>
-                <w:i/>
-                <w:iCs/>
                 <w:sz w:val="20"/>
               </w:rPr>
             </w:pPr>
@@ -6824,12 +5612,15 @@
           <w:tcPr>
             <w:tcW w:w="2338" w:type="dxa"/>
             <w:tcBorders>
-              <w:right w:val="single" w:sz="4" w:space="0" w:color="000000"/>
-            </w:tcBorders>
-          </w:tcPr>
-          <w:p>
-            <w:pPr>
-              <w:pStyle w:val="berschrift7"/>
+              <w:bottom w:val="single" w:sz="4" w:space="0" w:color="auto"/>
+            </w:tcBorders>
+          </w:tcPr>
+          <w:p>
+            <w:pPr>
+              <w:rPr>
+                <w:rFonts w:ascii="Bookman Old Style" w:hAnsi="Bookman Old Style"/>
+                <w:sz w:val="20"/>
+              </w:rPr>
             </w:pPr>
           </w:p>
         </w:tc>
@@ -6837,12 +5628,16 @@
           <w:tcPr>
             <w:tcW w:w="168" w:type="dxa"/>
             <w:tcBorders>
+              <w:bottom w:val="single" w:sz="4" w:space="0" w:color="auto"/>
               <w:right w:val="nil"/>
             </w:tcBorders>
           </w:tcPr>
           <w:p>
             <w:pPr>
-              <w:pStyle w:val="berschrift7"/>
+              <w:rPr>
+                <w:rFonts w:ascii="Bookman Old Style" w:hAnsi="Bookman Old Style"/>
+                <w:sz w:val="20"/>
+              </w:rPr>
             </w:pPr>
           </w:p>
         </w:tc>
@@ -6851,6 +5646,7 @@
             <w:tcW w:w="526" w:type="dxa"/>
             <w:tcBorders>
               <w:left w:val="nil"/>
+              <w:bottom w:val="single" w:sz="4" w:space="0" w:color="auto"/>
               <w:right w:val="single" w:sz="4" w:space="0" w:color="000000"/>
             </w:tcBorders>
           </w:tcPr>
@@ -6875,8 +5671,8 @@
           </w:tcPr>
           <w:p>
             <w:pPr>
-              <w:pStyle w:val="berschrift7"/>
-              <w:rPr>
+              <w:rPr>
+                <w:rFonts w:ascii="Bookman Old Style" w:hAnsi="Bookman Old Style"/>
                 <w:sz w:val="18"/>
               </w:rPr>
             </w:pPr>
@@ -6887,7 +5683,75 @@
             <w:tcW w:w="2215" w:type="dxa"/>
             <w:tcBorders>
               <w:left w:val="single" w:sz="4" w:space="0" w:color="000000"/>
-              <w:right w:val="single" w:sz="4" w:space="0" w:color="auto"/>
+            </w:tcBorders>
+          </w:tcPr>
+          <w:p>
+            <w:pPr>
+              <w:rPr>
+                <w:rFonts w:ascii="Bookman Old Style" w:hAnsi="Bookman Old Style"/>
+                <w:sz w:val="20"/>
+              </w:rPr>
+            </w:pPr>
+          </w:p>
+        </w:tc>
+        <w:tc>
+          <w:tcPr>
+            <w:tcW w:w="204" w:type="dxa"/>
+            <w:tcBorders>
+              <w:right w:val="nil"/>
+            </w:tcBorders>
+          </w:tcPr>
+          <w:p>
+            <w:pPr>
+              <w:rPr>
+                <w:rFonts w:ascii="Bookman Old Style" w:hAnsi="Bookman Old Style"/>
+                <w:sz w:val="20"/>
+              </w:rPr>
+            </w:pPr>
+          </w:p>
+        </w:tc>
+        <w:tc>
+          <w:tcPr>
+            <w:tcW w:w="540" w:type="dxa"/>
+            <w:tcBorders>
+              <w:left w:val="nil"/>
+              <w:right w:val="single" w:sz="4" w:space="0" w:color="000000"/>
+            </w:tcBorders>
+          </w:tcPr>
+          <w:p>
+            <w:pPr>
+              <w:rPr>
+                <w:rFonts w:ascii="Bookman Old Style" w:hAnsi="Bookman Old Style"/>
+                <w:sz w:val="20"/>
+              </w:rPr>
+            </w:pPr>
+          </w:p>
+        </w:tc>
+        <w:tc>
+          <w:tcPr>
+            <w:tcW w:w="359" w:type="dxa"/>
+            <w:vMerge/>
+            <w:tcBorders>
+              <w:left w:val="single" w:sz="4" w:space="0" w:color="000000"/>
+              <w:bottom w:val="single" w:sz="4" w:space="0" w:color="000000"/>
+              <w:right w:val="single" w:sz="4" w:space="0" w:color="000000"/>
+            </w:tcBorders>
+          </w:tcPr>
+          <w:p>
+            <w:pPr>
+              <w:rPr>
+                <w:rFonts w:ascii="Bookman Old Style" w:hAnsi="Bookman Old Style"/>
+                <w:sz w:val="18"/>
+              </w:rPr>
+            </w:pPr>
+          </w:p>
+        </w:tc>
+        <w:tc>
+          <w:tcPr>
+            <w:tcW w:w="3044" w:type="dxa"/>
+            <w:gridSpan w:val="3"/>
+            <w:tcBorders>
+              <w:left w:val="single" w:sz="4" w:space="0" w:color="000000"/>
             </w:tcBorders>
           </w:tcPr>
           <w:p>
@@ -6896,80 +5760,6 @@
                 <w:rFonts w:ascii="Bookman Old Style" w:hAnsi="Bookman Old Style"/>
                 <w:i/>
                 <w:iCs/>
-                <w:sz w:val="20"/>
-              </w:rPr>
-            </w:pPr>
-          </w:p>
-        </w:tc>
-        <w:tc>
-          <w:tcPr>
-            <w:tcW w:w="204" w:type="dxa"/>
-            <w:tcBorders>
-              <w:left w:val="single" w:sz="4" w:space="0" w:color="auto"/>
-              <w:right w:val="nil"/>
-            </w:tcBorders>
-          </w:tcPr>
-          <w:p>
-            <w:pPr>
-              <w:rPr>
-                <w:rFonts w:ascii="Bookman Old Style" w:hAnsi="Bookman Old Style"/>
-                <w:i/>
-                <w:iCs/>
-                <w:sz w:val="20"/>
-              </w:rPr>
-            </w:pPr>
-          </w:p>
-        </w:tc>
-        <w:tc>
-          <w:tcPr>
-            <w:tcW w:w="540" w:type="dxa"/>
-            <w:tcBorders>
-              <w:left w:val="nil"/>
-              <w:right w:val="single" w:sz="4" w:space="0" w:color="000000"/>
-            </w:tcBorders>
-          </w:tcPr>
-          <w:p>
-            <w:pPr>
-              <w:rPr>
-                <w:rFonts w:ascii="Bookman Old Style" w:hAnsi="Bookman Old Style"/>
-                <w:i/>
-                <w:iCs/>
-                <w:sz w:val="20"/>
-              </w:rPr>
-            </w:pPr>
-          </w:p>
-        </w:tc>
-        <w:tc>
-          <w:tcPr>
-            <w:tcW w:w="359" w:type="dxa"/>
-            <w:vMerge/>
-            <w:tcBorders>
-              <w:left w:val="single" w:sz="4" w:space="0" w:color="000000"/>
-              <w:bottom w:val="single" w:sz="4" w:space="0" w:color="000000"/>
-              <w:right w:val="single" w:sz="4" w:space="0" w:color="000000"/>
-            </w:tcBorders>
-          </w:tcPr>
-          <w:p>
-            <w:pPr>
-              <w:rPr>
-                <w:rFonts w:ascii="Bookman Old Style" w:hAnsi="Bookman Old Style"/>
-                <w:sz w:val="18"/>
-              </w:rPr>
-            </w:pPr>
-          </w:p>
-        </w:tc>
-        <w:tc>
-          <w:tcPr>
-            <w:tcW w:w="3044" w:type="dxa"/>
-            <w:gridSpan w:val="3"/>
-            <w:tcBorders>
-              <w:left w:val="single" w:sz="4" w:space="0" w:color="000000"/>
-            </w:tcBorders>
-          </w:tcPr>
-          <w:p>
-            <w:pPr>
-              <w:rPr>
-                <w:rFonts w:ascii="Bookman Old Style" w:hAnsi="Bookman Old Style"/>
                 <w:sz w:val="20"/>
               </w:rPr>
             </w:pPr>
@@ -7018,14 +5808,17 @@
           <w:tcPr>
             <w:tcW w:w="2338" w:type="dxa"/>
             <w:tcBorders>
-              <w:bottom w:val="single" w:sz="4" w:space="0" w:color="auto"/>
-            </w:tcBorders>
-          </w:tcPr>
-          <w:p>
-            <w:pPr>
-              <w:rPr>
-                <w:rFonts w:ascii="Bookman Old Style" w:hAnsi="Bookman Old Style"/>
-                <w:sz w:val="20"/>
+              <w:right w:val="single" w:sz="4" w:space="0" w:color="auto"/>
+            </w:tcBorders>
+          </w:tcPr>
+          <w:p>
+            <w:pPr>
+              <w:pStyle w:val="berschrift6"/>
+              <w:rPr>
+                <w:rFonts w:ascii="Bookman Old Style" w:hAnsi="Bookman Old Style"/>
+                <w:b w:val="0"/>
+                <w:bCs w:val="0"/>
+                <w:sz w:val="18"/>
               </w:rPr>
             </w:pPr>
           </w:p>
@@ -7034,15 +5827,18 @@
           <w:tcPr>
             <w:tcW w:w="168" w:type="dxa"/>
             <w:tcBorders>
-              <w:bottom w:val="single" w:sz="4" w:space="0" w:color="auto"/>
+              <w:left w:val="single" w:sz="4" w:space="0" w:color="auto"/>
               <w:right w:val="nil"/>
             </w:tcBorders>
           </w:tcPr>
           <w:p>
             <w:pPr>
-              <w:rPr>
-                <w:rFonts w:ascii="Bookman Old Style" w:hAnsi="Bookman Old Style"/>
-                <w:sz w:val="20"/>
+              <w:pStyle w:val="berschrift6"/>
+              <w:rPr>
+                <w:rFonts w:ascii="Bookman Old Style" w:hAnsi="Bookman Old Style"/>
+                <w:b w:val="0"/>
+                <w:bCs w:val="0"/>
+                <w:sz w:val="18"/>
               </w:rPr>
             </w:pPr>
           </w:p>
@@ -7052,7 +5848,7 @@
             <w:tcW w:w="526" w:type="dxa"/>
             <w:tcBorders>
               <w:left w:val="nil"/>
-              <w:bottom w:val="single" w:sz="4" w:space="0" w:color="auto"/>
+              <w:bottom w:val="single" w:sz="4" w:space="0" w:color="000000"/>
               <w:right w:val="single" w:sz="4" w:space="0" w:color="000000"/>
             </w:tcBorders>
           </w:tcPr>
@@ -7077,6 +5873,7 @@
           </w:tcPr>
           <w:p>
             <w:pPr>
+              <w:pStyle w:val="berschrift6"/>
               <w:rPr>
                 <w:rFonts w:ascii="Bookman Old Style" w:hAnsi="Bookman Old Style"/>
                 <w:sz w:val="18"/>
@@ -7164,8 +5961,6 @@
             <w:pPr>
               <w:rPr>
                 <w:rFonts w:ascii="Bookman Old Style" w:hAnsi="Bookman Old Style"/>
-                <w:i/>
-                <w:iCs/>
                 <w:sz w:val="20"/>
               </w:rPr>
             </w:pPr>
@@ -7214,17 +6009,14 @@
           <w:tcPr>
             <w:tcW w:w="2338" w:type="dxa"/>
             <w:tcBorders>
-              <w:right w:val="single" w:sz="4" w:space="0" w:color="auto"/>
-            </w:tcBorders>
-          </w:tcPr>
-          <w:p>
-            <w:pPr>
-              <w:pStyle w:val="berschrift6"/>
-              <w:rPr>
-                <w:rFonts w:ascii="Bookman Old Style" w:hAnsi="Bookman Old Style"/>
-                <w:b w:val="0"/>
-                <w:bCs w:val="0"/>
-                <w:sz w:val="18"/>
+              <w:right w:val="single" w:sz="4" w:space="0" w:color="000000"/>
+            </w:tcBorders>
+          </w:tcPr>
+          <w:p>
+            <w:pPr>
+              <w:rPr>
+                <w:rFonts w:ascii="Bookman Old Style" w:hAnsi="Bookman Old Style"/>
+                <w:sz w:val="20"/>
               </w:rPr>
             </w:pPr>
           </w:p>
@@ -7233,18 +6025,15 @@
           <w:tcPr>
             <w:tcW w:w="168" w:type="dxa"/>
             <w:tcBorders>
-              <w:left w:val="single" w:sz="4" w:space="0" w:color="auto"/>
+              <w:left w:val="single" w:sz="4" w:space="0" w:color="000000"/>
               <w:right w:val="nil"/>
             </w:tcBorders>
           </w:tcPr>
           <w:p>
             <w:pPr>
-              <w:pStyle w:val="berschrift6"/>
-              <w:rPr>
-                <w:rFonts w:ascii="Bookman Old Style" w:hAnsi="Bookman Old Style"/>
-                <w:b w:val="0"/>
-                <w:bCs w:val="0"/>
-                <w:sz w:val="18"/>
+              <w:rPr>
+                <w:rFonts w:ascii="Bookman Old Style" w:hAnsi="Bookman Old Style"/>
+                <w:sz w:val="20"/>
               </w:rPr>
             </w:pPr>
           </w:p>
@@ -7254,7 +6043,6 @@
             <w:tcW w:w="526" w:type="dxa"/>
             <w:tcBorders>
               <w:left w:val="nil"/>
-              <w:bottom w:val="single" w:sz="4" w:space="0" w:color="000000"/>
               <w:right w:val="single" w:sz="4" w:space="0" w:color="000000"/>
             </w:tcBorders>
           </w:tcPr>
@@ -7279,7 +6067,6 @@
           </w:tcPr>
           <w:p>
             <w:pPr>
-              <w:pStyle w:val="berschrift6"/>
               <w:rPr>
                 <w:rFonts w:ascii="Bookman Old Style" w:hAnsi="Bookman Old Style"/>
                 <w:sz w:val="18"/>
@@ -7292,6 +6079,7 @@
             <w:tcW w:w="2215" w:type="dxa"/>
             <w:tcBorders>
               <w:left w:val="single" w:sz="4" w:space="0" w:color="000000"/>
+              <w:bottom w:val="single" w:sz="4" w:space="0" w:color="000000"/>
             </w:tcBorders>
           </w:tcPr>
           <w:p>
@@ -7307,6 +6095,7 @@
           <w:tcPr>
             <w:tcW w:w="204" w:type="dxa"/>
             <w:tcBorders>
+              <w:bottom w:val="single" w:sz="4" w:space="0" w:color="auto"/>
               <w:right w:val="nil"/>
             </w:tcBorders>
           </w:tcPr>
@@ -7324,6 +6113,7 @@
             <w:tcW w:w="540" w:type="dxa"/>
             <w:tcBorders>
               <w:left w:val="nil"/>
+              <w:bottom w:val="single" w:sz="4" w:space="0" w:color="auto"/>
               <w:right w:val="single" w:sz="4" w:space="0" w:color="000000"/>
             </w:tcBorders>
           </w:tcPr>
@@ -7361,6 +6151,7 @@
             <w:gridSpan w:val="3"/>
             <w:tcBorders>
               <w:left w:val="single" w:sz="4" w:space="0" w:color="000000"/>
+              <w:bottom w:val="single" w:sz="4" w:space="0" w:color="auto"/>
             </w:tcBorders>
           </w:tcPr>
           <w:p>
@@ -7377,6 +6168,7 @@
             <w:tcW w:w="537" w:type="dxa"/>
             <w:gridSpan w:val="2"/>
             <w:tcBorders>
+              <w:bottom w:val="single" w:sz="4" w:space="0" w:color="auto"/>
               <w:right w:val="nil"/>
             </w:tcBorders>
           </w:tcPr>
@@ -7394,6 +6186,7 @@
             <w:tcW w:w="633" w:type="dxa"/>
             <w:tcBorders>
               <w:left w:val="nil"/>
+              <w:bottom w:val="single" w:sz="4" w:space="0" w:color="auto"/>
               <w:right w:val="single" w:sz="4" w:space="0" w:color="000000"/>
             </w:tcBorders>
           </w:tcPr>
@@ -7414,9 +6207,6 @@
         <w:tc>
           <w:tcPr>
             <w:tcW w:w="2338" w:type="dxa"/>
-            <w:tcBorders>
-              <w:right w:val="single" w:sz="4" w:space="0" w:color="000000"/>
-            </w:tcBorders>
           </w:tcPr>
           <w:p>
             <w:pPr>
@@ -7431,7 +6221,6 @@
           <w:tcPr>
             <w:tcW w:w="168" w:type="dxa"/>
             <w:tcBorders>
-              <w:left w:val="single" w:sz="4" w:space="0" w:color="000000"/>
               <w:right w:val="nil"/>
             </w:tcBorders>
           </w:tcPr>
@@ -7485,15 +6274,12 @@
             <w:tcW w:w="2215" w:type="dxa"/>
             <w:tcBorders>
               <w:left w:val="single" w:sz="4" w:space="0" w:color="000000"/>
-              <w:bottom w:val="single" w:sz="4" w:space="0" w:color="000000"/>
-            </w:tcBorders>
-          </w:tcPr>
-          <w:p>
-            <w:pPr>
-              <w:rPr>
-                <w:rFonts w:ascii="Bookman Old Style" w:hAnsi="Bookman Old Style"/>
-                <w:sz w:val="20"/>
-              </w:rPr>
+              <w:right w:val="single" w:sz="4" w:space="0" w:color="auto"/>
+            </w:tcBorders>
+          </w:tcPr>
+          <w:p>
+            <w:pPr>
+              <w:pStyle w:val="berschrift5"/>
             </w:pPr>
           </w:p>
         </w:tc>
@@ -7501,16 +6287,13 @@
           <w:tcPr>
             <w:tcW w:w="204" w:type="dxa"/>
             <w:tcBorders>
-              <w:bottom w:val="single" w:sz="4" w:space="0" w:color="auto"/>
+              <w:left w:val="single" w:sz="4" w:space="0" w:color="auto"/>
               <w:right w:val="nil"/>
             </w:tcBorders>
           </w:tcPr>
           <w:p>
             <w:pPr>
-              <w:rPr>
-                <w:rFonts w:ascii="Bookman Old Style" w:hAnsi="Bookman Old Style"/>
-                <w:sz w:val="20"/>
-              </w:rPr>
+              <w:pStyle w:val="berschrift5"/>
             </w:pPr>
           </w:p>
         </w:tc>
@@ -7519,16 +6302,12 @@
             <w:tcW w:w="540" w:type="dxa"/>
             <w:tcBorders>
               <w:left w:val="nil"/>
-              <w:bottom w:val="single" w:sz="4" w:space="0" w:color="auto"/>
-              <w:right w:val="single" w:sz="4" w:space="0" w:color="000000"/>
-            </w:tcBorders>
-          </w:tcPr>
-          <w:p>
-            <w:pPr>
-              <w:rPr>
-                <w:rFonts w:ascii="Bookman Old Style" w:hAnsi="Bookman Old Style"/>
-                <w:sz w:val="20"/>
-              </w:rPr>
+              <w:right w:val="single" w:sz="4" w:space="0" w:color="000000"/>
+            </w:tcBorders>
+          </w:tcPr>
+          <w:p>
+            <w:pPr>
+              <w:pStyle w:val="berschrift5"/>
             </w:pPr>
           </w:p>
         </w:tc>
@@ -7544,65 +6323,86 @@
           </w:tcPr>
           <w:p>
             <w:pPr>
-              <w:rPr>
-                <w:rFonts w:ascii="Bookman Old Style" w:hAnsi="Bookman Old Style"/>
-                <w:sz w:val="18"/>
-              </w:rPr>
-            </w:pPr>
-          </w:p>
-        </w:tc>
-        <w:tc>
-          <w:tcPr>
-            <w:tcW w:w="3044" w:type="dxa"/>
-            <w:gridSpan w:val="3"/>
-            <w:tcBorders>
-              <w:left w:val="single" w:sz="4" w:space="0" w:color="000000"/>
-              <w:bottom w:val="single" w:sz="4" w:space="0" w:color="auto"/>
-            </w:tcBorders>
-          </w:tcPr>
-          <w:p>
-            <w:pPr>
-              <w:rPr>
-                <w:rFonts w:ascii="Bookman Old Style" w:hAnsi="Bookman Old Style"/>
-                <w:sz w:val="20"/>
-              </w:rPr>
-            </w:pPr>
-          </w:p>
-        </w:tc>
-        <w:tc>
-          <w:tcPr>
-            <w:tcW w:w="537" w:type="dxa"/>
+              <w:pStyle w:val="berschrift5"/>
+            </w:pPr>
+          </w:p>
+        </w:tc>
+        <w:tc>
+          <w:tcPr>
+            <w:tcW w:w="2327" w:type="dxa"/>
             <w:gridSpan w:val="2"/>
             <w:tcBorders>
-              <w:bottom w:val="single" w:sz="4" w:space="0" w:color="auto"/>
-              <w:right w:val="nil"/>
-            </w:tcBorders>
-          </w:tcPr>
-          <w:p>
-            <w:pPr>
-              <w:rPr>
-                <w:rFonts w:ascii="Bookman Old Style" w:hAnsi="Bookman Old Style"/>
-                <w:sz w:val="20"/>
-              </w:rPr>
-            </w:pPr>
-          </w:p>
-        </w:tc>
-        <w:tc>
-          <w:tcPr>
-            <w:tcW w:w="633" w:type="dxa"/>
-            <w:tcBorders>
-              <w:left w:val="nil"/>
-              <w:bottom w:val="single" w:sz="4" w:space="0" w:color="auto"/>
-              <w:right w:val="single" w:sz="4" w:space="0" w:color="000000"/>
-            </w:tcBorders>
-          </w:tcPr>
-          <w:p>
-            <w:pPr>
-              <w:rPr>
-                <w:rFonts w:ascii="Bookman Old Style" w:hAnsi="Bookman Old Style"/>
-                <w:sz w:val="20"/>
-              </w:rPr>
-            </w:pPr>
+              <w:left w:val="single" w:sz="4" w:space="0" w:color="000000"/>
+            </w:tcBorders>
+            <w:shd w:val="pct50" w:color="auto" w:fill="auto"/>
+            <w:vAlign w:val="center"/>
+          </w:tcPr>
+          <w:p>
+            <w:pPr>
+              <w:jc w:val="center"/>
+              <w:rPr>
+                <w:rFonts w:ascii="Bookman Old Style" w:hAnsi="Bookman Old Style"/>
+                <w:sz w:val="20"/>
+              </w:rPr>
+            </w:pPr>
+            <w:r>
+              <w:rPr>
+                <w:rFonts w:ascii="Bookman Old Style" w:hAnsi="Bookman Old Style"/>
+                <w:sz w:val="20"/>
+              </w:rPr>
+              <w:t>Volk             Sprache</w:t>
+            </w:r>
+          </w:p>
+        </w:tc>
+        <w:tc>
+          <w:tcPr>
+            <w:tcW w:w="897" w:type="dxa"/>
+            <w:gridSpan w:val="2"/>
+            <w:shd w:val="pct50" w:color="auto" w:fill="auto"/>
+            <w:vAlign w:val="center"/>
+          </w:tcPr>
+          <w:p>
+            <w:pPr>
+              <w:jc w:val="center"/>
+              <w:rPr>
+                <w:rFonts w:ascii="Bookman Old Style" w:hAnsi="Bookman Old Style"/>
+                <w:sz w:val="20"/>
+              </w:rPr>
+            </w:pPr>
+            <w:r>
+              <w:rPr>
+                <w:rFonts w:ascii="Bookman Old Style" w:hAnsi="Bookman Old Style"/>
+                <w:sz w:val="20"/>
+              </w:rPr>
+              <w:t>Schrift</w:t>
+            </w:r>
+          </w:p>
+        </w:tc>
+        <w:tc>
+          <w:tcPr>
+            <w:tcW w:w="990" w:type="dxa"/>
+            <w:gridSpan w:val="2"/>
+            <w:tcBorders>
+              <w:right w:val="single" w:sz="4" w:space="0" w:color="000000"/>
+            </w:tcBorders>
+            <w:shd w:val="pct50" w:color="auto" w:fill="auto"/>
+            <w:vAlign w:val="center"/>
+          </w:tcPr>
+          <w:p>
+            <w:pPr>
+              <w:jc w:val="center"/>
+              <w:rPr>
+                <w:rFonts w:ascii="Bookman Old Style" w:hAnsi="Bookman Old Style"/>
+                <w:sz w:val="20"/>
+              </w:rPr>
+            </w:pPr>
+            <w:r>
+              <w:rPr>
+                <w:rFonts w:ascii="Bookman Old Style" w:hAnsi="Bookman Old Style"/>
+                <w:sz w:val="20"/>
+              </w:rPr>
+              <w:t>Kultur</w:t>
+            </w:r>
           </w:p>
         </w:tc>
       </w:tr>
@@ -7680,12 +6480,15 @@
             <w:tcW w:w="2215" w:type="dxa"/>
             <w:tcBorders>
               <w:left w:val="single" w:sz="4" w:space="0" w:color="000000"/>
-              <w:right w:val="single" w:sz="4" w:space="0" w:color="auto"/>
-            </w:tcBorders>
-          </w:tcPr>
-          <w:p>
-            <w:pPr>
-              <w:pStyle w:val="berschrift5"/>
+              <w:bottom w:val="single" w:sz="4" w:space="0" w:color="auto"/>
+            </w:tcBorders>
+          </w:tcPr>
+          <w:p>
+            <w:pPr>
+              <w:rPr>
+                <w:rFonts w:ascii="Bookman Old Style" w:hAnsi="Bookman Old Style"/>
+                <w:sz w:val="20"/>
+              </w:rPr>
             </w:pPr>
           </w:p>
         </w:tc>
@@ -7693,13 +6496,16 @@
           <w:tcPr>
             <w:tcW w:w="204" w:type="dxa"/>
             <w:tcBorders>
-              <w:left w:val="single" w:sz="4" w:space="0" w:color="auto"/>
+              <w:bottom w:val="single" w:sz="4" w:space="0" w:color="auto"/>
               <w:right w:val="nil"/>
             </w:tcBorders>
           </w:tcPr>
           <w:p>
             <w:pPr>
-              <w:pStyle w:val="berschrift5"/>
+              <w:rPr>
+                <w:rFonts w:ascii="Bookman Old Style" w:hAnsi="Bookman Old Style"/>
+                <w:sz w:val="20"/>
+              </w:rPr>
             </w:pPr>
           </w:p>
         </w:tc>
@@ -7708,12 +6514,16 @@
             <w:tcW w:w="540" w:type="dxa"/>
             <w:tcBorders>
               <w:left w:val="nil"/>
-              <w:right w:val="single" w:sz="4" w:space="0" w:color="000000"/>
-            </w:tcBorders>
-          </w:tcPr>
-          <w:p>
-            <w:pPr>
-              <w:pStyle w:val="berschrift5"/>
+              <w:bottom w:val="single" w:sz="4" w:space="0" w:color="auto"/>
+              <w:right w:val="single" w:sz="4" w:space="0" w:color="000000"/>
+            </w:tcBorders>
+          </w:tcPr>
+          <w:p>
+            <w:pPr>
+              <w:rPr>
+                <w:rFonts w:ascii="Bookman Old Style" w:hAnsi="Bookman Old Style"/>
+                <w:sz w:val="20"/>
+              </w:rPr>
             </w:pPr>
           </w:p>
         </w:tc>
@@ -7729,59 +6539,57 @@
           </w:tcPr>
           <w:p>
             <w:pPr>
-              <w:pStyle w:val="berschrift5"/>
-            </w:pPr>
-          </w:p>
-        </w:tc>
-        <w:tc>
-          <w:tcPr>
-            <w:tcW w:w="2327" w:type="dxa"/>
-            <w:gridSpan w:val="2"/>
-            <w:tcBorders>
-              <w:left w:val="single" w:sz="4" w:space="0" w:color="000000"/>
-            </w:tcBorders>
-            <w:shd w:val="pct50" w:color="auto" w:fill="auto"/>
-            <w:vAlign w:val="center"/>
-          </w:tcPr>
-          <w:p>
-            <w:pPr>
-              <w:jc w:val="center"/>
-              <w:rPr>
-                <w:rFonts w:ascii="Bookman Old Style" w:hAnsi="Bookman Old Style"/>
-                <w:sz w:val="20"/>
-              </w:rPr>
-            </w:pPr>
-            <w:r>
-              <w:rPr>
-                <w:rFonts w:ascii="Bookman Old Style" w:hAnsi="Bookman Old Style"/>
-                <w:sz w:val="20"/>
-              </w:rPr>
-              <w:t>Volk             Sprache</w:t>
-            </w:r>
+              <w:rPr>
+                <w:rFonts w:ascii="Bookman Old Style" w:hAnsi="Bookman Old Style"/>
+                <w:sz w:val="18"/>
+              </w:rPr>
+            </w:pPr>
+          </w:p>
+        </w:tc>
+        <w:tc>
+          <w:tcPr>
+            <w:tcW w:w="1429" w:type="dxa"/>
+            <w:tcBorders>
+              <w:left w:val="single" w:sz="4" w:space="0" w:color="000000"/>
+            </w:tcBorders>
+          </w:tcPr>
+          <w:p>
+            <w:pPr>
+              <w:rPr>
+                <w:rFonts w:ascii="Bookman Old Style" w:hAnsi="Bookman Old Style"/>
+                <w:sz w:val="20"/>
+              </w:rPr>
+            </w:pPr>
+          </w:p>
+        </w:tc>
+        <w:tc>
+          <w:tcPr>
+            <w:tcW w:w="898" w:type="dxa"/>
+            <w:tcBorders>
+              <w:left w:val="single" w:sz="4" w:space="0" w:color="000000"/>
+            </w:tcBorders>
+          </w:tcPr>
+          <w:p>
+            <w:pPr>
+              <w:rPr>
+                <w:rFonts w:ascii="Bookman Old Style" w:hAnsi="Bookman Old Style"/>
+                <w:sz w:val="20"/>
+              </w:rPr>
+            </w:pPr>
           </w:p>
         </w:tc>
         <w:tc>
           <w:tcPr>
             <w:tcW w:w="897" w:type="dxa"/>
             <w:gridSpan w:val="2"/>
-            <w:shd w:val="pct50" w:color="auto" w:fill="auto"/>
-            <w:vAlign w:val="center"/>
-          </w:tcPr>
-          <w:p>
-            <w:pPr>
-              <w:jc w:val="center"/>
-              <w:rPr>
-                <w:rFonts w:ascii="Bookman Old Style" w:hAnsi="Bookman Old Style"/>
-                <w:sz w:val="20"/>
-              </w:rPr>
-            </w:pPr>
-            <w:r>
-              <w:rPr>
-                <w:rFonts w:ascii="Bookman Old Style" w:hAnsi="Bookman Old Style"/>
-                <w:sz w:val="20"/>
-              </w:rPr>
-              <w:t>Schrift</w:t>
-            </w:r>
+          </w:tcPr>
+          <w:p>
+            <w:pPr>
+              <w:rPr>
+                <w:rFonts w:ascii="Bookman Old Style" w:hAnsi="Bookman Old Style"/>
+                <w:sz w:val="20"/>
+              </w:rPr>
+            </w:pPr>
           </w:p>
         </w:tc>
         <w:tc>
@@ -7791,24 +6599,14 @@
             <w:tcBorders>
               <w:right w:val="single" w:sz="4" w:space="0" w:color="000000"/>
             </w:tcBorders>
-            <w:shd w:val="pct50" w:color="auto" w:fill="auto"/>
-            <w:vAlign w:val="center"/>
-          </w:tcPr>
-          <w:p>
-            <w:pPr>
-              <w:jc w:val="center"/>
-              <w:rPr>
-                <w:rFonts w:ascii="Bookman Old Style" w:hAnsi="Bookman Old Style"/>
-                <w:sz w:val="20"/>
-              </w:rPr>
-            </w:pPr>
-            <w:r>
-              <w:rPr>
-                <w:rFonts w:ascii="Bookman Old Style" w:hAnsi="Bookman Old Style"/>
-                <w:sz w:val="20"/>
-              </w:rPr>
-              <w:t>Kultur</w:t>
-            </w:r>
+          </w:tcPr>
+          <w:p>
+            <w:pPr>
+              <w:rPr>
+                <w:rFonts w:ascii="Bookman Old Style" w:hAnsi="Bookman Old Style"/>
+                <w:sz w:val="20"/>
+              </w:rPr>
+            </w:pPr>
           </w:p>
         </w:tc>
       </w:tr>
@@ -7886,15 +6684,12 @@
             <w:tcW w:w="2215" w:type="dxa"/>
             <w:tcBorders>
               <w:left w:val="single" w:sz="4" w:space="0" w:color="000000"/>
-              <w:bottom w:val="single" w:sz="4" w:space="0" w:color="auto"/>
-            </w:tcBorders>
-          </w:tcPr>
-          <w:p>
-            <w:pPr>
-              <w:rPr>
-                <w:rFonts w:ascii="Bookman Old Style" w:hAnsi="Bookman Old Style"/>
-                <w:sz w:val="20"/>
-              </w:rPr>
+              <w:right w:val="single" w:sz="4" w:space="0" w:color="000000"/>
+            </w:tcBorders>
+          </w:tcPr>
+          <w:p>
+            <w:pPr>
+              <w:pStyle w:val="berschrift5"/>
             </w:pPr>
           </w:p>
         </w:tc>
@@ -7902,16 +6697,13 @@
           <w:tcPr>
             <w:tcW w:w="204" w:type="dxa"/>
             <w:tcBorders>
-              <w:bottom w:val="single" w:sz="4" w:space="0" w:color="auto"/>
+              <w:left w:val="single" w:sz="4" w:space="0" w:color="000000"/>
               <w:right w:val="nil"/>
             </w:tcBorders>
           </w:tcPr>
           <w:p>
             <w:pPr>
-              <w:rPr>
-                <w:rFonts w:ascii="Bookman Old Style" w:hAnsi="Bookman Old Style"/>
-                <w:sz w:val="20"/>
-              </w:rPr>
+              <w:pStyle w:val="berschrift5"/>
             </w:pPr>
           </w:p>
         </w:tc>
@@ -7920,16 +6712,12 @@
             <w:tcW w:w="540" w:type="dxa"/>
             <w:tcBorders>
               <w:left w:val="nil"/>
-              <w:bottom w:val="single" w:sz="4" w:space="0" w:color="auto"/>
-              <w:right w:val="single" w:sz="4" w:space="0" w:color="000000"/>
-            </w:tcBorders>
-          </w:tcPr>
-          <w:p>
-            <w:pPr>
-              <w:rPr>
-                <w:rFonts w:ascii="Bookman Old Style" w:hAnsi="Bookman Old Style"/>
-                <w:sz w:val="20"/>
-              </w:rPr>
+              <w:right w:val="single" w:sz="4" w:space="0" w:color="000000"/>
+            </w:tcBorders>
+          </w:tcPr>
+          <w:p>
+            <w:pPr>
+              <w:pStyle w:val="berschrift5"/>
             </w:pPr>
           </w:p>
         </w:tc>
@@ -7945,10 +6733,7 @@
           </w:tcPr>
           <w:p>
             <w:pPr>
-              <w:rPr>
-                <w:rFonts w:ascii="Bookman Old Style" w:hAnsi="Bookman Old Style"/>
-                <w:sz w:val="18"/>
-              </w:rPr>
+              <w:pStyle w:val="berschrift5"/>
             </w:pPr>
           </w:p>
         </w:tc>
@@ -8090,12 +6875,14 @@
             <w:tcW w:w="2215" w:type="dxa"/>
             <w:tcBorders>
               <w:left w:val="single" w:sz="4" w:space="0" w:color="000000"/>
-              <w:right w:val="single" w:sz="4" w:space="0" w:color="000000"/>
-            </w:tcBorders>
-          </w:tcPr>
-          <w:p>
-            <w:pPr>
-              <w:pStyle w:val="berschrift5"/>
+            </w:tcBorders>
+          </w:tcPr>
+          <w:p>
+            <w:pPr>
+              <w:rPr>
+                <w:rFonts w:ascii="Bookman Old Style" w:hAnsi="Bookman Old Style"/>
+                <w:sz w:val="20"/>
+              </w:rPr>
             </w:pPr>
           </w:p>
         </w:tc>
@@ -8103,13 +6890,15 @@
           <w:tcPr>
             <w:tcW w:w="204" w:type="dxa"/>
             <w:tcBorders>
-              <w:left w:val="single" w:sz="4" w:space="0" w:color="000000"/>
               <w:right w:val="nil"/>
             </w:tcBorders>
           </w:tcPr>
           <w:p>
             <w:pPr>
-              <w:pStyle w:val="berschrift5"/>
+              <w:rPr>
+                <w:rFonts w:ascii="Bookman Old Style" w:hAnsi="Bookman Old Style"/>
+                <w:sz w:val="20"/>
+              </w:rPr>
             </w:pPr>
           </w:p>
         </w:tc>
@@ -8123,7 +6912,10 @@
           </w:tcPr>
           <w:p>
             <w:pPr>
-              <w:pStyle w:val="berschrift5"/>
+              <w:rPr>
+                <w:rFonts w:ascii="Bookman Old Style" w:hAnsi="Bookman Old Style"/>
+                <w:sz w:val="20"/>
+              </w:rPr>
             </w:pPr>
           </w:p>
         </w:tc>
@@ -8139,7 +6931,10 @@
           </w:tcPr>
           <w:p>
             <w:pPr>
-              <w:pStyle w:val="berschrift5"/>
+              <w:rPr>
+                <w:rFonts w:ascii="Bookman Old Style" w:hAnsi="Bookman Old Style"/>
+                <w:sz w:val="18"/>
+              </w:rPr>
             </w:pPr>
           </w:p>
         </w:tc>
@@ -8331,7 +7126,7 @@
             <w:vMerge/>
             <w:tcBorders>
               <w:left w:val="single" w:sz="4" w:space="0" w:color="000000"/>
-              <w:bottom w:val="single" w:sz="4" w:space="0" w:color="000000"/>
+              <w:bottom w:val="nil"/>
               <w:right w:val="single" w:sz="4" w:space="0" w:color="000000"/>
             </w:tcBorders>
           </w:tcPr>
@@ -8461,8 +7256,8 @@
         <w:tc>
           <w:tcPr>
             <w:tcW w:w="352" w:type="dxa"/>
-            <w:vMerge/>
-            <w:tcBorders>
+            <w:tcBorders>
+              <w:top w:val="nil"/>
               <w:left w:val="single" w:sz="4" w:space="0" w:color="000000"/>
               <w:bottom w:val="nil"/>
               <w:right w:val="single" w:sz="4" w:space="0" w:color="000000"/>
@@ -8529,8 +7324,8 @@
         <w:tc>
           <w:tcPr>
             <w:tcW w:w="359" w:type="dxa"/>
-            <w:vMerge/>
-            <w:tcBorders>
+            <w:tcBorders>
+              <w:top w:val="nil"/>
               <w:left w:val="single" w:sz="4" w:space="0" w:color="000000"/>
               <w:bottom w:val="nil"/>
               <w:right w:val="single" w:sz="4" w:space="0" w:color="000000"/>
@@ -8609,231 +7404,8 @@
           </w:p>
         </w:tc>
       </w:tr>
-      <w:tr>
-        <w:trPr>
-          <w:cantSplit/>
-        </w:trPr>
-        <w:tc>
-          <w:tcPr>
-            <w:tcW w:w="2338" w:type="dxa"/>
-          </w:tcPr>
-          <w:p>
-            <w:pPr>
-              <w:rPr>
-                <w:rFonts w:ascii="Bookman Old Style" w:hAnsi="Bookman Old Style"/>
-                <w:sz w:val="20"/>
-              </w:rPr>
-            </w:pPr>
-          </w:p>
-        </w:tc>
-        <w:tc>
-          <w:tcPr>
-            <w:tcW w:w="168" w:type="dxa"/>
-            <w:tcBorders>
-              <w:right w:val="nil"/>
-            </w:tcBorders>
-          </w:tcPr>
-          <w:p>
-            <w:pPr>
-              <w:rPr>
-                <w:rFonts w:ascii="Bookman Old Style" w:hAnsi="Bookman Old Style"/>
-                <w:sz w:val="20"/>
-              </w:rPr>
-            </w:pPr>
-          </w:p>
-        </w:tc>
-        <w:tc>
-          <w:tcPr>
-            <w:tcW w:w="526" w:type="dxa"/>
-            <w:tcBorders>
-              <w:left w:val="nil"/>
-              <w:right w:val="single" w:sz="4" w:space="0" w:color="000000"/>
-            </w:tcBorders>
-          </w:tcPr>
-          <w:p>
-            <w:pPr>
-              <w:rPr>
-                <w:rFonts w:ascii="Bookman Old Style" w:hAnsi="Bookman Old Style"/>
-                <w:sz w:val="20"/>
-              </w:rPr>
-            </w:pPr>
-          </w:p>
-        </w:tc>
-        <w:tc>
-          <w:tcPr>
-            <w:tcW w:w="352" w:type="dxa"/>
-            <w:tcBorders>
-              <w:top w:val="nil"/>
-              <w:left w:val="single" w:sz="4" w:space="0" w:color="000000"/>
-              <w:bottom w:val="nil"/>
-              <w:right w:val="single" w:sz="4" w:space="0" w:color="000000"/>
-            </w:tcBorders>
-          </w:tcPr>
-          <w:p>
-            <w:pPr>
-              <w:rPr>
-                <w:rFonts w:ascii="Bookman Old Style" w:hAnsi="Bookman Old Style"/>
-                <w:sz w:val="18"/>
-              </w:rPr>
-            </w:pPr>
-          </w:p>
-        </w:tc>
-        <w:tc>
-          <w:tcPr>
-            <w:tcW w:w="2215" w:type="dxa"/>
-            <w:tcBorders>
-              <w:left w:val="single" w:sz="4" w:space="0" w:color="000000"/>
-            </w:tcBorders>
-          </w:tcPr>
-          <w:p>
-            <w:pPr>
-              <w:rPr>
-                <w:rFonts w:ascii="Bookman Old Style" w:hAnsi="Bookman Old Style"/>
-                <w:sz w:val="20"/>
-              </w:rPr>
-            </w:pPr>
-          </w:p>
-        </w:tc>
-        <w:tc>
-          <w:tcPr>
-            <w:tcW w:w="204" w:type="dxa"/>
-            <w:tcBorders>
-              <w:right w:val="nil"/>
-            </w:tcBorders>
-          </w:tcPr>
-          <w:p>
-            <w:pPr>
-              <w:rPr>
-                <w:rFonts w:ascii="Bookman Old Style" w:hAnsi="Bookman Old Style"/>
-                <w:sz w:val="20"/>
-              </w:rPr>
-            </w:pPr>
-          </w:p>
-        </w:tc>
-        <w:tc>
-          <w:tcPr>
-            <w:tcW w:w="540" w:type="dxa"/>
-            <w:tcBorders>
-              <w:left w:val="nil"/>
-              <w:right w:val="single" w:sz="4" w:space="0" w:color="000000"/>
-            </w:tcBorders>
-          </w:tcPr>
-          <w:p>
-            <w:pPr>
-              <w:rPr>
-                <w:rFonts w:ascii="Bookman Old Style" w:hAnsi="Bookman Old Style"/>
-                <w:sz w:val="20"/>
-              </w:rPr>
-            </w:pPr>
-          </w:p>
-        </w:tc>
-        <w:tc>
-          <w:tcPr>
-            <w:tcW w:w="359" w:type="dxa"/>
-            <w:tcBorders>
-              <w:top w:val="nil"/>
-              <w:left w:val="single" w:sz="4" w:space="0" w:color="000000"/>
-              <w:bottom w:val="nil"/>
-              <w:right w:val="single" w:sz="4" w:space="0" w:color="000000"/>
-            </w:tcBorders>
-          </w:tcPr>
-          <w:p>
-            <w:pPr>
-              <w:rPr>
-                <w:rFonts w:ascii="Bookman Old Style" w:hAnsi="Bookman Old Style"/>
-                <w:sz w:val="18"/>
-              </w:rPr>
-            </w:pPr>
-          </w:p>
-        </w:tc>
-        <w:tc>
-          <w:tcPr>
-            <w:tcW w:w="1429" w:type="dxa"/>
-            <w:tcBorders>
-              <w:left w:val="single" w:sz="4" w:space="0" w:color="000000"/>
-            </w:tcBorders>
-          </w:tcPr>
-          <w:p>
-            <w:pPr>
-              <w:rPr>
-                <w:rFonts w:ascii="Bookman Old Style" w:hAnsi="Bookman Old Style"/>
-                <w:sz w:val="20"/>
-              </w:rPr>
-            </w:pPr>
-          </w:p>
-        </w:tc>
-        <w:tc>
-          <w:tcPr>
-            <w:tcW w:w="898" w:type="dxa"/>
-            <w:tcBorders>
-              <w:left w:val="single" w:sz="4" w:space="0" w:color="000000"/>
-            </w:tcBorders>
-          </w:tcPr>
-          <w:p>
-            <w:pPr>
-              <w:rPr>
-                <w:rFonts w:ascii="Bookman Old Style" w:hAnsi="Bookman Old Style"/>
-                <w:sz w:val="20"/>
-              </w:rPr>
-            </w:pPr>
-          </w:p>
-        </w:tc>
-        <w:tc>
-          <w:tcPr>
-            <w:tcW w:w="897" w:type="dxa"/>
-            <w:gridSpan w:val="2"/>
-          </w:tcPr>
-          <w:p>
-            <w:pPr>
-              <w:rPr>
-                <w:rFonts w:ascii="Bookman Old Style" w:hAnsi="Bookman Old Style"/>
-                <w:sz w:val="20"/>
-              </w:rPr>
-            </w:pPr>
-          </w:p>
-        </w:tc>
-        <w:tc>
-          <w:tcPr>
-            <w:tcW w:w="990" w:type="dxa"/>
-            <w:gridSpan w:val="2"/>
-            <w:tcBorders>
-              <w:right w:val="single" w:sz="4" w:space="0" w:color="000000"/>
-            </w:tcBorders>
-          </w:tcPr>
-          <w:p>
-            <w:pPr>
-              <w:rPr>
-                <w:rFonts w:ascii="Bookman Old Style" w:hAnsi="Bookman Old Style"/>
-                <w:sz w:val="20"/>
-              </w:rPr>
-            </w:pPr>
-          </w:p>
-        </w:tc>
-      </w:tr>
     </w:tbl>
-    <w:p>
-      <w:r>
-        <w:lastRenderedPageBreak/>
-        <w:t>6*((wil:</w:t>
-      </w:r>
-      <w:proofErr w:type="gramStart"/>
-      <w:r>
-        <w:t>2)-</w:t>
-      </w:r>
-      <w:proofErr w:type="gramEnd"/>
-      <w:r>
-        <w:t>5)  =  3*wil-30</w:t>
-      </w:r>
-      <w:r>
-        <w:t xml:space="preserve">  </w:t>
-      </w:r>
-      <w:r>
-        <w:sym w:font="Wingdings" w:char="F0E0"/>
-      </w:r>
-      <w:r>
-        <w:t xml:space="preserve"> neue Manaformel in gleicher Höhe, aber „genauer“</w:t>
-      </w:r>
-    </w:p>
+    <w:p/>
     <w:p/>
     <w:p/>
     <w:p/>
